--- a/05-数字电路/02-时序逻辑电路/分频器电路/分频器电路.docx
+++ b/05-数字电路/02-时序逻辑电路/分频器电路/分频器电路.docx
@@ -2816,6 +2816,20 @@
     </w:p>
     <w:bookmarkEnd w:id="26"/>
     <w:bookmarkEnd w:id="27"/>
+    <w:p>
+      <w:pPr>
+        <w:spacing w:before="360"/>
+        <w:jc w:val="center"/>
+      </w:pPr>
+      <w:r>
+        <w:rPr>
+          <w:rFonts w:ascii="Times New Roman" w:hAnsi="Times New Roman"/>
+          <w:color w:val="555555"/>
+          <w:sz w:val="21"/>
+        </w:rPr>
+        <w:t>材料收集者：杜文杰</w:t>
+      </w:r>
+    </w:p>
     <w:sectPr>
       <w:headerReference r:id="rId9" w:type="default"/>
       <w:footerReference r:id="rId10" w:type="default"/>

--- a/05-数字电路/02-时序逻辑电路/分频器电路/分频器电路.docx
+++ b/05-数字电路/02-时序逻辑电路/分频器电路/分频器电路.docx
@@ -1,6 +1,6 @@
 
 <file path=word/document.xml><?xml version="1.0" encoding="utf-8"?>
-<w:document xmlns:w="http://schemas.openxmlformats.org/wordprocessingml/2006/main" xmlns:m="http://schemas.openxmlformats.org/officeDocument/2006/math" xmlns:r="http://schemas.openxmlformats.org/officeDocument/2006/relationships" xmlns:o="urn:schemas-microsoft-com:office:office" xmlns:v="urn:schemas-microsoft-com:vml" xmlns:w10="urn:schemas-microsoft-com:office:word" xmlns:a="http://schemas.openxmlformats.org/drawingml/2006/main" xmlns:pic="http://schemas.openxmlformats.org/drawingml/2006/picture" xmlns:wp="http://schemas.openxmlformats.org/drawingml/2006/wordprocessingDrawing">
+<w:document xmlns:m="http://schemas.openxmlformats.org/officeDocument/2006/math" xmlns:r="http://schemas.openxmlformats.org/officeDocument/2006/relationships" xmlns:w="http://schemas.openxmlformats.org/wordprocessingml/2006/main" xmlns:o="urn:schemas-microsoft-com:office:office" xmlns:v="urn:schemas-microsoft-com:vml" xmlns:w10="urn:schemas-microsoft-com:office:word" xmlns:a="http://schemas.openxmlformats.org/drawingml/2006/main" xmlns:pic="http://schemas.openxmlformats.org/drawingml/2006/picture" xmlns:wp="http://schemas.openxmlformats.org/drawingml/2006/wordprocessingDrawing">
   <w:body>
     <w:bookmarkStart w:id="27" w:name="分频器电路"/>
     <w:p>
@@ -9,7 +9,7 @@
       </w:pPr>
       <w:r>
         <w:rPr>
-          <w:rFonts w:hint="eastAsia"/>
+          <w:rFonts w:hint="eastAsia" w:eastAsia="黑体"/>
         </w:rPr>
         <w:t xml:space="preserve">分频器电路</w:t>
       </w:r>
@@ -21,7 +21,7 @@
       </w:pPr>
       <w:r>
         <w:rPr>
-          <w:rFonts w:hint="eastAsia"/>
+          <w:rFonts w:hint="eastAsia" w:eastAsia="黑体"/>
         </w:rPr>
         <w:t xml:space="preserve">拓扑描述</w:t>
       </w:r>
@@ -32,11 +32,14 @@
       </w:pPr>
       <w:r>
         <w:rPr>
-          <w:rFonts w:hint="eastAsia"/>
+          <w:rFonts w:hint="eastAsia" w:eastAsia="黑体"/>
         </w:rPr>
         <w:t xml:space="preserve">由</w:t>
       </w:r>
       <w:r>
+        <w:rPr>
+          <w:rFonts w:eastAsia="黑体"/>
+        </w:rPr>
         <w:t xml:space="preserve"> </w:t>
       </w:r>
       <m:oMath>
@@ -46,6 +49,7 @@
       </m:oMath>
       <w:r>
         <w:rPr>
+          <w:rFonts w:eastAsia="黑体"/>
           <w:b/>
           <w:bCs/>
         </w:rPr>
@@ -53,7 +57,7 @@
       </w:r>
       <w:r>
         <w:rPr>
-          <w:rFonts w:hint="eastAsia"/>
+          <w:rFonts w:hint="eastAsia" w:eastAsia="黑体"/>
           <w:b/>
           <w:bCs/>
         </w:rPr>
@@ -61,6 +65,7 @@
       </w:r>
       <w:r>
         <w:rPr>
+          <w:rFonts w:eastAsia="黑体"/>
           <w:b/>
           <w:bCs/>
         </w:rPr>
@@ -68,7 +73,7 @@
       </w:r>
       <w:r>
         <w:rPr>
-          <w:rFonts w:hint="eastAsia"/>
+          <w:rFonts w:hint="eastAsia" w:eastAsia="黑体"/>
           <w:b/>
           <w:bCs/>
         </w:rPr>
@@ -76,6 +81,7 @@
       </w:r>
       <w:r>
         <w:rPr>
+          <w:rFonts w:eastAsia="黑体"/>
           <w:b/>
           <w:bCs/>
         </w:rPr>
@@ -163,40 +169,49 @@
       </m:oMath>
       <w:r>
         <w:rPr>
-          <w:rFonts w:hint="eastAsia"/>
+          <w:rFonts w:hint="eastAsia" w:eastAsia="黑体"/>
         </w:rPr>
         <w:t xml:space="preserve">（或</w:t>
       </w:r>
       <w:r>
+        <w:rPr>
+          <w:rFonts w:eastAsia="黑体"/>
+        </w:rPr>
         <w:t xml:space="preserve"> JK </w:t>
       </w:r>
       <w:r>
         <w:rPr>
-          <w:rFonts w:hint="eastAsia"/>
+          <w:rFonts w:hint="eastAsia" w:eastAsia="黑体"/>
         </w:rPr>
         <w:t xml:space="preserve">触发器接成</w:t>
       </w:r>
       <w:r>
+        <w:rPr>
+          <w:rFonts w:eastAsia="黑体"/>
+        </w:rPr>
         <w:t xml:space="preserve"> T </w:t>
       </w:r>
       <w:r>
         <w:rPr>
-          <w:rFonts w:hint="eastAsia"/>
+          <w:rFonts w:hint="eastAsia" w:eastAsia="黑体"/>
         </w:rPr>
         <w:t xml:space="preserve">型）逐级级联构成，每级把输入频率减半。电路共</w:t>
       </w:r>
       <w:r>
+        <w:rPr>
+          <w:rFonts w:eastAsia="黑体"/>
+        </w:rPr>
         <w:t xml:space="preserve"> 4 </w:t>
       </w:r>
       <w:r>
         <w:rPr>
-          <w:rFonts w:hint="eastAsia"/>
+          <w:rFonts w:hint="eastAsia" w:eastAsia="黑体"/>
         </w:rPr>
         <w:t xml:space="preserve">组关键节点：</w:t>
       </w:r>
       <w:r>
         <w:rPr>
-          <w:rFonts w:hint="eastAsia"/>
+          <w:rFonts w:hint="eastAsia" w:eastAsia="黑体"/>
           <w:b/>
           <w:bCs/>
         </w:rPr>
@@ -204,6 +219,7 @@
       </w:r>
       <w:r>
         <w:rPr>
+          <w:rFonts w:eastAsia="黑体"/>
           <w:b/>
           <w:bCs/>
         </w:rPr>
@@ -211,7 +227,7 @@
       </w:r>
       <w:r>
         <w:rPr>
-          <w:rFonts w:hint="eastAsia"/>
+          <w:rFonts w:hint="eastAsia" w:eastAsia="黑体"/>
           <w:b/>
           <w:bCs/>
         </w:rPr>
@@ -219,6 +235,7 @@
       </w:r>
       <w:r>
         <w:rPr>
+          <w:rFonts w:eastAsia="黑体"/>
           <w:b/>
           <w:bCs/>
         </w:rPr>
@@ -243,11 +260,14 @@
       </m:oMath>
       <w:r>
         <w:rPr>
-          <w:rFonts w:hint="eastAsia"/>
+          <w:rFonts w:hint="eastAsia" w:eastAsia="黑体"/>
         </w:rPr>
         <w:t xml:space="preserve">（接</w:t>
       </w:r>
       <w:r>
+        <w:rPr>
+          <w:rFonts w:eastAsia="黑体"/>
+        </w:rPr>
         <w:t xml:space="preserve"> </w:t>
       </w:r>
       <m:oMath>
@@ -268,17 +288,20 @@
         </m:sSub>
       </m:oMath>
       <w:r>
+        <w:rPr>
+          <w:rFonts w:eastAsia="黑体"/>
+        </w:rPr>
         <w:t xml:space="preserve"> </w:t>
       </w:r>
       <w:r>
         <w:rPr>
-          <w:rFonts w:hint="eastAsia"/>
+          <w:rFonts w:hint="eastAsia" w:eastAsia="黑体"/>
         </w:rPr>
         <w:t xml:space="preserve">的时钟脚）；</w:t>
       </w:r>
       <w:r>
         <w:rPr>
-          <w:rFonts w:hint="eastAsia"/>
+          <w:rFonts w:hint="eastAsia" w:eastAsia="黑体"/>
           <w:b/>
           <w:bCs/>
         </w:rPr>
@@ -286,6 +309,7 @@
       </w:r>
       <w:r>
         <w:rPr>
+          <w:rFonts w:eastAsia="黑体"/>
           <w:b/>
           <w:bCs/>
         </w:rPr>
@@ -293,7 +317,7 @@
       </w:r>
       <w:r>
         <w:rPr>
-          <w:rFonts w:hint="eastAsia"/>
+          <w:rFonts w:hint="eastAsia" w:eastAsia="黑体"/>
           <w:b/>
           <w:bCs/>
         </w:rPr>
@@ -301,6 +325,7 @@
       </w:r>
       <w:r>
         <w:rPr>
+          <w:rFonts w:eastAsia="黑体"/>
           <w:b/>
           <w:bCs/>
         </w:rPr>
@@ -379,7 +404,7 @@
       </m:oMath>
       <w:r>
         <w:rPr>
-          <w:rFonts w:hint="eastAsia"/>
+          <w:rFonts w:hint="eastAsia" w:eastAsia="黑体"/>
         </w:rPr>
         <w:t xml:space="preserve">（</w:t>
       </w:r>
@@ -401,17 +426,20 @@
         </m:sSub>
       </m:oMath>
       <w:r>
+        <w:rPr>
+          <w:rFonts w:eastAsia="黑体"/>
+        </w:rPr>
         <w:t xml:space="preserve"> </w:t>
       </w:r>
       <w:r>
         <w:rPr>
-          <w:rFonts w:hint="eastAsia"/>
+          <w:rFonts w:hint="eastAsia" w:eastAsia="黑体"/>
         </w:rPr>
         <w:t xml:space="preserve">的输出，对应二分频后的各级分频时钟）；</w:t>
       </w:r>
       <w:r>
         <w:rPr>
-          <w:rFonts w:hint="eastAsia"/>
+          <w:rFonts w:hint="eastAsia" w:eastAsia="黑体"/>
           <w:b/>
           <w:bCs/>
         </w:rPr>
@@ -419,6 +447,7 @@
       </w:r>
       <w:r>
         <w:rPr>
+          <w:rFonts w:eastAsia="黑体"/>
           <w:b/>
           <w:bCs/>
         </w:rPr>
@@ -426,7 +455,7 @@
       </w:r>
       <w:r>
         <w:rPr>
-          <w:rFonts w:hint="eastAsia"/>
+          <w:rFonts w:hint="eastAsia" w:eastAsia="黑体"/>
           <w:b/>
           <w:bCs/>
         </w:rPr>
@@ -434,6 +463,7 @@
       </w:r>
       <w:r>
         <w:rPr>
+          <w:rFonts w:eastAsia="黑体"/>
           <w:b/>
           <w:bCs/>
         </w:rPr>
@@ -494,7 +524,7 @@
       </m:oMath>
       <w:r>
         <w:rPr>
-          <w:rFonts w:hint="eastAsia"/>
+          <w:rFonts w:hint="eastAsia" w:eastAsia="黑体"/>
         </w:rPr>
         <w:t xml:space="preserve">（</w:t>
       </w:r>
@@ -525,15 +555,21 @@
         </m:sSub>
       </m:oMath>
       <w:r>
+        <w:rPr>
+          <w:rFonts w:eastAsia="黑体"/>
+        </w:rPr>
         <w:t xml:space="preserve"> </w:t>
       </w:r>
       <w:r>
         <w:rPr>
-          <w:rFonts w:hint="eastAsia"/>
+          <w:rFonts w:hint="eastAsia" w:eastAsia="黑体"/>
         </w:rPr>
         <w:t xml:space="preserve">的输出</w:t>
       </w:r>
       <w:r>
+        <w:rPr>
+          <w:rFonts w:eastAsia="黑体"/>
+        </w:rPr>
         <w:t xml:space="preserve"> </w:t>
       </w:r>
       <m:oMath>
@@ -560,15 +596,21 @@
         </m:sSub>
       </m:oMath>
       <w:r>
+        <w:rPr>
+          <w:rFonts w:eastAsia="黑体"/>
+        </w:rPr>
         <w:t xml:space="preserve"> </w:t>
       </w:r>
       <w:r>
         <w:rPr>
-          <w:rFonts w:hint="eastAsia"/>
+          <w:rFonts w:hint="eastAsia" w:eastAsia="黑体"/>
         </w:rPr>
         <w:t xml:space="preserve">送</w:t>
       </w:r>
       <w:r>
+        <w:rPr>
+          <w:rFonts w:eastAsia="黑体"/>
+        </w:rPr>
         <w:t xml:space="preserve"> </w:t>
       </w:r>
       <m:oMath>
@@ -589,17 +631,20 @@
         </m:sSub>
       </m:oMath>
       <w:r>
+        <w:rPr>
+          <w:rFonts w:eastAsia="黑体"/>
+        </w:rPr>
         <w:t xml:space="preserve"> </w:t>
       </w:r>
       <w:r>
         <w:rPr>
-          <w:rFonts w:hint="eastAsia"/>
+          <w:rFonts w:hint="eastAsia" w:eastAsia="黑体"/>
         </w:rPr>
         <w:t xml:space="preserve">的时钟脚）；</w:t>
       </w:r>
       <w:r>
         <w:rPr>
-          <w:rFonts w:hint="eastAsia"/>
+          <w:rFonts w:hint="eastAsia" w:eastAsia="黑体"/>
           <w:b/>
           <w:bCs/>
         </w:rPr>
@@ -607,6 +652,7 @@
       </w:r>
       <w:r>
         <w:rPr>
+          <w:rFonts w:eastAsia="黑体"/>
           <w:b/>
           <w:bCs/>
         </w:rPr>
@@ -614,7 +660,7 @@
       </w:r>
       <w:r>
         <w:rPr>
-          <w:rFonts w:hint="eastAsia"/>
+          <w:rFonts w:hint="eastAsia" w:eastAsia="黑体"/>
           <w:b/>
           <w:bCs/>
         </w:rPr>
@@ -622,6 +668,7 @@
       </w:r>
       <w:r>
         <w:rPr>
+          <w:rFonts w:eastAsia="黑体"/>
           <w:b/>
           <w:bCs/>
         </w:rPr>
@@ -640,11 +687,14 @@
       </m:oMath>
       <w:r>
         <w:rPr>
-          <w:rFonts w:hint="eastAsia"/>
+          <w:rFonts w:hint="eastAsia" w:eastAsia="黑体"/>
         </w:rPr>
         <w:t xml:space="preserve">（接各级清零脚，非</w:t>
       </w:r>
       <w:r>
+        <w:rPr>
+          <w:rFonts w:eastAsia="黑体"/>
+        </w:rPr>
         <w:t xml:space="preserve"> </w:t>
       </w:r>
       <m:oMath>
@@ -662,11 +712,14 @@
         </m:sSup>
       </m:oMath>
       <w:r>
+        <w:rPr>
+          <w:rFonts w:eastAsia="黑体"/>
+        </w:rPr>
         <w:t xml:space="preserve"> </w:t>
       </w:r>
       <w:r>
         <w:rPr>
-          <w:rFonts w:hint="eastAsia"/>
+          <w:rFonts w:hint="eastAsia" w:eastAsia="黑体"/>
         </w:rPr>
         <w:t xml:space="preserve">分频时由反馈清零逻辑产生）。</w:t>
       </w:r>
@@ -675,7 +728,7 @@
       <w:pPr/>
       <w:r>
         <w:rPr>
-          <w:rFonts w:hint="eastAsia"/>
+          <w:rFonts w:hint="eastAsia" w:eastAsia="黑体"/>
         </w:rPr>
         <w:t xml:space="preserve">各单元管脚连接：</w:t>
       </w:r>
@@ -697,15 +750,21 @@
         </m:sSub>
       </m:oMath>
       <w:r>
+        <w:rPr>
+          <w:rFonts w:eastAsia="黑体"/>
+        </w:rPr>
         <w:t xml:space="preserve"> </w:t>
       </w:r>
       <w:r>
         <w:rPr>
-          <w:rFonts w:hint="eastAsia"/>
+          <w:rFonts w:hint="eastAsia" w:eastAsia="黑体"/>
         </w:rPr>
         <w:t xml:space="preserve">的</w:t>
       </w:r>
       <w:r>
+        <w:rPr>
+          <w:rFonts w:eastAsia="黑体"/>
+        </w:rPr>
         <w:t xml:space="preserve"> </w:t>
       </w:r>
       <m:oMath>
@@ -714,15 +773,21 @@
         </m:r>
       </m:oMath>
       <w:r>
+        <w:rPr>
+          <w:rFonts w:eastAsia="黑体"/>
+        </w:rPr>
         <w:t xml:space="preserve"> </w:t>
       </w:r>
       <w:r>
         <w:rPr>
-          <w:rFonts w:hint="eastAsia"/>
+          <w:rFonts w:hint="eastAsia" w:eastAsia="黑体"/>
         </w:rPr>
         <w:t xml:space="preserve">脚接高电平，时钟脚接时钟输入节点</w:t>
       </w:r>
       <w:r>
+        <w:rPr>
+          <w:rFonts w:eastAsia="黑体"/>
+        </w:rPr>
         <w:t xml:space="preserve"> </w:t>
       </w:r>
       <m:oMath>
@@ -744,11 +809,14 @@
       </m:oMath>
       <w:r>
         <w:rPr>
-          <w:rFonts w:hint="eastAsia"/>
+          <w:rFonts w:hint="eastAsia" w:eastAsia="黑体"/>
         </w:rPr>
         <w:t xml:space="preserve">，输出脚</w:t>
       </w:r>
       <w:r>
+        <w:rPr>
+          <w:rFonts w:eastAsia="黑体"/>
+        </w:rPr>
         <w:t xml:space="preserve"> </w:t>
       </w:r>
       <m:oMath>
@@ -757,15 +825,21 @@
         </m:r>
       </m:oMath>
       <w:r>
+        <w:rPr>
+          <w:rFonts w:eastAsia="黑体"/>
+        </w:rPr>
         <w:t xml:space="preserve"> </w:t>
       </w:r>
       <w:r>
         <w:rPr>
-          <w:rFonts w:hint="eastAsia"/>
+          <w:rFonts w:hint="eastAsia" w:eastAsia="黑体"/>
         </w:rPr>
         <w:t xml:space="preserve">接</w:t>
       </w:r>
       <w:r>
+        <w:rPr>
+          <w:rFonts w:eastAsia="黑体"/>
+        </w:rPr>
         <w:t xml:space="preserve"> </w:t>
       </w:r>
       <m:oMath>
@@ -784,7 +858,7 @@
       </m:oMath>
       <w:r>
         <w:rPr>
-          <w:rFonts w:hint="eastAsia"/>
+          <w:rFonts w:hint="eastAsia" w:eastAsia="黑体"/>
         </w:rPr>
         <w:t xml:space="preserve">（</w:t>
       </w:r>
@@ -816,7 +890,7 @@
       </m:oMath>
       <w:r>
         <w:rPr>
-          <w:rFonts w:hint="eastAsia"/>
+          <w:rFonts w:hint="eastAsia" w:eastAsia="黑体"/>
         </w:rPr>
         <w:t xml:space="preserve">）；</w:t>
       </w:r>
@@ -839,7 +913,7 @@
       </m:oMath>
       <w:r>
         <w:rPr>
-          <w:rFonts w:hint="eastAsia"/>
+          <w:rFonts w:hint="eastAsia" w:eastAsia="黑体"/>
           <w:b/>
           <w:bCs/>
         </w:rPr>
@@ -861,22 +935,28 @@
       </m:oMath>
       <w:r>
         <w:rPr>
-          <w:rFonts w:hint="eastAsia"/>
+          <w:rFonts w:hint="eastAsia" w:eastAsia="黑体"/>
           <w:b/>
           <w:bCs/>
         </w:rPr>
         <w:t xml:space="preserve">）</w:t>
       </w:r>
       <w:r>
+        <w:rPr>
+          <w:rFonts w:eastAsia="黑体"/>
+        </w:rPr>
         <w:t xml:space="preserve"> </w:t>
       </w:r>
       <w:r>
         <w:rPr>
-          <w:rFonts w:hint="eastAsia"/>
+          <w:rFonts w:hint="eastAsia" w:eastAsia="黑体"/>
         </w:rPr>
         <w:t xml:space="preserve">的</w:t>
       </w:r>
       <w:r>
+        <w:rPr>
+          <w:rFonts w:eastAsia="黑体"/>
+        </w:rPr>
         <w:t xml:space="preserve"> </w:t>
       </w:r>
       <m:oMath>
@@ -885,15 +965,21 @@
         </m:r>
       </m:oMath>
       <w:r>
+        <w:rPr>
+          <w:rFonts w:eastAsia="黑体"/>
+        </w:rPr>
         <w:t xml:space="preserve"> </w:t>
       </w:r>
       <w:r>
         <w:rPr>
-          <w:rFonts w:hint="eastAsia"/>
+          <w:rFonts w:hint="eastAsia" w:eastAsia="黑体"/>
         </w:rPr>
         <w:t xml:space="preserve">脚接高电平，时钟脚接前一级输出节点</w:t>
       </w:r>
       <w:r>
+        <w:rPr>
+          <w:rFonts w:eastAsia="黑体"/>
+        </w:rPr>
         <w:t xml:space="preserve"> </w:t>
       </w:r>
       <m:oMath>
@@ -921,11 +1007,14 @@
       </m:oMath>
       <w:r>
         <w:rPr>
-          <w:rFonts w:hint="eastAsia"/>
+          <w:rFonts w:hint="eastAsia" w:eastAsia="黑体"/>
         </w:rPr>
         <w:t xml:space="preserve">，输出脚</w:t>
       </w:r>
       <w:r>
+        <w:rPr>
+          <w:rFonts w:eastAsia="黑体"/>
+        </w:rPr>
         <w:t xml:space="preserve"> </w:t>
       </w:r>
       <m:oMath>
@@ -934,15 +1023,21 @@
         </m:r>
       </m:oMath>
       <w:r>
+        <w:rPr>
+          <w:rFonts w:eastAsia="黑体"/>
+        </w:rPr>
         <w:t xml:space="preserve"> </w:t>
       </w:r>
       <w:r>
         <w:rPr>
-          <w:rFonts w:hint="eastAsia"/>
+          <w:rFonts w:hint="eastAsia" w:eastAsia="黑体"/>
         </w:rPr>
         <w:t xml:space="preserve">接</w:t>
       </w:r>
       <w:r>
+        <w:rPr>
+          <w:rFonts w:eastAsia="黑体"/>
+        </w:rPr>
         <w:t xml:space="preserve"> </w:t>
       </w:r>
       <m:oMath>
@@ -961,7 +1056,7 @@
       </m:oMath>
       <w:r>
         <w:rPr>
-          <w:rFonts w:hint="eastAsia"/>
+          <w:rFonts w:hint="eastAsia" w:eastAsia="黑体"/>
         </w:rPr>
         <w:t xml:space="preserve">（</w:t>
       </w:r>
@@ -1011,11 +1106,14 @@
       </m:oMath>
       <w:r>
         <w:rPr>
-          <w:rFonts w:hint="eastAsia"/>
+          <w:rFonts w:hint="eastAsia" w:eastAsia="黑体"/>
         </w:rPr>
         <w:t xml:space="preserve">）；各触发器复位脚</w:t>
       </w:r>
       <w:r>
+        <w:rPr>
+          <w:rFonts w:eastAsia="黑体"/>
+        </w:rPr>
         <w:t xml:space="preserve"> </w:t>
       </w:r>
       <m:oMath>
@@ -1024,15 +1122,21 @@
         </m:r>
       </m:oMath>
       <w:r>
+        <w:rPr>
+          <w:rFonts w:eastAsia="黑体"/>
+        </w:rPr>
         <w:t xml:space="preserve"> </w:t>
       </w:r>
       <w:r>
         <w:rPr>
-          <w:rFonts w:hint="eastAsia"/>
+          <w:rFonts w:hint="eastAsia" w:eastAsia="黑体"/>
         </w:rPr>
         <w:t xml:space="preserve">接</w:t>
       </w:r>
       <w:r>
+        <w:rPr>
+          <w:rFonts w:eastAsia="黑体"/>
+        </w:rPr>
         <w:t xml:space="preserve"> </w:t>
       </w:r>
       <m:oMath>
@@ -1048,11 +1152,14 @@
       </m:oMath>
       <w:r>
         <w:rPr>
-          <w:rFonts w:hint="eastAsia"/>
+          <w:rFonts w:hint="eastAsia" w:eastAsia="黑体"/>
         </w:rPr>
         <w:t xml:space="preserve">，正电源脚</w:t>
       </w:r>
       <w:r>
+        <w:rPr>
+          <w:rFonts w:eastAsia="黑体"/>
+        </w:rPr>
         <w:t xml:space="preserve"> </w:t>
       </w:r>
       <m:oMath>
@@ -1073,15 +1180,21 @@
         </m:sSub>
       </m:oMath>
       <w:r>
+        <w:rPr>
+          <w:rFonts w:eastAsia="黑体"/>
+        </w:rPr>
         <w:t xml:space="preserve"> </w:t>
       </w:r>
       <w:r>
         <w:rPr>
-          <w:rFonts w:hint="eastAsia"/>
+          <w:rFonts w:hint="eastAsia" w:eastAsia="黑体"/>
         </w:rPr>
         <w:t xml:space="preserve">接</w:t>
       </w:r>
       <w:r>
+        <w:rPr>
+          <w:rFonts w:eastAsia="黑体"/>
+        </w:rPr>
         <w:t xml:space="preserve"> </w:t>
       </w:r>
       <m:oMath>
@@ -1109,11 +1222,14 @@
       </m:oMath>
       <w:r>
         <w:rPr>
-          <w:rFonts w:hint="eastAsia"/>
+          <w:rFonts w:hint="eastAsia" w:eastAsia="黑体"/>
         </w:rPr>
         <w:t xml:space="preserve">、地脚</w:t>
       </w:r>
       <w:r>
+        <w:rPr>
+          <w:rFonts w:eastAsia="黑体"/>
+        </w:rPr>
         <w:t xml:space="preserve"> </w:t>
       </w:r>
       <m:oMath>
@@ -1128,15 +1244,21 @@
         </m:r>
       </m:oMath>
       <w:r>
+        <w:rPr>
+          <w:rFonts w:eastAsia="黑体"/>
+        </w:rPr>
         <w:t xml:space="preserve"> </w:t>
       </w:r>
       <w:r>
         <w:rPr>
-          <w:rFonts w:hint="eastAsia"/>
+          <w:rFonts w:hint="eastAsia" w:eastAsia="黑体"/>
         </w:rPr>
         <w:t xml:space="preserve">接地。每个</w:t>
       </w:r>
       <w:r>
+        <w:rPr>
+          <w:rFonts w:eastAsia="黑体"/>
+        </w:rPr>
         <w:t xml:space="preserve"> </w:t>
       </w:r>
       <m:oMath>
@@ -1154,11 +1276,14 @@
         </m:r>
       </m:oMath>
       <w:r>
+        <w:rPr>
+          <w:rFonts w:eastAsia="黑体"/>
+        </w:rPr>
         <w:t xml:space="preserve"> </w:t>
       </w:r>
       <w:r>
         <w:rPr>
-          <w:rFonts w:hint="eastAsia"/>
+          <w:rFonts w:hint="eastAsia" w:eastAsia="黑体"/>
         </w:rPr>
         <w:t xml:space="preserve">的触发器每周期翻转一次，其输出频率恰为输入频率的一半，多级串联逐级二分频。</w:t>
       </w:r>
@@ -1167,7 +1292,7 @@
       <w:pPr/>
       <w:r>
         <w:rPr>
-          <w:rFonts w:hint="eastAsia"/>
+          <w:rFonts w:hint="eastAsia" w:eastAsia="黑体"/>
         </w:rPr>
         <w:t xml:space="preserve">由此构成”</w:t>
       </w:r>
@@ -1177,15 +1302,21 @@
         </m:r>
       </m:oMath>
       <w:r>
+        <w:rPr>
+          <w:rFonts w:eastAsia="黑体"/>
+        </w:rPr>
         <w:t xml:space="preserve"> </w:t>
       </w:r>
       <w:r>
         <w:rPr>
-          <w:rFonts w:hint="eastAsia"/>
+          <w:rFonts w:hint="eastAsia" w:eastAsia="黑体"/>
         </w:rPr>
         <w:t xml:space="preserve">级二分频链”组态，输出</w:t>
       </w:r>
       <w:r>
+        <w:rPr>
+          <w:rFonts w:eastAsia="黑体"/>
+        </w:rPr>
         <w:t xml:space="preserve"> </w:t>
       </w:r>
       <m:oMath>
@@ -1212,15 +1343,21 @@
         </m:sSub>
       </m:oMath>
       <w:r>
+        <w:rPr>
+          <w:rFonts w:eastAsia="黑体"/>
+        </w:rPr>
         <w:t xml:space="preserve"> </w:t>
       </w:r>
       <w:r>
         <w:rPr>
-          <w:rFonts w:hint="eastAsia"/>
+          <w:rFonts w:hint="eastAsia" w:eastAsia="黑体"/>
         </w:rPr>
         <w:t xml:space="preserve">为</w:t>
       </w:r>
       <w:r>
+        <w:rPr>
+          <w:rFonts w:eastAsia="黑体"/>
+        </w:rPr>
         <w:t xml:space="preserve"> </w:t>
       </w:r>
       <m:oMath>
@@ -1260,11 +1397,14 @@
       </m:oMath>
       <w:r>
         <w:rPr>
-          <w:rFonts w:hint="eastAsia"/>
+          <w:rFonts w:hint="eastAsia" w:eastAsia="黑体"/>
         </w:rPr>
         <w:t xml:space="preserve">，也可从各级引出</w:t>
       </w:r>
       <w:r>
+        <w:rPr>
+          <w:rFonts w:eastAsia="黑体"/>
+        </w:rPr>
         <w:t xml:space="preserve"> </w:t>
       </w:r>
       <m:oMath>
@@ -1339,11 +1479,14 @@
         </m:sSup>
       </m:oMath>
       <w:r>
+        <w:rPr>
+          <w:rFonts w:eastAsia="黑体"/>
+        </w:rPr>
         <w:t xml:space="preserve"> </w:t>
       </w:r>
       <w:r>
         <w:rPr>
-          <w:rFonts w:hint="eastAsia"/>
+          <w:rFonts w:hint="eastAsia" w:eastAsia="黑体"/>
         </w:rPr>
         <w:t xml:space="preserve">分频时钟，广泛用于时钟生成与频率合成。</w:t>
       </w:r>
@@ -1356,7 +1499,7 @@
       </w:pPr>
       <w:r>
         <w:rPr>
-          <w:rFonts w:hint="eastAsia"/>
+          <w:rFonts w:hint="eastAsia" w:eastAsia="黑体"/>
         </w:rPr>
         <w:t xml:space="preserve">工作原理</w:t>
       </w:r>
@@ -1367,29 +1510,38 @@
       </w:pPr>
       <w:r>
         <w:rPr>
-          <w:rFonts w:hint="eastAsia"/>
+          <w:rFonts w:hint="eastAsia" w:eastAsia="黑体"/>
         </w:rPr>
         <w:t xml:space="preserve">每个</w:t>
       </w:r>
       <w:r>
+        <w:rPr>
+          <w:rFonts w:eastAsia="黑体"/>
+        </w:rPr>
         <w:t xml:space="preserve"> T </w:t>
       </w:r>
       <w:r>
         <w:rPr>
-          <w:rFonts w:hint="eastAsia"/>
+          <w:rFonts w:hint="eastAsia" w:eastAsia="黑体"/>
         </w:rPr>
         <w:t xml:space="preserve">触发器在输入时钟作用下每周期翻转一次，输出频率恰为输入的一半。多级串联则逐级二分频，k</w:t>
       </w:r>
       <w:r>
+        <w:rPr>
+          <w:rFonts w:eastAsia="黑体"/>
+        </w:rPr>
         <w:t xml:space="preserve"> </w:t>
       </w:r>
       <w:r>
         <w:rPr>
-          <w:rFonts w:hint="eastAsia"/>
+          <w:rFonts w:hint="eastAsia" w:eastAsia="黑体"/>
         </w:rPr>
         <w:t xml:space="preserve">级串接可实现</w:t>
       </w:r>
       <w:r>
+        <w:rPr>
+          <w:rFonts w:eastAsia="黑体"/>
+        </w:rPr>
         <w:t xml:space="preserve"> </w:t>
       </w:r>
       <m:oMath>
@@ -1407,15 +1559,21 @@
         </m:sSup>
       </m:oMath>
       <w:r>
+        <w:rPr>
+          <w:rFonts w:eastAsia="黑体"/>
+        </w:rPr>
         <w:t xml:space="preserve"> </w:t>
       </w:r>
       <w:r>
         <w:rPr>
-          <w:rFonts w:hint="eastAsia"/>
+          <w:rFonts w:hint="eastAsia" w:eastAsia="黑体"/>
         </w:rPr>
         <w:t xml:space="preserve">分频。对非</w:t>
       </w:r>
       <w:r>
+        <w:rPr>
+          <w:rFonts w:eastAsia="黑体"/>
+        </w:rPr>
         <w:t xml:space="preserve"> </w:t>
       </w:r>
       <m:oMath>
@@ -1433,11 +1591,14 @@
         </m:sSup>
       </m:oMath>
       <w:r>
+        <w:rPr>
+          <w:rFonts w:eastAsia="黑体"/>
+        </w:rPr>
         <w:t xml:space="preserve"> </w:t>
       </w:r>
       <w:r>
         <w:rPr>
-          <w:rFonts w:hint="eastAsia"/>
+          <w:rFonts w:hint="eastAsia" w:eastAsia="黑体"/>
         </w:rPr>
         <w:t xml:space="preserve">分频，需配合计数与反馈清零实现任意模数分频。</w:t>
       </w:r>
@@ -1450,7 +1611,7 @@
       </w:pPr>
       <w:r>
         <w:rPr>
-          <w:rFonts w:hint="eastAsia"/>
+          <w:rFonts w:hint="eastAsia" w:eastAsia="黑体"/>
         </w:rPr>
         <w:t xml:space="preserve">关键计算公式</w:t>
       </w:r>
@@ -1463,11 +1624,14 @@
         </w:numPr>
       </w:pPr>
       <w:r>
+        <w:rPr>
+          <w:rFonts w:eastAsia="黑体"/>
+        </w:rPr>
         <w:t xml:space="preserve">k </w:t>
       </w:r>
       <w:r>
         <w:rPr>
-          <w:rFonts w:hint="eastAsia"/>
+          <w:rFonts w:hint="eastAsia" w:eastAsia="黑体"/>
         </w:rPr>
         <w:t xml:space="preserve">级二分频链的分频比：</w:t>
       </w:r>
@@ -1515,7 +1679,7 @@
       </w:pPr>
       <w:r>
         <w:rPr>
-          <w:rFonts w:hint="eastAsia"/>
+          <w:rFonts w:hint="eastAsia" w:eastAsia="黑体"/>
         </w:rPr>
         <w:t xml:space="preserve">分频后输出频率：</w:t>
       </w:r>
@@ -1592,7 +1756,7 @@
       </w:pPr>
       <w:r>
         <w:rPr>
-          <w:rFonts w:hint="eastAsia"/>
+          <w:rFonts w:hint="eastAsia" w:eastAsia="黑体"/>
         </w:rPr>
         <w:t xml:space="preserve">输出周期：</w:t>
       </w:r>
@@ -1663,16 +1827,19 @@
       </w:pPr>
       <w:r>
         <w:rPr>
-          <w:rFonts w:hint="eastAsia"/>
+          <w:rFonts w:hint="eastAsia" w:eastAsia="黑体"/>
         </w:rPr>
         <w:t xml:space="preserve">分频比（N</w:t>
       </w:r>
       <w:r>
+        <w:rPr>
+          <w:rFonts w:eastAsia="黑体"/>
+        </w:rPr>
         <w:t xml:space="preserve"> </w:t>
       </w:r>
       <w:r>
         <w:rPr>
-          <w:rFonts w:hint="eastAsia"/>
+          <w:rFonts w:hint="eastAsia" w:eastAsia="黑体"/>
         </w:rPr>
         <w:t xml:space="preserve">分频）：</w:t>
       </w:r>
@@ -1771,7 +1938,7 @@
             </w:pPr>
             <w:r>
               <w:rPr>
-                <w:rFonts w:hint="eastAsia"/>
+                <w:rFonts w:hint="eastAsia" w:eastAsia="黑体"/>
               </w:rPr>
               <w:t xml:space="preserve">符号</w:t>
             </w:r>
@@ -1785,7 +1952,7 @@
             </w:pPr>
             <w:r>
               <w:rPr>
-                <w:rFonts w:hint="eastAsia"/>
+                <w:rFonts w:hint="eastAsia" w:eastAsia="黑体"/>
               </w:rPr>
               <w:t xml:space="preserve">含义</w:t>
             </w:r>
@@ -1799,7 +1966,7 @@
             </w:pPr>
             <w:r>
               <w:rPr>
-                <w:rFonts w:hint="eastAsia"/>
+                <w:rFonts w:hint="eastAsia" w:eastAsia="黑体"/>
               </w:rPr>
               <w:t xml:space="preserve">单位</w:t>
             </w:r>
@@ -1819,6 +1986,9 @@
               </m:r>
             </m:oMath>
             <w:r>
+              <w:rPr>
+                <w:rFonts w:eastAsia="黑体"/>
+              </w:rPr>
               <w:t xml:space="preserve">​</w:t>
             </w:r>
           </w:p>
@@ -1831,7 +2001,7 @@
             </w:pPr>
             <w:r>
               <w:rPr>
-                <w:rFonts w:hint="eastAsia"/>
+                <w:rFonts w:hint="eastAsia" w:eastAsia="黑体"/>
               </w:rPr>
               <w:t xml:space="preserve">触发器级数</w:t>
             </w:r>
@@ -1844,6 +2014,9 @@
               <w:pStyle w:val="Compact"/>
             </w:pPr>
             <w:r>
+              <w:rPr>
+                <w:rFonts w:eastAsia="黑体"/>
+              </w:rPr>
               <w:t xml:space="preserve">—</w:t>
             </w:r>
           </w:p>
@@ -1862,6 +2035,9 @@
               </m:r>
             </m:oMath>
             <w:r>
+              <w:rPr>
+                <w:rFonts w:eastAsia="黑体"/>
+              </w:rPr>
               <w:t xml:space="preserve">​</w:t>
             </w:r>
           </w:p>
@@ -1874,7 +2050,7 @@
             </w:pPr>
             <w:r>
               <w:rPr>
-                <w:rFonts w:hint="eastAsia"/>
+                <w:rFonts w:hint="eastAsia" w:eastAsia="黑体"/>
               </w:rPr>
               <w:t xml:space="preserve">分频比</w:t>
             </w:r>
@@ -1887,6 +2063,9 @@
               <w:pStyle w:val="Compact"/>
             </w:pPr>
             <w:r>
+              <w:rPr>
+                <w:rFonts w:eastAsia="黑体"/>
+              </w:rPr>
               <w:t xml:space="preserve">—</w:t>
             </w:r>
           </w:p>
@@ -1918,6 +2097,9 @@
               </m:sSub>
             </m:oMath>
             <w:r>
+              <w:rPr>
+                <w:rFonts w:eastAsia="黑体"/>
+              </w:rPr>
               <w:t xml:space="preserve">​</w:t>
             </w:r>
           </w:p>
@@ -1930,7 +2112,7 @@
             </w:pPr>
             <w:r>
               <w:rPr>
-                <w:rFonts w:hint="eastAsia"/>
+                <w:rFonts w:hint="eastAsia" w:eastAsia="黑体"/>
               </w:rPr>
               <w:t xml:space="preserve">输入频率</w:t>
             </w:r>
@@ -1943,6 +2125,9 @@
               <w:pStyle w:val="Compact"/>
             </w:pPr>
             <w:r>
+              <w:rPr>
+                <w:rFonts w:eastAsia="黑体"/>
+              </w:rPr>
               <w:t xml:space="preserve">Hz</w:t>
             </w:r>
           </w:p>
@@ -1974,6 +2159,9 @@
               </m:sSub>
             </m:oMath>
             <w:r>
+              <w:rPr>
+                <w:rFonts w:eastAsia="黑体"/>
+              </w:rPr>
               <w:t xml:space="preserve">​</w:t>
             </w:r>
           </w:p>
@@ -1986,7 +2174,7 @@
             </w:pPr>
             <w:r>
               <w:rPr>
-                <w:rFonts w:hint="eastAsia"/>
+                <w:rFonts w:hint="eastAsia" w:eastAsia="黑体"/>
               </w:rPr>
               <w:t xml:space="preserve">输出频率</w:t>
             </w:r>
@@ -1999,6 +2187,9 @@
               <w:pStyle w:val="Compact"/>
             </w:pPr>
             <w:r>
+              <w:rPr>
+                <w:rFonts w:eastAsia="黑体"/>
+              </w:rPr>
               <w:t xml:space="preserve">Hz</w:t>
             </w:r>
           </w:p>
@@ -2052,6 +2243,9 @@
               </m:sSub>
             </m:oMath>
             <w:r>
+              <w:rPr>
+                <w:rFonts w:eastAsia="黑体"/>
+              </w:rPr>
               <w:t xml:space="preserve">​</w:t>
             </w:r>
           </w:p>
@@ -2064,7 +2258,7 @@
             </w:pPr>
             <w:r>
               <w:rPr>
-                <w:rFonts w:hint="eastAsia"/>
+                <w:rFonts w:hint="eastAsia" w:eastAsia="黑体"/>
               </w:rPr>
               <w:t xml:space="preserve">输入/输出周期</w:t>
             </w:r>
@@ -2077,6 +2271,9 @@
               <w:pStyle w:val="Compact"/>
             </w:pPr>
             <w:r>
+              <w:rPr>
+                <w:rFonts w:eastAsia="黑体"/>
+              </w:rPr>
               <w:t xml:space="preserve">s</w:t>
             </w:r>
           </w:p>
@@ -2091,7 +2288,7 @@
       </w:pPr>
       <w:r>
         <w:rPr>
-          <w:rFonts w:hint="eastAsia"/>
+          <w:rFonts w:hint="eastAsia" w:eastAsia="黑体"/>
         </w:rPr>
         <w:t xml:space="preserve">元件调整影响</w:t>
       </w:r>
@@ -2106,7 +2303,7 @@
       </w:pPr>
       <w:r>
         <w:rPr>
-          <w:rFonts w:hint="eastAsia"/>
+          <w:rFonts w:hint="eastAsia" w:eastAsia="黑体"/>
           <w:b/>
           <w:bCs/>
         </w:rPr>
@@ -2114,6 +2311,7 @@
       </w:r>
       <w:r>
         <w:rPr>
+          <w:rFonts w:eastAsia="黑体"/>
           <w:b/>
           <w:bCs/>
         </w:rPr>
@@ -2121,25 +2319,34 @@
       </w:r>
       <w:r>
         <w:rPr>
-          <w:rFonts w:hint="eastAsia"/>
+          <w:rFonts w:hint="eastAsia" w:eastAsia="黑体"/>
           <w:b/>
           <w:bCs/>
         </w:rPr>
         <w:t xml:space="preserve">增大</w:t>
       </w:r>
       <w:r>
+        <w:rPr>
+          <w:rFonts w:eastAsia="黑体"/>
+        </w:rPr>
         <w:t xml:space="preserve"> </w:t>
       </w:r>
       <w:r>
+        <w:rPr>
+          <w:rFonts w:eastAsia="黑体"/>
+        </w:rPr>
         <w:t xml:space="preserve">→ </w:t>
       </w:r>
       <w:r>
         <w:rPr>
-          <w:rFonts w:hint="eastAsia"/>
+          <w:rFonts w:hint="eastAsia" w:eastAsia="黑体"/>
         </w:rPr>
         <w:t xml:space="preserve">分频比按</w:t>
       </w:r>
       <w:r>
+        <w:rPr>
+          <w:rFonts w:eastAsia="黑体"/>
+        </w:rPr>
         <w:t xml:space="preserve"> </w:t>
       </w:r>
       <m:oMath>
@@ -2157,11 +2364,14 @@
         </m:sSup>
       </m:oMath>
       <w:r>
+        <w:rPr>
+          <w:rFonts w:eastAsia="黑体"/>
+        </w:rPr>
         <w:t xml:space="preserve"> </w:t>
       </w:r>
       <w:r>
         <w:rPr>
-          <w:rFonts w:hint="eastAsia"/>
+          <w:rFonts w:hint="eastAsia" w:eastAsia="黑体"/>
         </w:rPr>
         <w:t xml:space="preserve">增大，输出频率更低。</w:t>
       </w:r>
@@ -2176,7 +2386,7 @@
       </w:pPr>
       <w:r>
         <w:rPr>
-          <w:rFonts w:hint="eastAsia"/>
+          <w:rFonts w:hint="eastAsia" w:eastAsia="黑体"/>
           <w:b/>
           <w:bCs/>
         </w:rPr>
@@ -2184,6 +2394,7 @@
       </w:r>
       <w:r>
         <w:rPr>
+          <w:rFonts w:eastAsia="黑体"/>
           <w:b/>
           <w:bCs/>
         </w:rPr>
@@ -2191,21 +2402,27 @@
       </w:r>
       <w:r>
         <w:rPr>
-          <w:rFonts w:hint="eastAsia"/>
+          <w:rFonts w:hint="eastAsia" w:eastAsia="黑体"/>
           <w:b/>
           <w:bCs/>
         </w:rPr>
         <w:t xml:space="preserve">的幂分频</w:t>
       </w:r>
       <w:r>
+        <w:rPr>
+          <w:rFonts w:eastAsia="黑体"/>
+        </w:rPr>
         <w:t xml:space="preserve"> </w:t>
       </w:r>
       <w:r>
+        <w:rPr>
+          <w:rFonts w:eastAsia="黑体"/>
+        </w:rPr>
         <w:t xml:space="preserve">→ </w:t>
       </w:r>
       <w:r>
         <w:rPr>
-          <w:rFonts w:hint="eastAsia"/>
+          <w:rFonts w:hint="eastAsia" w:eastAsia="黑体"/>
         </w:rPr>
         <w:t xml:space="preserve">需引入计数器复位反馈，增加附加逻辑。</w:t>
       </w:r>
@@ -2220,21 +2437,27 @@
       </w:pPr>
       <w:r>
         <w:rPr>
-          <w:rFonts w:hint="eastAsia"/>
+          <w:rFonts w:hint="eastAsia" w:eastAsia="黑体"/>
           <w:b/>
           <w:bCs/>
         </w:rPr>
         <w:t xml:space="preserve">异步级联</w:t>
       </w:r>
       <w:r>
+        <w:rPr>
+          <w:rFonts w:eastAsia="黑体"/>
+        </w:rPr>
         <w:t xml:space="preserve"> </w:t>
       </w:r>
       <w:r>
+        <w:rPr>
+          <w:rFonts w:eastAsia="黑体"/>
+        </w:rPr>
         <w:t xml:space="preserve">→ </w:t>
       </w:r>
       <w:r>
         <w:rPr>
-          <w:rFonts w:hint="eastAsia"/>
+          <w:rFonts w:hint="eastAsia" w:eastAsia="黑体"/>
         </w:rPr>
         <w:t xml:space="preserve">各输出间有行波延迟，可能产生毛刺。</w:t>
       </w:r>
@@ -2249,25 +2472,34 @@
       </w:pPr>
       <w:r>
         <w:rPr>
-          <w:rFonts w:hint="eastAsia"/>
+          <w:rFonts w:hint="eastAsia" w:eastAsia="黑体"/>
           <w:b/>
           <w:bCs/>
         </w:rPr>
         <w:t xml:space="preserve">输出取不同级</w:t>
       </w:r>
       <w:r>
+        <w:rPr>
+          <w:rFonts w:eastAsia="黑体"/>
+        </w:rPr>
         <w:t xml:space="preserve"> </w:t>
       </w:r>
       <w:r>
+        <w:rPr>
+          <w:rFonts w:eastAsia="黑体"/>
+        </w:rPr>
         <w:t xml:space="preserve">→ </w:t>
       </w:r>
       <w:r>
         <w:rPr>
-          <w:rFonts w:hint="eastAsia"/>
+          <w:rFonts w:hint="eastAsia" w:eastAsia="黑体"/>
         </w:rPr>
         <w:t xml:space="preserve">可获得</w:t>
       </w:r>
       <w:r>
+        <w:rPr>
+          <w:rFonts w:eastAsia="黑体"/>
+        </w:rPr>
         <w:t xml:space="preserve"> </w:t>
       </w:r>
       <m:oMath>
@@ -2342,11 +2574,14 @@
         </m:sSup>
       </m:oMath>
       <w:r>
+        <w:rPr>
+          <w:rFonts w:eastAsia="黑体"/>
+        </w:rPr>
         <w:t xml:space="preserve"> </w:t>
       </w:r>
       <w:r>
         <w:rPr>
-          <w:rFonts w:hint="eastAsia"/>
+          <w:rFonts w:hint="eastAsia" w:eastAsia="黑体"/>
         </w:rPr>
         <w:t xml:space="preserve">多种分频时钟。</w:t>
       </w:r>
@@ -2359,7 +2594,7 @@
       </w:pPr>
       <w:r>
         <w:rPr>
-          <w:rFonts w:hint="eastAsia"/>
+          <w:rFonts w:hint="eastAsia" w:eastAsia="黑体"/>
         </w:rPr>
         <w:t xml:space="preserve">典型参数示例</w:t>
       </w:r>
@@ -2373,11 +2608,14 @@
         </w:numPr>
       </w:pPr>
       <w:r>
+        <w:rPr>
+          <w:rFonts w:eastAsia="黑体"/>
+        </w:rPr>
         <w:t xml:space="preserve">3 </w:t>
       </w:r>
       <w:r>
         <w:rPr>
-          <w:rFonts w:hint="eastAsia"/>
+          <w:rFonts w:hint="eastAsia" w:eastAsia="黑体"/>
         </w:rPr>
         <w:t xml:space="preserve">级二分频链：</w:t>
       </w:r>
@@ -2415,11 +2653,14 @@
       </m:oMath>
       <w:r>
         <w:rPr>
-          <w:rFonts w:hint="eastAsia"/>
+          <w:rFonts w:hint="eastAsia" w:eastAsia="黑体"/>
         </w:rPr>
         <w:t xml:space="preserve">，输入</w:t>
       </w:r>
       <w:r>
+        <w:rPr>
+          <w:rFonts w:eastAsia="黑体"/>
+        </w:rPr>
         <w:t xml:space="preserve"> </w:t>
       </w:r>
       <m:oMath>
@@ -2438,15 +2679,21 @@
         </m:r>
       </m:oMath>
       <w:r>
+        <w:rPr>
+          <w:rFonts w:eastAsia="黑体"/>
+        </w:rPr>
         <w:t xml:space="preserve"> </w:t>
       </w:r>
       <w:r>
         <w:rPr>
-          <w:rFonts w:hint="eastAsia"/>
+          <w:rFonts w:hint="eastAsia" w:eastAsia="黑体"/>
         </w:rPr>
         <w:t xml:space="preserve">输出</w:t>
       </w:r>
       <w:r>
+        <w:rPr>
+          <w:rFonts w:eastAsia="黑体"/>
+        </w:rPr>
         <w:t xml:space="preserve"> </w:t>
       </w:r>
       <m:oMath>
@@ -2496,6 +2743,9 @@
         </m:r>
       </m:oMath>
       <w:r>
+        <w:rPr>
+          <w:rFonts w:eastAsia="黑体"/>
+        </w:rPr>
         <w:t xml:space="preserve">。</w:t>
       </w:r>
     </w:p>
@@ -2509,16 +2759,19 @@
       </w:pPr>
       <w:r>
         <w:rPr>
-          <w:rFonts w:hint="eastAsia"/>
+          <w:rFonts w:hint="eastAsia" w:eastAsia="黑体"/>
         </w:rPr>
         <w:t xml:space="preserve">单级</w:t>
       </w:r>
       <w:r>
+        <w:rPr>
+          <w:rFonts w:eastAsia="黑体"/>
+        </w:rPr>
         <w:t xml:space="preserve"> T </w:t>
       </w:r>
       <w:r>
         <w:rPr>
-          <w:rFonts w:hint="eastAsia"/>
+          <w:rFonts w:hint="eastAsia" w:eastAsia="黑体"/>
         </w:rPr>
         <w:t xml:space="preserve">触发器二分频：</w:t>
       </w:r>
@@ -2576,7 +2829,7 @@
       </m:oMath>
       <w:r>
         <w:rPr>
-          <w:rFonts w:hint="eastAsia"/>
+          <w:rFonts w:hint="eastAsia" w:eastAsia="黑体"/>
         </w:rPr>
         <w:t xml:space="preserve">，即周期加倍。</w:t>
       </w:r>
@@ -2589,7 +2842,7 @@
       </w:pPr>
       <w:r>
         <w:rPr>
-          <w:rFonts w:hint="eastAsia"/>
+          <w:rFonts w:hint="eastAsia" w:eastAsia="黑体"/>
         </w:rPr>
         <w:t xml:space="preserve">常见器件型号</w:t>
       </w:r>
@@ -2603,11 +2856,14 @@
         </w:numPr>
       </w:pPr>
       <w:r>
+        <w:rPr>
+          <w:rFonts w:eastAsia="黑体"/>
+        </w:rPr>
         <w:t xml:space="preserve">74HC74 / </w:t>
       </w:r>
       <w:r>
         <w:rPr>
-          <w:rFonts w:hint="eastAsia"/>
+          <w:rFonts w:hint="eastAsia" w:eastAsia="黑体"/>
         </w:rPr>
         <w:t xml:space="preserve">74HC76：触发器构成分频器。</w:t>
       </w:r>
@@ -2622,16 +2878,19 @@
       </w:pPr>
       <w:r>
         <w:rPr>
-          <w:rFonts w:hint="eastAsia"/>
+          <w:rFonts w:hint="eastAsia" w:eastAsia="黑体"/>
         </w:rPr>
         <w:t xml:space="preserve">74HC390：双十进制计数器（可用于除</w:t>
       </w:r>
       <w:r>
+        <w:rPr>
+          <w:rFonts w:eastAsia="黑体"/>
+        </w:rPr>
         <w:t xml:space="preserve"> 10 </w:t>
       </w:r>
       <w:r>
         <w:rPr>
-          <w:rFonts w:hint="eastAsia"/>
+          <w:rFonts w:hint="eastAsia" w:eastAsia="黑体"/>
         </w:rPr>
         <w:t xml:space="preserve">分频）。</w:t>
       </w:r>
@@ -2646,16 +2905,19 @@
       </w:pPr>
       <w:r>
         <w:rPr>
-          <w:rFonts w:hint="eastAsia"/>
+          <w:rFonts w:hint="eastAsia" w:eastAsia="黑体"/>
         </w:rPr>
         <w:t xml:space="preserve">CD4060：14</w:t>
       </w:r>
       <w:r>
+        <w:rPr>
+          <w:rFonts w:eastAsia="黑体"/>
+        </w:rPr>
         <w:t xml:space="preserve"> </w:t>
       </w:r>
       <w:r>
         <w:rPr>
-          <w:rFonts w:hint="eastAsia"/>
+          <w:rFonts w:hint="eastAsia" w:eastAsia="黑体"/>
         </w:rPr>
         <w:t xml:space="preserve">级二进制行波计数/分频器（带振荡器）。</w:t>
       </w:r>
@@ -2668,7 +2930,7 @@
       </w:pPr>
       <w:r>
         <w:rPr>
-          <w:rFonts w:hint="eastAsia"/>
+          <w:rFonts w:hint="eastAsia" w:eastAsia="黑体"/>
         </w:rPr>
         <w:t xml:space="preserve">注意事项</w:t>
       </w:r>
@@ -2683,11 +2945,14 @@
       </w:pPr>
       <w:r>
         <w:rPr>
-          <w:rFonts w:hint="eastAsia"/>
+          <w:rFonts w:hint="eastAsia" w:eastAsia="黑体"/>
         </w:rPr>
         <w:t xml:space="preserve">非</w:t>
       </w:r>
       <w:r>
+        <w:rPr>
+          <w:rFonts w:eastAsia="黑体"/>
+        </w:rPr>
         <w:t xml:space="preserve"> </w:t>
       </w:r>
       <m:oMath>
@@ -2705,11 +2970,14 @@
         </m:sSup>
       </m:oMath>
       <w:r>
+        <w:rPr>
+          <w:rFonts w:eastAsia="黑体"/>
+        </w:rPr>
         <w:t xml:space="preserve"> </w:t>
       </w:r>
       <w:r>
         <w:rPr>
-          <w:rFonts w:hint="eastAsia"/>
+          <w:rFonts w:hint="eastAsia" w:eastAsia="黑体"/>
         </w:rPr>
         <w:t xml:space="preserve">分频用计数器复位实现时，注意复位脉冲可能带来短暂毛刺，需加同步。</w:t>
       </w:r>
@@ -2724,20 +2992,26 @@
       </w:pPr>
       <w:r>
         <w:rPr>
-          <w:rFonts w:hint="eastAsia"/>
+          <w:rFonts w:hint="eastAsia" w:eastAsia="黑体"/>
         </w:rPr>
         <w:t xml:space="preserve">各级输出占空比可能不是</w:t>
       </w:r>
       <w:r>
+        <w:rPr>
+          <w:rFonts w:eastAsia="黑体"/>
+        </w:rPr>
         <w:t xml:space="preserve"> </w:t>
       </w:r>
       <w:r>
         <w:rPr>
-          <w:rFonts w:hint="eastAsia"/>
+          <w:rFonts w:hint="eastAsia" w:eastAsia="黑体"/>
         </w:rPr>
         <w:t xml:space="preserve">50%，仅在对称触发下才保持</w:t>
       </w:r>
       <w:r>
+        <w:rPr>
+          <w:rFonts w:eastAsia="黑体"/>
+        </w:rPr>
         <w:t xml:space="preserve"> 50%。</w:t>
       </w:r>
     </w:p>
@@ -2751,7 +3025,7 @@
       </w:pPr>
       <w:r>
         <w:rPr>
-          <w:rFonts w:hint="eastAsia"/>
+          <w:rFonts w:hint="eastAsia" w:eastAsia="黑体"/>
         </w:rPr>
         <w:t xml:space="preserve">高速分频时关注触发器的最高时钟频率限制。</w:t>
       </w:r>
@@ -2764,7 +3038,7 @@
       </w:pPr>
       <w:r>
         <w:rPr>
-          <w:rFonts w:hint="eastAsia"/>
+          <w:rFonts w:hint="eastAsia" w:eastAsia="黑体"/>
         </w:rPr>
         <w:t xml:space="preserve">参考资料</w:t>
       </w:r>
@@ -2779,7 +3053,7 @@
       </w:pPr>
       <w:r>
         <w:rPr>
-          <w:rFonts w:hint="eastAsia"/>
+          <w:rFonts w:hint="eastAsia" w:eastAsia="黑体"/>
         </w:rPr>
         <w:t xml:space="preserve">《数字电子技术基础》（阎石）。</w:t>
       </w:r>
@@ -2793,6 +3067,9 @@
         </w:numPr>
       </w:pPr>
       <w:r>
+        <w:rPr>
+          <w:rFonts w:eastAsia="黑体"/>
+        </w:rPr>
         <w:t xml:space="preserve">Wikipedia: Frequency divider。</w:t>
       </w:r>
     </w:p>
@@ -2805,11 +3082,14 @@
         </w:numPr>
       </w:pPr>
       <w:r>
+        <w:rPr>
+          <w:rFonts w:eastAsia="黑体"/>
+        </w:rPr>
         <w:t xml:space="preserve">TI 74HC4040 </w:t>
       </w:r>
       <w:r>
         <w:rPr>
-          <w:rFonts w:hint="eastAsia"/>
+          <w:rFonts w:hint="eastAsia" w:eastAsia="黑体"/>
         </w:rPr>
         <w:t xml:space="preserve">数据手册。</w:t>
       </w:r>
@@ -2823,11 +3103,11 @@
       </w:pPr>
       <w:r>
         <w:rPr>
-          <w:rFonts w:ascii="Times New Roman" w:hAnsi="Times New Roman"/>
+          <w:rFonts w:ascii="Times New Roman" w:hAnsi="Times New Roman" w:eastAsia="黑体"/>
           <w:color w:val="555555"/>
           <w:sz w:val="21"/>
         </w:rPr>
-        <w:t>材料收集者：杜文杰</w:t>
+        <w:t>材料收集者：杜文杰，WX手机：19519196569，QQ:3478827729</w:t>
       </w:r>
     </w:p>
     <w:sectPr>
@@ -2847,7 +3127,7 @@
 </file>
 
 <file path=word/footer1.xml><?xml version="1.0" encoding="utf-8"?>
-<w:ftr xmlns:m="http://schemas.openxmlformats.org/officeDocument/2006/math" xmlns:mc="http://schemas.openxmlformats.org/markup-compatibility/2006" xmlns:mo="http://schemas.microsoft.com/office/mac/office/2008/main" xmlns:mv="urn:schemas-microsoft-com:mac:vml" xmlns:o="urn:schemas-microsoft-com:office:office" xmlns:r="http://schemas.openxmlformats.org/officeDocument/2006/relationships" xmlns:v="urn:schemas-microsoft-com:vml" xmlns:w10="urn:schemas-microsoft-com:office:word" xmlns:w14="http://schemas.microsoft.com/office/word/2010/wordml" xmlns:w="http://schemas.openxmlformats.org/wordprocessingml/2006/main" xmlns:wne="http://schemas.microsoft.com/office/word/2006/wordml" xmlns:wp14="http://schemas.microsoft.com/office/word/2010/wordprocessingDrawing" xmlns:wp="http://schemas.openxmlformats.org/drawingml/2006/wordprocessingDrawing" xmlns:wpc="http://schemas.microsoft.com/office/word/2010/wordprocessingCanvas" xmlns:wpg="http://schemas.microsoft.com/office/word/2010/wordprocessingGroup" xmlns:wpi="http://schemas.microsoft.com/office/word/2010/wordprocessingInk" xmlns:wps="http://schemas.microsoft.com/office/word/2010/wordprocessingShape" mc:Ignorable="w14 wp14">
+<w:ftr xmlns:mc="http://schemas.openxmlformats.org/markup-compatibility/2006" xmlns:w="http://schemas.openxmlformats.org/wordprocessingml/2006/main" xmlns:m="http://schemas.openxmlformats.org/officeDocument/2006/math" xmlns:mo="http://schemas.microsoft.com/office/mac/office/2008/main" xmlns:mv="urn:schemas-microsoft-com:mac:vml" xmlns:o="urn:schemas-microsoft-com:office:office" xmlns:r="http://schemas.openxmlformats.org/officeDocument/2006/relationships" xmlns:v="urn:schemas-microsoft-com:vml" xmlns:w10="urn:schemas-microsoft-com:office:word" xmlns:w14="http://schemas.microsoft.com/office/word/2010/wordml" xmlns:wne="http://schemas.microsoft.com/office/word/2006/wordml" xmlns:wp14="http://schemas.microsoft.com/office/word/2010/wordprocessingDrawing" xmlns:wp="http://schemas.openxmlformats.org/drawingml/2006/wordprocessingDrawing" xmlns:wpc="http://schemas.microsoft.com/office/word/2010/wordprocessingCanvas" xmlns:wpg="http://schemas.microsoft.com/office/word/2010/wordprocessingGroup" xmlns:wpi="http://schemas.microsoft.com/office/word/2010/wordprocessingInk" xmlns:wps="http://schemas.microsoft.com/office/word/2010/wordprocessingShape" mc:Ignorable="w14 wp14">
   <w:p>
     <w:pPr>
       <w:pStyle w:val="Footer"/>
@@ -2855,12 +3135,14 @@
     </w:pPr>
     <w:r>
       <w:rPr>
+        <w:rFonts w:eastAsia="黑体"/>
         <w:sz w:val="18"/>
       </w:rPr>
       <w:t xml:space="preserve">第 </w:t>
     </w:r>
     <w:r>
       <w:rPr>
+        <w:rFonts w:eastAsia="黑体"/>
         <w:sz w:val="18"/>
       </w:rPr>
       <w:fldChar w:fldCharType="begin"/>
@@ -2869,6 +3151,7 @@
     </w:r>
     <w:r>
       <w:rPr>
+        <w:rFonts w:eastAsia="黑体"/>
         <w:sz w:val="18"/>
       </w:rPr>
       <w:t xml:space="preserve"> 页</w:t>
@@ -2882,6 +3165,9 @@
   <w:footnote w:type="continuationSeparator" w:id="0">
     <w:p>
       <w:r>
+        <w:rPr>
+          <w:rFonts w:eastAsia="黑体"/>
+        </w:rPr>
         <w:continuationSeparator/>
       </w:r>
     </w:p>
@@ -2889,6 +3175,9 @@
   <w:footnote w:type="separator" w:id="-1">
     <w:p>
       <w:r>
+        <w:rPr>
+          <w:rFonts w:eastAsia="黑体"/>
+        </w:rPr>
         <w:separator/>
       </w:r>
     </w:p>
@@ -2897,7 +3186,7 @@
 </file>
 
 <file path=word/header1.xml><?xml version="1.0" encoding="utf-8"?>
-<w:hdr xmlns:m="http://schemas.openxmlformats.org/officeDocument/2006/math" xmlns:mc="http://schemas.openxmlformats.org/markup-compatibility/2006" xmlns:mo="http://schemas.microsoft.com/office/mac/office/2008/main" xmlns:mv="urn:schemas-microsoft-com:mac:vml" xmlns:o="urn:schemas-microsoft-com:office:office" xmlns:r="http://schemas.openxmlformats.org/officeDocument/2006/relationships" xmlns:v="urn:schemas-microsoft-com:vml" xmlns:w10="urn:schemas-microsoft-com:office:word" xmlns:w14="http://schemas.microsoft.com/office/word/2010/wordml" xmlns:w="http://schemas.openxmlformats.org/wordprocessingml/2006/main" xmlns:wne="http://schemas.microsoft.com/office/word/2006/wordml" xmlns:wp14="http://schemas.microsoft.com/office/word/2010/wordprocessingDrawing" xmlns:wp="http://schemas.openxmlformats.org/drawingml/2006/wordprocessingDrawing" xmlns:wpc="http://schemas.microsoft.com/office/word/2010/wordprocessingCanvas" xmlns:wpg="http://schemas.microsoft.com/office/word/2010/wordprocessingGroup" xmlns:wpi="http://schemas.microsoft.com/office/word/2010/wordprocessingInk" xmlns:wps="http://schemas.microsoft.com/office/word/2010/wordprocessingShape" mc:Ignorable="w14 wp14">
+<w:hdr xmlns:mc="http://schemas.openxmlformats.org/markup-compatibility/2006" xmlns:w="http://schemas.openxmlformats.org/wordprocessingml/2006/main" xmlns:m="http://schemas.openxmlformats.org/officeDocument/2006/math" xmlns:mo="http://schemas.microsoft.com/office/mac/office/2008/main" xmlns:mv="urn:schemas-microsoft-com:mac:vml" xmlns:o="urn:schemas-microsoft-com:office:office" xmlns:r="http://schemas.openxmlformats.org/officeDocument/2006/relationships" xmlns:v="urn:schemas-microsoft-com:vml" xmlns:w10="urn:schemas-microsoft-com:office:word" xmlns:w14="http://schemas.microsoft.com/office/word/2010/wordml" xmlns:wne="http://schemas.microsoft.com/office/word/2006/wordml" xmlns:wp14="http://schemas.microsoft.com/office/word/2010/wordprocessingDrawing" xmlns:wp="http://schemas.openxmlformats.org/drawingml/2006/wordprocessingDrawing" xmlns:wpc="http://schemas.microsoft.com/office/word/2010/wordprocessingCanvas" xmlns:wpg="http://schemas.microsoft.com/office/word/2010/wordprocessingGroup" xmlns:wpi="http://schemas.microsoft.com/office/word/2010/wordprocessingInk" xmlns:wps="http://schemas.microsoft.com/office/word/2010/wordprocessingShape" mc:Ignorable="w14 wp14">
   <w:p>
     <w:pPr>
       <w:pStyle w:val="Header"/>
@@ -2905,7 +3194,7 @@
     </w:pPr>
     <w:r>
       <w:rPr>
-        <w:rFonts w:ascii="Times New Roman" w:hAnsi="Times New Roman"/>
+        <w:rFonts w:ascii="Times New Roman" w:hAnsi="Times New Roman" w:eastAsia="黑体"/>
         <w:sz w:val="18"/>
         <w:rFonts w:eastAsia="黑体"/>
         <w:rFonts w:eastAsia="黑体"/>
@@ -2917,7 +3206,7 @@
 </file>
 
 <file path=word/numbering.xml><?xml version="1.0" encoding="utf-8"?>
-<w:numbering xmlns:m="http://schemas.openxmlformats.org/officeDocument/2006/math" xmlns:mc="http://schemas.openxmlformats.org/markup-compatibility/2006" xmlns:mo="http://schemas.microsoft.com/office/mac/office/2008/main" xmlns:mv="urn:schemas-microsoft-com:mac:vml" xmlns:o="urn:schemas-microsoft-com:office:office" xmlns:r="http://schemas.openxmlformats.org/officeDocument/2006/relationships" xmlns:v="urn:schemas-microsoft-com:vml" xmlns:w="http://schemas.openxmlformats.org/wordprocessingml/2006/main" xmlns:w10="urn:schemas-microsoft-com:office:word" xmlns:w14="http://schemas.microsoft.com/office/word/2010/wordml" xmlns:wne="http://schemas.microsoft.com/office/word/2006/wordml" xmlns:wp="http://schemas.openxmlformats.org/drawingml/2006/wordprocessingDrawing" xmlns:wp14="http://schemas.microsoft.com/office/word/2010/wordprocessingDrawing" xmlns:wpc="http://schemas.microsoft.com/office/word/2010/wordprocessingCanvas" xmlns:wpg="http://schemas.microsoft.com/office/word/2010/wordprocessingGroup" xmlns:wpi="http://schemas.microsoft.com/office/word/2010/wordprocessingInk" xmlns:wps="http://schemas.microsoft.com/office/word/2010/wordprocessingShape" mc:Ignorable="w14 wp14">
+<w:numbering xmlns:mc="http://schemas.openxmlformats.org/markup-compatibility/2006" xmlns:w="http://schemas.openxmlformats.org/wordprocessingml/2006/main" xmlns:m="http://schemas.openxmlformats.org/officeDocument/2006/math" xmlns:mo="http://schemas.microsoft.com/office/mac/office/2008/main" xmlns:mv="urn:schemas-microsoft-com:mac:vml" xmlns:o="urn:schemas-microsoft-com:office:office" xmlns:r="http://schemas.openxmlformats.org/officeDocument/2006/relationships" xmlns:v="urn:schemas-microsoft-com:vml" xmlns:w10="urn:schemas-microsoft-com:office:word" xmlns:w14="http://schemas.microsoft.com/office/word/2010/wordml" xmlns:wne="http://schemas.microsoft.com/office/word/2006/wordml" xmlns:wp="http://schemas.openxmlformats.org/drawingml/2006/wordprocessingDrawing" xmlns:wp14="http://schemas.microsoft.com/office/word/2010/wordprocessingDrawing" xmlns:wpc="http://schemas.microsoft.com/office/word/2010/wordprocessingCanvas" xmlns:wpg="http://schemas.microsoft.com/office/word/2010/wordprocessingGroup" xmlns:wpi="http://schemas.microsoft.com/office/word/2010/wordprocessingInk" xmlns:wps="http://schemas.microsoft.com/office/word/2010/wordprocessingShape" mc:Ignorable="w14 wp14">
   <w:abstractNum w:abstractNumId="0">
     <w:nsid w:val="FFFFFF7C"/>
     <w:multiLevelType w:val="singleLevel"/>
@@ -3004,7 +3293,7 @@
         <w:ind w:hanging="360" w:left="1440"/>
       </w:pPr>
       <w:rPr>
-        <w:rFonts w:ascii="Symbol" w:hAnsi="Symbol" w:hint="default"/>
+        <w:rFonts w:ascii="Symbol" w:hAnsi="Symbol" w:hint="default" w:eastAsia="黑体"/>
       </w:rPr>
     </w:lvl>
   </w:abstractNum>
@@ -3025,7 +3314,7 @@
         <w:ind w:hanging="360" w:left="1080"/>
       </w:pPr>
       <w:rPr>
-        <w:rFonts w:ascii="Symbol" w:hAnsi="Symbol" w:hint="default"/>
+        <w:rFonts w:ascii="Symbol" w:hAnsi="Symbol" w:hint="default" w:eastAsia="黑体"/>
       </w:rPr>
     </w:lvl>
   </w:abstractNum>
@@ -3046,7 +3335,7 @@
         <w:ind w:hanging="360" w:left="720"/>
       </w:pPr>
       <w:rPr>
-        <w:rFonts w:ascii="Symbol" w:hAnsi="Symbol" w:hint="default"/>
+        <w:rFonts w:ascii="Symbol" w:hAnsi="Symbol" w:hint="default" w:eastAsia="黑体"/>
       </w:rPr>
     </w:lvl>
   </w:abstractNum>
@@ -3085,7 +3374,7 @@
         <w:ind w:hanging="360" w:left="360"/>
       </w:pPr>
       <w:rPr>
-        <w:rFonts w:ascii="Symbol" w:hAnsi="Symbol" w:hint="default"/>
+        <w:rFonts w:ascii="Symbol" w:hAnsi="Symbol" w:hint="default" w:eastAsia="黑体"/>
       </w:rPr>
     </w:lvl>
   </w:abstractNum>
@@ -3176,7 +3465,7 @@
         <w:ind w:left="720" w:hanging="360"/>
       </w:pPr>
       <w:rPr>
-        <w:rFonts w:ascii="Symbol" w:hAnsi="Symbol" w:cs="Symbol" w:hint="default"/>
+        <w:rFonts w:ascii="Symbol" w:hAnsi="Symbol" w:cs="Symbol" w:hint="default" w:eastAsia="黑体"/>
       </w:rPr>
     </w:lvl>
     <w:lvl w:ilvl="1">
@@ -3187,7 +3476,7 @@
         <w:ind w:left="1440" w:hanging="360"/>
       </w:pPr>
       <w:rPr>
-        <w:rFonts w:ascii="Courier New" w:hAnsi="Courier New" w:cs="Courier New" w:hint="default"/>
+        <w:rFonts w:ascii="Courier New" w:hAnsi="Courier New" w:cs="Courier New" w:hint="default" w:eastAsia="黑体"/>
       </w:rPr>
     </w:lvl>
     <w:lvl w:ilvl="2">
@@ -3198,7 +3487,7 @@
         <w:ind w:left="2160" w:hanging="360"/>
       </w:pPr>
       <w:rPr>
-        <w:rFonts w:ascii="Wingdings" w:hAnsi="Wingdings" w:cs="Wingdings" w:hint="default"/>
+        <w:rFonts w:ascii="Wingdings" w:hAnsi="Wingdings" w:cs="Wingdings" w:hint="default" w:eastAsia="黑体"/>
       </w:rPr>
     </w:lvl>
     <w:lvl w:ilvl="3">
@@ -3209,7 +3498,7 @@
         <w:ind w:left="2880" w:hanging="360"/>
       </w:pPr>
       <w:rPr>
-        <w:rFonts w:ascii="Symbol" w:hAnsi="Symbol" w:cs="Symbol" w:hint="default"/>
+        <w:rFonts w:ascii="Symbol" w:hAnsi="Symbol" w:cs="Symbol" w:hint="default" w:eastAsia="黑体"/>
       </w:rPr>
     </w:lvl>
     <w:lvl w:ilvl="4">
@@ -3220,7 +3509,7 @@
         <w:ind w:left="3600" w:hanging="360"/>
       </w:pPr>
       <w:rPr>
-        <w:rFonts w:ascii="Courier New" w:hAnsi="Courier New" w:cs="Courier New" w:hint="default"/>
+        <w:rFonts w:ascii="Courier New" w:hAnsi="Courier New" w:cs="Courier New" w:hint="default" w:eastAsia="黑体"/>
       </w:rPr>
     </w:lvl>
     <w:lvl w:ilvl="5">
@@ -3231,7 +3520,7 @@
         <w:ind w:left="4320" w:hanging="360"/>
       </w:pPr>
       <w:rPr>
-        <w:rFonts w:ascii="Wingdings" w:hAnsi="Wingdings" w:cs="Wingdings" w:hint="default"/>
+        <w:rFonts w:ascii="Wingdings" w:hAnsi="Wingdings" w:cs="Wingdings" w:hint="default" w:eastAsia="黑体"/>
       </w:rPr>
     </w:lvl>
     <w:lvl w:ilvl="6">
@@ -3242,7 +3531,7 @@
         <w:ind w:left="5040" w:hanging="360"/>
       </w:pPr>
       <w:rPr>
-        <w:rFonts w:ascii="Symbol" w:hAnsi="Symbol" w:cs="Symbol" w:hint="default"/>
+        <w:rFonts w:ascii="Symbol" w:hAnsi="Symbol" w:cs="Symbol" w:hint="default" w:eastAsia="黑体"/>
       </w:rPr>
     </w:lvl>
     <w:lvl w:ilvl="7">
@@ -3253,7 +3542,7 @@
         <w:ind w:left="5760" w:hanging="360"/>
       </w:pPr>
       <w:rPr>
-        <w:rFonts w:ascii="Courier New" w:hAnsi="Courier New" w:cs="Courier New" w:hint="default"/>
+        <w:rFonts w:ascii="Courier New" w:hAnsi="Courier New" w:cs="Courier New" w:hint="default" w:eastAsia="黑体"/>
       </w:rPr>
     </w:lvl>
     <w:lvl w:ilvl="8">
@@ -3264,7 +3553,7 @@
         <w:ind w:left="6480" w:hanging="360"/>
       </w:pPr>
       <w:rPr>
-        <w:rFonts w:ascii="Wingdings" w:hAnsi="Wingdings" w:cs="Wingdings" w:hint="default"/>
+        <w:rFonts w:ascii="Wingdings" w:hAnsi="Wingdings" w:cs="Wingdings" w:hint="default" w:eastAsia="黑体"/>
       </w:rPr>
     </w:lvl>
   </w:abstractNum>
@@ -3320,11 +3609,11 @@
 </file>
 
 <file path=word/styles.xml><?xml version="1.0" encoding="utf-8"?>
-<w:styles xmlns:mc="http://schemas.openxmlformats.org/markup-compatibility/2006" xmlns:r="http://schemas.openxmlformats.org/officeDocument/2006/relationships" xmlns:w="http://schemas.openxmlformats.org/wordprocessingml/2006/main" xmlns:w14="http://schemas.microsoft.com/office/word/2010/wordml" mc:Ignorable="w14">
+<w:styles xmlns:mc="http://schemas.openxmlformats.org/markup-compatibility/2006" xmlns:w="http://schemas.openxmlformats.org/wordprocessingml/2006/main" xmlns:r="http://schemas.openxmlformats.org/officeDocument/2006/relationships" xmlns:w14="http://schemas.microsoft.com/office/word/2010/wordml" mc:Ignorable="w14">
   <w:docDefaults>
     <w:rPrDefault>
       <w:rPr>
-        <w:rFonts w:asciiTheme="minorHAnsi" w:cstheme="minorBidi" w:eastAsiaTheme="minorEastAsia" w:hAnsiTheme="minorHAnsi"/>
+        <w:rFonts w:asciiTheme="minorHAnsi" w:cstheme="minorBidi" w:hAnsiTheme="minorHAnsi" w:eastAsia="黑体"/>
         <w:sz w:val="22"/>
         <w:szCs w:val="22"/>
         <w:lang w:bidi="ar-SA" w:eastAsia="en-US" w:val="en-US"/>
@@ -3546,7 +3835,7 @@
       <w:outlineLvl w:val="0"/>
     </w:pPr>
     <w:rPr>
-      <w:rFonts w:ascii="Times New Roman" w:asciiTheme="majorHAnsi" w:cstheme="majorBidi" w:eastAsia="黑体" w:eastAsiaTheme="majorEastAsia" w:hAnsi="Times New Roman" w:hAnsiTheme="majorHAnsi"/>
+      <w:rFonts w:ascii="Times New Roman" w:asciiTheme="majorHAnsi" w:cstheme="majorBidi" w:eastAsia="黑体" w:hAnsi="Times New Roman" w:hAnsiTheme="majorHAnsi"/>
       <w:b/>
       <w:bCs/>
       <w:color w:val="1F3864"/>
@@ -3570,7 +3859,7 @@
       <w:outlineLvl w:val="1"/>
     </w:pPr>
     <w:rPr>
-      <w:rFonts w:ascii="Times New Roman" w:asciiTheme="majorHAnsi" w:cstheme="majorBidi" w:eastAsia="黑体" w:eastAsiaTheme="majorEastAsia" w:hAnsi="Times New Roman" w:hAnsiTheme="majorHAnsi"/>
+      <w:rFonts w:ascii="Times New Roman" w:asciiTheme="majorHAnsi" w:cstheme="majorBidi" w:eastAsia="黑体" w:hAnsi="Times New Roman" w:hAnsiTheme="majorHAnsi"/>
       <w:b/>
       <w:bCs/>
       <w:color w:val="2E4E7E"/>
@@ -3594,7 +3883,7 @@
       <w:outlineLvl w:val="2"/>
     </w:pPr>
     <w:rPr>
-      <w:rFonts w:ascii="Times New Roman" w:asciiTheme="majorHAnsi" w:cstheme="majorBidi" w:eastAsia="黑体" w:eastAsiaTheme="majorEastAsia" w:hAnsi="Times New Roman" w:hAnsiTheme="majorHAnsi"/>
+      <w:rFonts w:ascii="Times New Roman" w:asciiTheme="majorHAnsi" w:cstheme="majorBidi" w:eastAsia="黑体" w:hAnsi="Times New Roman" w:hAnsiTheme="majorHAnsi"/>
       <w:b/>
       <w:bCs/>
       <w:color w:val="2E4E7E"/>
@@ -3618,7 +3907,7 @@
       <w:outlineLvl w:val="3"/>
     </w:pPr>
     <w:rPr>
-      <w:rFonts w:ascii="Times New Roman" w:asciiTheme="majorHAnsi" w:cstheme="majorBidi" w:eastAsia="黑体" w:eastAsiaTheme="majorEastAsia" w:hAnsi="Times New Roman" w:hAnsiTheme="majorHAnsi"/>
+      <w:rFonts w:ascii="Times New Roman" w:asciiTheme="majorHAnsi" w:cstheme="majorBidi" w:eastAsia="黑体" w:hAnsi="Times New Roman" w:hAnsiTheme="majorHAnsi"/>
       <w:b/>
       <w:bCs/>
       <w:i/>
@@ -3644,7 +3933,7 @@
       <w:outlineLvl w:val="4"/>
     </w:pPr>
     <w:rPr>
-      <w:rFonts w:ascii="Times New Roman" w:asciiTheme="majorHAnsi" w:cstheme="majorBidi" w:eastAsia="黑体" w:eastAsiaTheme="majorEastAsia" w:hAnsi="Times New Roman" w:hAnsiTheme="majorHAnsi"/>
+      <w:rFonts w:ascii="Times New Roman" w:asciiTheme="majorHAnsi" w:cstheme="majorBidi" w:eastAsia="黑体" w:hAnsi="Times New Roman" w:hAnsiTheme="majorHAnsi"/>
       <w:b/>
       <w:color w:val="333333"/>
       <w:sz w:val="22"/>
@@ -3667,7 +3956,7 @@
       <w:outlineLvl w:val="5"/>
     </w:pPr>
     <w:rPr>
-      <w:rFonts w:asciiTheme="majorHAnsi" w:cstheme="majorBidi" w:eastAsiaTheme="majorEastAsia" w:hAnsiTheme="majorHAnsi"/>
+      <w:rFonts w:asciiTheme="majorHAnsi" w:cstheme="majorBidi" w:hAnsiTheme="majorHAnsi" w:eastAsia="黑体"/>
       <w:i/>
       <w:iCs/>
       <w:color w:themeColor="accent1" w:themeShade="7F" w:val="243F60"/>
@@ -3690,7 +3979,7 @@
       <w:outlineLvl w:val="6"/>
     </w:pPr>
     <w:rPr>
-      <w:rFonts w:asciiTheme="majorHAnsi" w:cstheme="majorBidi" w:eastAsiaTheme="majorEastAsia" w:hAnsiTheme="majorHAnsi"/>
+      <w:rFonts w:asciiTheme="majorHAnsi" w:cstheme="majorBidi" w:hAnsiTheme="majorHAnsi" w:eastAsia="黑体"/>
       <w:i/>
       <w:iCs/>
       <w:color w:themeColor="text1" w:themeTint="BF" w:val="404040"/>
@@ -3713,7 +4002,7 @@
       <w:outlineLvl w:val="7"/>
     </w:pPr>
     <w:rPr>
-      <w:rFonts w:asciiTheme="majorHAnsi" w:cstheme="majorBidi" w:eastAsiaTheme="majorEastAsia" w:hAnsiTheme="majorHAnsi"/>
+      <w:rFonts w:asciiTheme="majorHAnsi" w:cstheme="majorBidi" w:hAnsiTheme="majorHAnsi" w:eastAsia="黑体"/>
       <w:color w:themeColor="accent1" w:val="4F81BD"/>
       <w:sz w:val="20"/>
       <w:szCs w:val="20"/>
@@ -3736,7 +4025,7 @@
       <w:outlineLvl w:val="8"/>
     </w:pPr>
     <w:rPr>
-      <w:rFonts w:asciiTheme="majorHAnsi" w:cstheme="majorBidi" w:eastAsiaTheme="majorEastAsia" w:hAnsiTheme="majorHAnsi"/>
+      <w:rFonts w:asciiTheme="majorHAnsi" w:cstheme="majorBidi" w:hAnsiTheme="majorHAnsi" w:eastAsia="黑体"/>
       <w:i/>
       <w:iCs/>
       <w:color w:themeColor="text1" w:themeTint="BF" w:val="404040"/>
@@ -3787,7 +4076,7 @@
     <w:uiPriority w:val="9"/>
     <w:rsid w:val="00FC693F"/>
     <w:rPr>
-      <w:rFonts w:asciiTheme="majorHAnsi" w:cstheme="majorBidi" w:eastAsiaTheme="majorEastAsia" w:hAnsiTheme="majorHAnsi"/>
+      <w:rFonts w:asciiTheme="majorHAnsi" w:cstheme="majorBidi" w:hAnsiTheme="majorHAnsi" w:eastAsia="黑体"/>
       <w:b/>
       <w:bCs/>
       <w:color w:themeColor="accent1" w:themeShade="BF" w:val="365F91"/>
@@ -3802,7 +4091,7 @@
     <w:uiPriority w:val="9"/>
     <w:rsid w:val="00FC693F"/>
     <w:rPr>
-      <w:rFonts w:asciiTheme="majorHAnsi" w:cstheme="majorBidi" w:eastAsiaTheme="majorEastAsia" w:hAnsiTheme="majorHAnsi"/>
+      <w:rFonts w:asciiTheme="majorHAnsi" w:cstheme="majorBidi" w:hAnsiTheme="majorHAnsi" w:eastAsia="黑体"/>
       <w:b/>
       <w:bCs/>
       <w:color w:themeColor="accent1" w:val="4F81BD"/>
@@ -3817,7 +4106,7 @@
     <w:uiPriority w:val="9"/>
     <w:rsid w:val="00FC693F"/>
     <w:rPr>
-      <w:rFonts w:asciiTheme="majorHAnsi" w:cstheme="majorBidi" w:eastAsiaTheme="majorEastAsia" w:hAnsiTheme="majorHAnsi"/>
+      <w:rFonts w:asciiTheme="majorHAnsi" w:cstheme="majorBidi" w:hAnsiTheme="majorHAnsi" w:eastAsia="黑体"/>
       <w:b/>
       <w:bCs/>
       <w:color w:themeColor="accent1" w:val="4F81BD"/>
@@ -3840,7 +4129,7 @@
       <w:contextualSpacing/>
     </w:pPr>
     <w:rPr>
-      <w:rFonts w:ascii="Times New Roman" w:asciiTheme="majorHAnsi" w:cstheme="majorBidi" w:eastAsia="黑体" w:eastAsiaTheme="majorEastAsia" w:hAnsi="Times New Roman" w:hAnsiTheme="majorHAnsi"/>
+      <w:rFonts w:ascii="Times New Roman" w:asciiTheme="majorHAnsi" w:cstheme="majorBidi" w:eastAsia="黑体" w:hAnsi="Times New Roman" w:hAnsiTheme="majorHAnsi"/>
       <w:b/>
       <w:color w:val="1F3864"/>
       <w:spacing w:val="5"/>
@@ -3856,7 +4145,7 @@
     <w:uiPriority w:val="10"/>
     <w:rsid w:val="00FC693F"/>
     <w:rPr>
-      <w:rFonts w:asciiTheme="majorHAnsi" w:cstheme="majorBidi" w:eastAsiaTheme="majorEastAsia" w:hAnsiTheme="majorHAnsi"/>
+      <w:rFonts w:asciiTheme="majorHAnsi" w:cstheme="majorBidi" w:hAnsiTheme="majorHAnsi" w:eastAsia="黑体"/>
       <w:color w:themeColor="text2" w:themeShade="BF" w:val="17365D"/>
       <w:spacing w:val="5"/>
       <w:kern w:val="28"/>
@@ -3878,7 +4167,7 @@
       </w:numPr>
     </w:pPr>
     <w:rPr>
-      <w:rFonts w:asciiTheme="majorHAnsi" w:cstheme="majorBidi" w:eastAsiaTheme="majorEastAsia" w:hAnsiTheme="majorHAnsi"/>
+      <w:rFonts w:asciiTheme="majorHAnsi" w:cstheme="majorBidi" w:hAnsiTheme="majorHAnsi" w:eastAsia="黑体"/>
       <w:i/>
       <w:iCs/>
       <w:color w:themeColor="accent1" w:val="4F81BD"/>
@@ -3894,7 +4183,7 @@
     <w:uiPriority w:val="11"/>
     <w:rsid w:val="00FC693F"/>
     <w:rPr>
-      <w:rFonts w:asciiTheme="majorHAnsi" w:cstheme="majorBidi" w:eastAsiaTheme="majorEastAsia" w:hAnsiTheme="majorHAnsi"/>
+      <w:rFonts w:asciiTheme="majorHAnsi" w:cstheme="majorBidi" w:hAnsiTheme="majorHAnsi" w:eastAsia="黑体"/>
       <w:i/>
       <w:iCs/>
       <w:color w:themeColor="accent1" w:val="4F81BD"/>
@@ -3961,6 +4250,7 @@
       <w:spacing w:after="120"/>
     </w:pPr>
     <w:rPr>
+      <w:rFonts w:eastAsia="黑体"/>
       <w:sz w:val="16"/>
       <w:szCs w:val="16"/>
     </w:rPr>
@@ -3972,6 +4262,7 @@
     <w:uiPriority w:val="99"/>
     <w:rsid w:val="00AA1D8D"/>
     <w:rPr>
+      <w:rFonts w:eastAsia="黑体"/>
       <w:sz w:val="16"/>
       <w:szCs w:val="16"/>
     </w:rPr>
@@ -4141,7 +4432,7 @@
       </w:tabs>
     </w:pPr>
     <w:rPr>
-      <w:rFonts w:ascii="Courier" w:hAnsi="Courier"/>
+      <w:rFonts w:ascii="Courier" w:hAnsi="Courier" w:eastAsia="黑体"/>
       <w:sz w:val="20"/>
       <w:szCs w:val="20"/>
     </w:rPr>
@@ -4153,7 +4444,7 @@
     <w:uiPriority w:val="99"/>
     <w:rsid w:val="0029639D"/>
     <w:rPr>
-      <w:rFonts w:ascii="Courier" w:hAnsi="Courier"/>
+      <w:rFonts w:ascii="Courier" w:hAnsi="Courier" w:eastAsia="黑体"/>
       <w:sz w:val="20"/>
       <w:szCs w:val="20"/>
     </w:rPr>
@@ -4189,6 +4480,7 @@
     <w:uiPriority w:val="29"/>
     <w:rsid w:val="00FC693F"/>
     <w:rPr>
+      <w:rFonts w:eastAsia="黑体"/>
       <w:i/>
       <w:iCs/>
       <w:color w:themeColor="text1" w:val="000000"/>
@@ -4202,7 +4494,7 @@
     <w:semiHidden/>
     <w:rsid w:val="00FC693F"/>
     <w:rPr>
-      <w:rFonts w:asciiTheme="majorHAnsi" w:cstheme="majorBidi" w:eastAsiaTheme="majorEastAsia" w:hAnsiTheme="majorHAnsi"/>
+      <w:rFonts w:asciiTheme="majorHAnsi" w:cstheme="majorBidi" w:hAnsiTheme="majorHAnsi" w:eastAsia="黑体"/>
       <w:b/>
       <w:bCs/>
       <w:i/>
@@ -4218,7 +4510,7 @@
     <w:semiHidden/>
     <w:rsid w:val="00FC693F"/>
     <w:rPr>
-      <w:rFonts w:asciiTheme="majorHAnsi" w:cstheme="majorBidi" w:eastAsiaTheme="majorEastAsia" w:hAnsiTheme="majorHAnsi"/>
+      <w:rFonts w:asciiTheme="majorHAnsi" w:cstheme="majorBidi" w:hAnsiTheme="majorHAnsi" w:eastAsia="黑体"/>
       <w:color w:themeColor="accent1" w:themeShade="7F" w:val="243F60"/>
     </w:rPr>
   </w:style>
@@ -4230,7 +4522,7 @@
     <w:semiHidden/>
     <w:rsid w:val="00FC693F"/>
     <w:rPr>
-      <w:rFonts w:asciiTheme="majorHAnsi" w:cstheme="majorBidi" w:eastAsiaTheme="majorEastAsia" w:hAnsiTheme="majorHAnsi"/>
+      <w:rFonts w:asciiTheme="majorHAnsi" w:cstheme="majorBidi" w:hAnsiTheme="majorHAnsi" w:eastAsia="黑体"/>
       <w:i/>
       <w:iCs/>
       <w:color w:themeColor="accent1" w:themeShade="7F" w:val="243F60"/>
@@ -4244,7 +4536,7 @@
     <w:semiHidden/>
     <w:rsid w:val="00FC693F"/>
     <w:rPr>
-      <w:rFonts w:asciiTheme="majorHAnsi" w:cstheme="majorBidi" w:eastAsiaTheme="majorEastAsia" w:hAnsiTheme="majorHAnsi"/>
+      <w:rFonts w:asciiTheme="majorHAnsi" w:cstheme="majorBidi" w:hAnsiTheme="majorHAnsi" w:eastAsia="黑体"/>
       <w:i/>
       <w:iCs/>
       <w:color w:themeColor="text1" w:themeTint="BF" w:val="404040"/>
@@ -4258,7 +4550,7 @@
     <w:semiHidden/>
     <w:rsid w:val="00FC693F"/>
     <w:rPr>
-      <w:rFonts w:asciiTheme="majorHAnsi" w:cstheme="majorBidi" w:eastAsiaTheme="majorEastAsia" w:hAnsiTheme="majorHAnsi"/>
+      <w:rFonts w:asciiTheme="majorHAnsi" w:cstheme="majorBidi" w:hAnsiTheme="majorHAnsi" w:eastAsia="黑体"/>
       <w:color w:themeColor="accent1" w:val="4F81BD"/>
       <w:sz w:val="20"/>
       <w:szCs w:val="20"/>
@@ -4272,7 +4564,7 @@
     <w:semiHidden/>
     <w:rsid w:val="00FC693F"/>
     <w:rPr>
-      <w:rFonts w:asciiTheme="majorHAnsi" w:cstheme="majorBidi" w:eastAsiaTheme="majorEastAsia" w:hAnsiTheme="majorHAnsi"/>
+      <w:rFonts w:asciiTheme="majorHAnsi" w:cstheme="majorBidi" w:hAnsiTheme="majorHAnsi" w:eastAsia="黑体"/>
       <w:i/>
       <w:iCs/>
       <w:color w:themeColor="text1" w:themeTint="BF" w:val="404040"/>
@@ -4293,6 +4585,7 @@
       <w:spacing w:line="240" w:lineRule="auto"/>
     </w:pPr>
     <w:rPr>
+      <w:rFonts w:eastAsia="黑体"/>
       <w:b/>
       <w:bCs/>
       <w:color w:themeColor="accent1" w:val="4F81BD"/>
@@ -4307,6 +4600,7 @@
     <w:qFormat/>
     <w:rsid w:val="00FC693F"/>
     <w:rPr>
+      <w:rFonts w:eastAsia="黑体"/>
       <w:b/>
       <w:bCs/>
     </w:rPr>
@@ -4318,6 +4612,7 @@
     <w:qFormat/>
     <w:rsid w:val="00FC693F"/>
     <w:rPr>
+      <w:rFonts w:eastAsia="黑体"/>
       <w:i/>
       <w:iCs/>
     </w:rPr>
@@ -4338,6 +4633,7 @@
       <w:ind w:left="936" w:right="936"/>
     </w:pPr>
     <w:rPr>
+      <w:rFonts w:eastAsia="黑体"/>
       <w:b/>
       <w:bCs/>
       <w:i/>
@@ -4352,6 +4648,7 @@
     <w:uiPriority w:val="30"/>
     <w:rsid w:val="00FC693F"/>
     <w:rPr>
+      <w:rFonts w:eastAsia="黑体"/>
       <w:b/>
       <w:bCs/>
       <w:i/>
@@ -4366,6 +4663,7 @@
     <w:qFormat/>
     <w:rsid w:val="00FC693F"/>
     <w:rPr>
+      <w:rFonts w:eastAsia="黑体"/>
       <w:i/>
       <w:iCs/>
       <w:color w:themeColor="text1" w:themeTint="7F" w:val="808080"/>
@@ -4378,6 +4676,7 @@
     <w:qFormat/>
     <w:rsid w:val="00FC693F"/>
     <w:rPr>
+      <w:rFonts w:eastAsia="黑体"/>
       <w:b/>
       <w:bCs/>
       <w:i/>
@@ -4392,6 +4691,7 @@
     <w:qFormat/>
     <w:rsid w:val="00FC693F"/>
     <w:rPr>
+      <w:rFonts w:eastAsia="黑体"/>
       <w:smallCaps/>
       <w:color w:themeColor="accent2" w:val="C0504D"/>
       <w:u w:val="single"/>
@@ -4404,6 +4704,7 @@
     <w:qFormat/>
     <w:rsid w:val="00FC693F"/>
     <w:rPr>
+      <w:rFonts w:eastAsia="黑体"/>
       <w:b/>
       <w:bCs/>
       <w:smallCaps/>
@@ -4419,6 +4720,7 @@
     <w:qFormat/>
     <w:rsid w:val="00FC693F"/>
     <w:rPr>
+      <w:rFonts w:eastAsia="黑体"/>
       <w:b/>
       <w:bCs/>
       <w:smallCaps/>
@@ -4473,6 +4775,7 @@
       <w:spacing w:after="0" w:line="240" w:lineRule="auto"/>
     </w:pPr>
     <w:rPr>
+      <w:rFonts w:eastAsia="黑体"/>
       <w:color w:themeColor="text1" w:themeShade="BF" w:val="000000"/>
     </w:rPr>
     <w:tblPr>
@@ -4495,6 +4798,7 @@
         <w:spacing w:after="0" w:before="0" w:line="240" w:lineRule="auto"/>
       </w:pPr>
       <w:rPr>
+        <w:rFonts w:eastAsia="黑体"/>
         <w:b/>
         <w:bCs/>
       </w:rPr>
@@ -4515,6 +4819,7 @@
         <w:spacing w:after="0" w:before="0" w:line="240" w:lineRule="auto"/>
       </w:pPr>
       <w:rPr>
+        <w:rFonts w:eastAsia="黑体"/>
         <w:b/>
         <w:bCs/>
       </w:rPr>
@@ -4532,12 +4837,14 @@
     </w:tblStylePr>
     <w:tblStylePr w:type="firstCol">
       <w:rPr>
+        <w:rFonts w:eastAsia="黑体"/>
         <w:b/>
         <w:bCs/>
       </w:rPr>
     </w:tblStylePr>
     <w:tblStylePr w:type="lastCol">
       <w:rPr>
+        <w:rFonts w:eastAsia="黑体"/>
         <w:b/>
         <w:bCs/>
       </w:rPr>
@@ -4576,6 +4883,7 @@
       <w:spacing w:after="0" w:line="240" w:lineRule="auto"/>
     </w:pPr>
     <w:rPr>
+      <w:rFonts w:eastAsia="黑体"/>
       <w:color w:themeColor="accent1" w:themeShade="BF" w:val="365F91"/>
     </w:rPr>
     <w:tblPr>
@@ -4598,6 +4906,7 @@
         <w:spacing w:after="0" w:before="0" w:line="240" w:lineRule="auto"/>
       </w:pPr>
       <w:rPr>
+        <w:rFonts w:eastAsia="黑体"/>
         <w:b/>
         <w:bCs/>
       </w:rPr>
@@ -4618,6 +4927,7 @@
         <w:spacing w:after="0" w:before="0" w:line="240" w:lineRule="auto"/>
       </w:pPr>
       <w:rPr>
+        <w:rFonts w:eastAsia="黑体"/>
         <w:b/>
         <w:bCs/>
       </w:rPr>
@@ -4635,12 +4945,14 @@
     </w:tblStylePr>
     <w:tblStylePr w:type="firstCol">
       <w:rPr>
+        <w:rFonts w:eastAsia="黑体"/>
         <w:b/>
         <w:bCs/>
       </w:rPr>
     </w:tblStylePr>
     <w:tblStylePr w:type="lastCol">
       <w:rPr>
+        <w:rFonts w:eastAsia="黑体"/>
         <w:b/>
         <w:bCs/>
       </w:rPr>
@@ -4679,6 +4991,7 @@
       <w:spacing w:after="0" w:line="240" w:lineRule="auto"/>
     </w:pPr>
     <w:rPr>
+      <w:rFonts w:eastAsia="黑体"/>
       <w:color w:themeColor="accent2" w:themeShade="BF" w:val="943634"/>
     </w:rPr>
     <w:tblPr>
@@ -4701,6 +5014,7 @@
         <w:spacing w:after="0" w:before="0" w:line="240" w:lineRule="auto"/>
       </w:pPr>
       <w:rPr>
+        <w:rFonts w:eastAsia="黑体"/>
         <w:b/>
         <w:bCs/>
       </w:rPr>
@@ -4721,6 +5035,7 @@
         <w:spacing w:after="0" w:before="0" w:line="240" w:lineRule="auto"/>
       </w:pPr>
       <w:rPr>
+        <w:rFonts w:eastAsia="黑体"/>
         <w:b/>
         <w:bCs/>
       </w:rPr>
@@ -4738,12 +5053,14 @@
     </w:tblStylePr>
     <w:tblStylePr w:type="firstCol">
       <w:rPr>
+        <w:rFonts w:eastAsia="黑体"/>
         <w:b/>
         <w:bCs/>
       </w:rPr>
     </w:tblStylePr>
     <w:tblStylePr w:type="lastCol">
       <w:rPr>
+        <w:rFonts w:eastAsia="黑体"/>
         <w:b/>
         <w:bCs/>
       </w:rPr>
@@ -4782,6 +5099,7 @@
       <w:spacing w:after="0" w:line="240" w:lineRule="auto"/>
     </w:pPr>
     <w:rPr>
+      <w:rFonts w:eastAsia="黑体"/>
       <w:color w:themeColor="accent3" w:themeShade="BF" w:val="76923C"/>
     </w:rPr>
     <w:tblPr>
@@ -4804,6 +5122,7 @@
         <w:spacing w:after="0" w:before="0" w:line="240" w:lineRule="auto"/>
       </w:pPr>
       <w:rPr>
+        <w:rFonts w:eastAsia="黑体"/>
         <w:b/>
         <w:bCs/>
       </w:rPr>
@@ -4824,6 +5143,7 @@
         <w:spacing w:after="0" w:before="0" w:line="240" w:lineRule="auto"/>
       </w:pPr>
       <w:rPr>
+        <w:rFonts w:eastAsia="黑体"/>
         <w:b/>
         <w:bCs/>
       </w:rPr>
@@ -4841,12 +5161,14 @@
     </w:tblStylePr>
     <w:tblStylePr w:type="firstCol">
       <w:rPr>
+        <w:rFonts w:eastAsia="黑体"/>
         <w:b/>
         <w:bCs/>
       </w:rPr>
     </w:tblStylePr>
     <w:tblStylePr w:type="lastCol">
       <w:rPr>
+        <w:rFonts w:eastAsia="黑体"/>
         <w:b/>
         <w:bCs/>
       </w:rPr>
@@ -4885,6 +5207,7 @@
       <w:spacing w:after="0" w:line="240" w:lineRule="auto"/>
     </w:pPr>
     <w:rPr>
+      <w:rFonts w:eastAsia="黑体"/>
       <w:color w:themeColor="accent4" w:themeShade="BF" w:val="5F497A"/>
     </w:rPr>
     <w:tblPr>
@@ -4907,6 +5230,7 @@
         <w:spacing w:after="0" w:before="0" w:line="240" w:lineRule="auto"/>
       </w:pPr>
       <w:rPr>
+        <w:rFonts w:eastAsia="黑体"/>
         <w:b/>
         <w:bCs/>
       </w:rPr>
@@ -4927,6 +5251,7 @@
         <w:spacing w:after="0" w:before="0" w:line="240" w:lineRule="auto"/>
       </w:pPr>
       <w:rPr>
+        <w:rFonts w:eastAsia="黑体"/>
         <w:b/>
         <w:bCs/>
       </w:rPr>
@@ -4944,12 +5269,14 @@
     </w:tblStylePr>
     <w:tblStylePr w:type="firstCol">
       <w:rPr>
+        <w:rFonts w:eastAsia="黑体"/>
         <w:b/>
         <w:bCs/>
       </w:rPr>
     </w:tblStylePr>
     <w:tblStylePr w:type="lastCol">
       <w:rPr>
+        <w:rFonts w:eastAsia="黑体"/>
         <w:b/>
         <w:bCs/>
       </w:rPr>
@@ -4988,6 +5315,7 @@
       <w:spacing w:after="0" w:line="240" w:lineRule="auto"/>
     </w:pPr>
     <w:rPr>
+      <w:rFonts w:eastAsia="黑体"/>
       <w:color w:themeColor="accent5" w:themeShade="BF" w:val="31849B"/>
     </w:rPr>
     <w:tblPr>
@@ -5010,6 +5338,7 @@
         <w:spacing w:after="0" w:before="0" w:line="240" w:lineRule="auto"/>
       </w:pPr>
       <w:rPr>
+        <w:rFonts w:eastAsia="黑体"/>
         <w:b/>
         <w:bCs/>
       </w:rPr>
@@ -5030,6 +5359,7 @@
         <w:spacing w:after="0" w:before="0" w:line="240" w:lineRule="auto"/>
       </w:pPr>
       <w:rPr>
+        <w:rFonts w:eastAsia="黑体"/>
         <w:b/>
         <w:bCs/>
       </w:rPr>
@@ -5047,12 +5377,14 @@
     </w:tblStylePr>
     <w:tblStylePr w:type="firstCol">
       <w:rPr>
+        <w:rFonts w:eastAsia="黑体"/>
         <w:b/>
         <w:bCs/>
       </w:rPr>
     </w:tblStylePr>
     <w:tblStylePr w:type="lastCol">
       <w:rPr>
+        <w:rFonts w:eastAsia="黑体"/>
         <w:b/>
         <w:bCs/>
       </w:rPr>
@@ -5091,6 +5423,7 @@
       <w:spacing w:after="0" w:line="240" w:lineRule="auto"/>
     </w:pPr>
     <w:rPr>
+      <w:rFonts w:eastAsia="黑体"/>
       <w:color w:themeColor="accent6" w:themeShade="BF" w:val="E36C0A"/>
     </w:rPr>
     <w:tblPr>
@@ -5113,6 +5446,7 @@
         <w:spacing w:after="0" w:before="0" w:line="240" w:lineRule="auto"/>
       </w:pPr>
       <w:rPr>
+        <w:rFonts w:eastAsia="黑体"/>
         <w:b/>
         <w:bCs/>
       </w:rPr>
@@ -5133,6 +5467,7 @@
         <w:spacing w:after="0" w:before="0" w:line="240" w:lineRule="auto"/>
       </w:pPr>
       <w:rPr>
+        <w:rFonts w:eastAsia="黑体"/>
         <w:b/>
         <w:bCs/>
       </w:rPr>
@@ -5150,12 +5485,14 @@
     </w:tblStylePr>
     <w:tblStylePr w:type="firstCol">
       <w:rPr>
+        <w:rFonts w:eastAsia="黑体"/>
         <w:b/>
         <w:bCs/>
       </w:rPr>
     </w:tblStylePr>
     <w:tblStylePr w:type="lastCol">
       <w:rPr>
+        <w:rFonts w:eastAsia="黑体"/>
         <w:b/>
         <w:bCs/>
       </w:rPr>
@@ -5215,6 +5552,7 @@
         <w:spacing w:after="0" w:before="0" w:line="240" w:lineRule="auto"/>
       </w:pPr>
       <w:rPr>
+        <w:rFonts w:eastAsia="黑体"/>
         <w:b/>
         <w:bCs/>
         <w:color w:themeColor="background1" w:val="FFFFFF"/>
@@ -5229,6 +5567,7 @@
         <w:spacing w:after="0" w:before="0" w:line="240" w:lineRule="auto"/>
       </w:pPr>
       <w:rPr>
+        <w:rFonts w:eastAsia="黑体"/>
         <w:b/>
         <w:bCs/>
       </w:rPr>
@@ -5244,12 +5583,14 @@
     </w:tblStylePr>
     <w:tblStylePr w:type="firstCol">
       <w:rPr>
+        <w:rFonts w:eastAsia="黑体"/>
         <w:b/>
         <w:bCs/>
       </w:rPr>
     </w:tblStylePr>
     <w:tblStylePr w:type="lastCol">
       <w:rPr>
+        <w:rFonts w:eastAsia="黑体"/>
         <w:b/>
         <w:bCs/>
       </w:rPr>
@@ -5307,6 +5648,7 @@
         <w:spacing w:after="0" w:before="0" w:line="240" w:lineRule="auto"/>
       </w:pPr>
       <w:rPr>
+        <w:rFonts w:eastAsia="黑体"/>
         <w:b/>
         <w:bCs/>
         <w:color w:themeColor="background1" w:val="FFFFFF"/>
@@ -5321,6 +5663,7 @@
         <w:spacing w:after="0" w:before="0" w:line="240" w:lineRule="auto"/>
       </w:pPr>
       <w:rPr>
+        <w:rFonts w:eastAsia="黑体"/>
         <w:b/>
         <w:bCs/>
       </w:rPr>
@@ -5336,12 +5679,14 @@
     </w:tblStylePr>
     <w:tblStylePr w:type="firstCol">
       <w:rPr>
+        <w:rFonts w:eastAsia="黑体"/>
         <w:b/>
         <w:bCs/>
       </w:rPr>
     </w:tblStylePr>
     <w:tblStylePr w:type="lastCol">
       <w:rPr>
+        <w:rFonts w:eastAsia="黑体"/>
         <w:b/>
         <w:bCs/>
       </w:rPr>
@@ -5399,6 +5744,7 @@
         <w:spacing w:after="0" w:before="0" w:line="240" w:lineRule="auto"/>
       </w:pPr>
       <w:rPr>
+        <w:rFonts w:eastAsia="黑体"/>
         <w:b/>
         <w:bCs/>
         <w:color w:themeColor="background1" w:val="FFFFFF"/>
@@ -5413,6 +5759,7 @@
         <w:spacing w:after="0" w:before="0" w:line="240" w:lineRule="auto"/>
       </w:pPr>
       <w:rPr>
+        <w:rFonts w:eastAsia="黑体"/>
         <w:b/>
         <w:bCs/>
       </w:rPr>
@@ -5428,12 +5775,14 @@
     </w:tblStylePr>
     <w:tblStylePr w:type="firstCol">
       <w:rPr>
+        <w:rFonts w:eastAsia="黑体"/>
         <w:b/>
         <w:bCs/>
       </w:rPr>
     </w:tblStylePr>
     <w:tblStylePr w:type="lastCol">
       <w:rPr>
+        <w:rFonts w:eastAsia="黑体"/>
         <w:b/>
         <w:bCs/>
       </w:rPr>
@@ -5491,6 +5840,7 @@
         <w:spacing w:after="0" w:before="0" w:line="240" w:lineRule="auto"/>
       </w:pPr>
       <w:rPr>
+        <w:rFonts w:eastAsia="黑体"/>
         <w:b/>
         <w:bCs/>
         <w:color w:themeColor="background1" w:val="FFFFFF"/>
@@ -5505,6 +5855,7 @@
         <w:spacing w:after="0" w:before="0" w:line="240" w:lineRule="auto"/>
       </w:pPr>
       <w:rPr>
+        <w:rFonts w:eastAsia="黑体"/>
         <w:b/>
         <w:bCs/>
       </w:rPr>
@@ -5520,12 +5871,14 @@
     </w:tblStylePr>
     <w:tblStylePr w:type="firstCol">
       <w:rPr>
+        <w:rFonts w:eastAsia="黑体"/>
         <w:b/>
         <w:bCs/>
       </w:rPr>
     </w:tblStylePr>
     <w:tblStylePr w:type="lastCol">
       <w:rPr>
+        <w:rFonts w:eastAsia="黑体"/>
         <w:b/>
         <w:bCs/>
       </w:rPr>
@@ -5583,6 +5936,7 @@
         <w:spacing w:after="0" w:before="0" w:line="240" w:lineRule="auto"/>
       </w:pPr>
       <w:rPr>
+        <w:rFonts w:eastAsia="黑体"/>
         <w:b/>
         <w:bCs/>
         <w:color w:themeColor="background1" w:val="FFFFFF"/>
@@ -5597,6 +5951,7 @@
         <w:spacing w:after="0" w:before="0" w:line="240" w:lineRule="auto"/>
       </w:pPr>
       <w:rPr>
+        <w:rFonts w:eastAsia="黑体"/>
         <w:b/>
         <w:bCs/>
       </w:rPr>
@@ -5612,12 +5967,14 @@
     </w:tblStylePr>
     <w:tblStylePr w:type="firstCol">
       <w:rPr>
+        <w:rFonts w:eastAsia="黑体"/>
         <w:b/>
         <w:bCs/>
       </w:rPr>
     </w:tblStylePr>
     <w:tblStylePr w:type="lastCol">
       <w:rPr>
+        <w:rFonts w:eastAsia="黑体"/>
         <w:b/>
         <w:bCs/>
       </w:rPr>
@@ -5675,6 +6032,7 @@
         <w:spacing w:after="0" w:before="0" w:line="240" w:lineRule="auto"/>
       </w:pPr>
       <w:rPr>
+        <w:rFonts w:eastAsia="黑体"/>
         <w:b/>
         <w:bCs/>
         <w:color w:themeColor="background1" w:val="FFFFFF"/>
@@ -5689,6 +6047,7 @@
         <w:spacing w:after="0" w:before="0" w:line="240" w:lineRule="auto"/>
       </w:pPr>
       <w:rPr>
+        <w:rFonts w:eastAsia="黑体"/>
         <w:b/>
         <w:bCs/>
       </w:rPr>
@@ -5704,12 +6063,14 @@
     </w:tblStylePr>
     <w:tblStylePr w:type="firstCol">
       <w:rPr>
+        <w:rFonts w:eastAsia="黑体"/>
         <w:b/>
         <w:bCs/>
       </w:rPr>
     </w:tblStylePr>
     <w:tblStylePr w:type="lastCol">
       <w:rPr>
+        <w:rFonts w:eastAsia="黑体"/>
         <w:b/>
         <w:bCs/>
       </w:rPr>
@@ -5767,6 +6128,7 @@
         <w:spacing w:after="0" w:before="0" w:line="240" w:lineRule="auto"/>
       </w:pPr>
       <w:rPr>
+        <w:rFonts w:eastAsia="黑体"/>
         <w:b/>
         <w:bCs/>
         <w:color w:themeColor="background1" w:val="FFFFFF"/>
@@ -5781,6 +6143,7 @@
         <w:spacing w:after="0" w:before="0" w:line="240" w:lineRule="auto"/>
       </w:pPr>
       <w:rPr>
+        <w:rFonts w:eastAsia="黑体"/>
         <w:b/>
         <w:bCs/>
       </w:rPr>
@@ -5796,12 +6159,14 @@
     </w:tblStylePr>
     <w:tblStylePr w:type="firstCol">
       <w:rPr>
+        <w:rFonts w:eastAsia="黑体"/>
         <w:b/>
         <w:bCs/>
       </w:rPr>
     </w:tblStylePr>
     <w:tblStylePr w:type="lastCol">
       <w:rPr>
+        <w:rFonts w:eastAsia="黑体"/>
         <w:b/>
         <w:bCs/>
       </w:rPr>
@@ -5861,7 +6226,7 @@
         <w:spacing w:after="0" w:before="0" w:line="240" w:lineRule="auto"/>
       </w:pPr>
       <w:rPr>
-        <w:rFonts w:asciiTheme="majorHAnsi" w:cstheme="majorBidi" w:eastAsiaTheme="majorEastAsia" w:hAnsiTheme="majorHAnsi"/>
+        <w:rFonts w:asciiTheme="majorHAnsi" w:cstheme="majorBidi" w:hAnsiTheme="majorHAnsi" w:eastAsia="黑体"/>
         <w:b/>
         <w:bCs/>
       </w:rPr>
@@ -5882,7 +6247,7 @@
         <w:spacing w:after="0" w:before="0" w:line="240" w:lineRule="auto"/>
       </w:pPr>
       <w:rPr>
-        <w:rFonts w:asciiTheme="majorHAnsi" w:cstheme="majorBidi" w:eastAsiaTheme="majorEastAsia" w:hAnsiTheme="majorHAnsi"/>
+        <w:rFonts w:asciiTheme="majorHAnsi" w:cstheme="majorBidi" w:hAnsiTheme="majorHAnsi" w:eastAsia="黑体"/>
         <w:b/>
         <w:bCs/>
       </w:rPr>
@@ -5900,14 +6265,14 @@
     </w:tblStylePr>
     <w:tblStylePr w:type="firstCol">
       <w:rPr>
-        <w:rFonts w:asciiTheme="majorHAnsi" w:cstheme="majorBidi" w:eastAsiaTheme="majorEastAsia" w:hAnsiTheme="majorHAnsi"/>
+        <w:rFonts w:asciiTheme="majorHAnsi" w:cstheme="majorBidi" w:hAnsiTheme="majorHAnsi" w:eastAsia="黑体"/>
         <w:b/>
         <w:bCs/>
       </w:rPr>
     </w:tblStylePr>
     <w:tblStylePr w:type="lastCol">
       <w:rPr>
-        <w:rFonts w:asciiTheme="majorHAnsi" w:cstheme="majorBidi" w:eastAsiaTheme="majorEastAsia" w:hAnsiTheme="majorHAnsi"/>
+        <w:rFonts w:asciiTheme="majorHAnsi" w:cstheme="majorBidi" w:hAnsiTheme="majorHAnsi" w:eastAsia="黑体"/>
         <w:b/>
         <w:bCs/>
       </w:rPr>
@@ -5991,7 +6356,7 @@
         <w:spacing w:after="0" w:before="0" w:line="240" w:lineRule="auto"/>
       </w:pPr>
       <w:rPr>
-        <w:rFonts w:asciiTheme="majorHAnsi" w:cstheme="majorBidi" w:eastAsiaTheme="majorEastAsia" w:hAnsiTheme="majorHAnsi"/>
+        <w:rFonts w:asciiTheme="majorHAnsi" w:cstheme="majorBidi" w:hAnsiTheme="majorHAnsi" w:eastAsia="黑体"/>
         <w:b/>
         <w:bCs/>
       </w:rPr>
@@ -6012,7 +6377,7 @@
         <w:spacing w:after="0" w:before="0" w:line="240" w:lineRule="auto"/>
       </w:pPr>
       <w:rPr>
-        <w:rFonts w:asciiTheme="majorHAnsi" w:cstheme="majorBidi" w:eastAsiaTheme="majorEastAsia" w:hAnsiTheme="majorHAnsi"/>
+        <w:rFonts w:asciiTheme="majorHAnsi" w:cstheme="majorBidi" w:hAnsiTheme="majorHAnsi" w:eastAsia="黑体"/>
         <w:b/>
         <w:bCs/>
       </w:rPr>
@@ -6030,14 +6395,14 @@
     </w:tblStylePr>
     <w:tblStylePr w:type="firstCol">
       <w:rPr>
-        <w:rFonts w:asciiTheme="majorHAnsi" w:cstheme="majorBidi" w:eastAsiaTheme="majorEastAsia" w:hAnsiTheme="majorHAnsi"/>
+        <w:rFonts w:asciiTheme="majorHAnsi" w:cstheme="majorBidi" w:hAnsiTheme="majorHAnsi" w:eastAsia="黑体"/>
         <w:b/>
         <w:bCs/>
       </w:rPr>
     </w:tblStylePr>
     <w:tblStylePr w:type="lastCol">
       <w:rPr>
-        <w:rFonts w:asciiTheme="majorHAnsi" w:cstheme="majorBidi" w:eastAsiaTheme="majorEastAsia" w:hAnsiTheme="majorHAnsi"/>
+        <w:rFonts w:asciiTheme="majorHAnsi" w:cstheme="majorBidi" w:hAnsiTheme="majorHAnsi" w:eastAsia="黑体"/>
         <w:b/>
         <w:bCs/>
       </w:rPr>
@@ -6121,7 +6486,7 @@
         <w:spacing w:after="0" w:before="0" w:line="240" w:lineRule="auto"/>
       </w:pPr>
       <w:rPr>
-        <w:rFonts w:asciiTheme="majorHAnsi" w:cstheme="majorBidi" w:eastAsiaTheme="majorEastAsia" w:hAnsiTheme="majorHAnsi"/>
+        <w:rFonts w:asciiTheme="majorHAnsi" w:cstheme="majorBidi" w:hAnsiTheme="majorHAnsi" w:eastAsia="黑体"/>
         <w:b/>
         <w:bCs/>
       </w:rPr>
@@ -6142,7 +6507,7 @@
         <w:spacing w:after="0" w:before="0" w:line="240" w:lineRule="auto"/>
       </w:pPr>
       <w:rPr>
-        <w:rFonts w:asciiTheme="majorHAnsi" w:cstheme="majorBidi" w:eastAsiaTheme="majorEastAsia" w:hAnsiTheme="majorHAnsi"/>
+        <w:rFonts w:asciiTheme="majorHAnsi" w:cstheme="majorBidi" w:hAnsiTheme="majorHAnsi" w:eastAsia="黑体"/>
         <w:b/>
         <w:bCs/>
       </w:rPr>
@@ -6160,14 +6525,14 @@
     </w:tblStylePr>
     <w:tblStylePr w:type="firstCol">
       <w:rPr>
-        <w:rFonts w:asciiTheme="majorHAnsi" w:cstheme="majorBidi" w:eastAsiaTheme="majorEastAsia" w:hAnsiTheme="majorHAnsi"/>
+        <w:rFonts w:asciiTheme="majorHAnsi" w:cstheme="majorBidi" w:hAnsiTheme="majorHAnsi" w:eastAsia="黑体"/>
         <w:b/>
         <w:bCs/>
       </w:rPr>
     </w:tblStylePr>
     <w:tblStylePr w:type="lastCol">
       <w:rPr>
-        <w:rFonts w:asciiTheme="majorHAnsi" w:cstheme="majorBidi" w:eastAsiaTheme="majorEastAsia" w:hAnsiTheme="majorHAnsi"/>
+        <w:rFonts w:asciiTheme="majorHAnsi" w:cstheme="majorBidi" w:hAnsiTheme="majorHAnsi" w:eastAsia="黑体"/>
         <w:b/>
         <w:bCs/>
       </w:rPr>
@@ -6251,7 +6616,7 @@
         <w:spacing w:after="0" w:before="0" w:line="240" w:lineRule="auto"/>
       </w:pPr>
       <w:rPr>
-        <w:rFonts w:asciiTheme="majorHAnsi" w:cstheme="majorBidi" w:eastAsiaTheme="majorEastAsia" w:hAnsiTheme="majorHAnsi"/>
+        <w:rFonts w:asciiTheme="majorHAnsi" w:cstheme="majorBidi" w:hAnsiTheme="majorHAnsi" w:eastAsia="黑体"/>
         <w:b/>
         <w:bCs/>
       </w:rPr>
@@ -6272,7 +6637,7 @@
         <w:spacing w:after="0" w:before="0" w:line="240" w:lineRule="auto"/>
       </w:pPr>
       <w:rPr>
-        <w:rFonts w:asciiTheme="majorHAnsi" w:cstheme="majorBidi" w:eastAsiaTheme="majorEastAsia" w:hAnsiTheme="majorHAnsi"/>
+        <w:rFonts w:asciiTheme="majorHAnsi" w:cstheme="majorBidi" w:hAnsiTheme="majorHAnsi" w:eastAsia="黑体"/>
         <w:b/>
         <w:bCs/>
       </w:rPr>
@@ -6290,14 +6655,14 @@
     </w:tblStylePr>
     <w:tblStylePr w:type="firstCol">
       <w:rPr>
-        <w:rFonts w:asciiTheme="majorHAnsi" w:cstheme="majorBidi" w:eastAsiaTheme="majorEastAsia" w:hAnsiTheme="majorHAnsi"/>
+        <w:rFonts w:asciiTheme="majorHAnsi" w:cstheme="majorBidi" w:hAnsiTheme="majorHAnsi" w:eastAsia="黑体"/>
         <w:b/>
         <w:bCs/>
       </w:rPr>
     </w:tblStylePr>
     <w:tblStylePr w:type="lastCol">
       <w:rPr>
-        <w:rFonts w:asciiTheme="majorHAnsi" w:cstheme="majorBidi" w:eastAsiaTheme="majorEastAsia" w:hAnsiTheme="majorHAnsi"/>
+        <w:rFonts w:asciiTheme="majorHAnsi" w:cstheme="majorBidi" w:hAnsiTheme="majorHAnsi" w:eastAsia="黑体"/>
         <w:b/>
         <w:bCs/>
       </w:rPr>
@@ -6381,7 +6746,7 @@
         <w:spacing w:after="0" w:before="0" w:line="240" w:lineRule="auto"/>
       </w:pPr>
       <w:rPr>
-        <w:rFonts w:asciiTheme="majorHAnsi" w:cstheme="majorBidi" w:eastAsiaTheme="majorEastAsia" w:hAnsiTheme="majorHAnsi"/>
+        <w:rFonts w:asciiTheme="majorHAnsi" w:cstheme="majorBidi" w:hAnsiTheme="majorHAnsi" w:eastAsia="黑体"/>
         <w:b/>
         <w:bCs/>
       </w:rPr>
@@ -6402,7 +6767,7 @@
         <w:spacing w:after="0" w:before="0" w:line="240" w:lineRule="auto"/>
       </w:pPr>
       <w:rPr>
-        <w:rFonts w:asciiTheme="majorHAnsi" w:cstheme="majorBidi" w:eastAsiaTheme="majorEastAsia" w:hAnsiTheme="majorHAnsi"/>
+        <w:rFonts w:asciiTheme="majorHAnsi" w:cstheme="majorBidi" w:hAnsiTheme="majorHAnsi" w:eastAsia="黑体"/>
         <w:b/>
         <w:bCs/>
       </w:rPr>
@@ -6420,14 +6785,14 @@
     </w:tblStylePr>
     <w:tblStylePr w:type="firstCol">
       <w:rPr>
-        <w:rFonts w:asciiTheme="majorHAnsi" w:cstheme="majorBidi" w:eastAsiaTheme="majorEastAsia" w:hAnsiTheme="majorHAnsi"/>
+        <w:rFonts w:asciiTheme="majorHAnsi" w:cstheme="majorBidi" w:hAnsiTheme="majorHAnsi" w:eastAsia="黑体"/>
         <w:b/>
         <w:bCs/>
       </w:rPr>
     </w:tblStylePr>
     <w:tblStylePr w:type="lastCol">
       <w:rPr>
-        <w:rFonts w:asciiTheme="majorHAnsi" w:cstheme="majorBidi" w:eastAsiaTheme="majorEastAsia" w:hAnsiTheme="majorHAnsi"/>
+        <w:rFonts w:asciiTheme="majorHAnsi" w:cstheme="majorBidi" w:hAnsiTheme="majorHAnsi" w:eastAsia="黑体"/>
         <w:b/>
         <w:bCs/>
       </w:rPr>
@@ -6511,7 +6876,7 @@
         <w:spacing w:after="0" w:before="0" w:line="240" w:lineRule="auto"/>
       </w:pPr>
       <w:rPr>
-        <w:rFonts w:asciiTheme="majorHAnsi" w:cstheme="majorBidi" w:eastAsiaTheme="majorEastAsia" w:hAnsiTheme="majorHAnsi"/>
+        <w:rFonts w:asciiTheme="majorHAnsi" w:cstheme="majorBidi" w:hAnsiTheme="majorHAnsi" w:eastAsia="黑体"/>
         <w:b/>
         <w:bCs/>
       </w:rPr>
@@ -6532,7 +6897,7 @@
         <w:spacing w:after="0" w:before="0" w:line="240" w:lineRule="auto"/>
       </w:pPr>
       <w:rPr>
-        <w:rFonts w:asciiTheme="majorHAnsi" w:cstheme="majorBidi" w:eastAsiaTheme="majorEastAsia" w:hAnsiTheme="majorHAnsi"/>
+        <w:rFonts w:asciiTheme="majorHAnsi" w:cstheme="majorBidi" w:hAnsiTheme="majorHAnsi" w:eastAsia="黑体"/>
         <w:b/>
         <w:bCs/>
       </w:rPr>
@@ -6550,14 +6915,14 @@
     </w:tblStylePr>
     <w:tblStylePr w:type="firstCol">
       <w:rPr>
-        <w:rFonts w:asciiTheme="majorHAnsi" w:cstheme="majorBidi" w:eastAsiaTheme="majorEastAsia" w:hAnsiTheme="majorHAnsi"/>
+        <w:rFonts w:asciiTheme="majorHAnsi" w:cstheme="majorBidi" w:hAnsiTheme="majorHAnsi" w:eastAsia="黑体"/>
         <w:b/>
         <w:bCs/>
       </w:rPr>
     </w:tblStylePr>
     <w:tblStylePr w:type="lastCol">
       <w:rPr>
-        <w:rFonts w:asciiTheme="majorHAnsi" w:cstheme="majorBidi" w:eastAsiaTheme="majorEastAsia" w:hAnsiTheme="majorHAnsi"/>
+        <w:rFonts w:asciiTheme="majorHAnsi" w:cstheme="majorBidi" w:hAnsiTheme="majorHAnsi" w:eastAsia="黑体"/>
         <w:b/>
         <w:bCs/>
       </w:rPr>
@@ -6641,7 +7006,7 @@
         <w:spacing w:after="0" w:before="0" w:line="240" w:lineRule="auto"/>
       </w:pPr>
       <w:rPr>
-        <w:rFonts w:asciiTheme="majorHAnsi" w:cstheme="majorBidi" w:eastAsiaTheme="majorEastAsia" w:hAnsiTheme="majorHAnsi"/>
+        <w:rFonts w:asciiTheme="majorHAnsi" w:cstheme="majorBidi" w:hAnsiTheme="majorHAnsi" w:eastAsia="黑体"/>
         <w:b/>
         <w:bCs/>
       </w:rPr>
@@ -6662,7 +7027,7 @@
         <w:spacing w:after="0" w:before="0" w:line="240" w:lineRule="auto"/>
       </w:pPr>
       <w:rPr>
-        <w:rFonts w:asciiTheme="majorHAnsi" w:cstheme="majorBidi" w:eastAsiaTheme="majorEastAsia" w:hAnsiTheme="majorHAnsi"/>
+        <w:rFonts w:asciiTheme="majorHAnsi" w:cstheme="majorBidi" w:hAnsiTheme="majorHAnsi" w:eastAsia="黑体"/>
         <w:b/>
         <w:bCs/>
       </w:rPr>
@@ -6680,14 +7045,14 @@
     </w:tblStylePr>
     <w:tblStylePr w:type="firstCol">
       <w:rPr>
-        <w:rFonts w:asciiTheme="majorHAnsi" w:cstheme="majorBidi" w:eastAsiaTheme="majorEastAsia" w:hAnsiTheme="majorHAnsi"/>
+        <w:rFonts w:asciiTheme="majorHAnsi" w:cstheme="majorBidi" w:hAnsiTheme="majorHAnsi" w:eastAsia="黑体"/>
         <w:b/>
         <w:bCs/>
       </w:rPr>
     </w:tblStylePr>
     <w:tblStylePr w:type="lastCol">
       <w:rPr>
-        <w:rFonts w:asciiTheme="majorHAnsi" w:cstheme="majorBidi" w:eastAsiaTheme="majorEastAsia" w:hAnsiTheme="majorHAnsi"/>
+        <w:rFonts w:asciiTheme="majorHAnsi" w:cstheme="majorBidi" w:hAnsiTheme="majorHAnsi" w:eastAsia="黑体"/>
         <w:b/>
         <w:bCs/>
       </w:rPr>
@@ -6770,6 +7135,7 @@
         <w:spacing w:after="0" w:before="0" w:line="240" w:lineRule="auto"/>
       </w:pPr>
       <w:rPr>
+        <w:rFonts w:eastAsia="黑体"/>
         <w:b/>
         <w:bCs/>
         <w:color w:themeColor="background1" w:val="FFFFFF"/>
@@ -6792,6 +7158,7 @@
         <w:spacing w:after="0" w:before="0" w:line="240" w:lineRule="auto"/>
       </w:pPr>
       <w:rPr>
+        <w:rFonts w:eastAsia="黑体"/>
         <w:b/>
         <w:bCs/>
       </w:rPr>
@@ -6809,12 +7176,14 @@
     </w:tblStylePr>
     <w:tblStylePr w:type="firstCol">
       <w:rPr>
+        <w:rFonts w:eastAsia="黑体"/>
         <w:b/>
         <w:bCs/>
       </w:rPr>
     </w:tblStylePr>
     <w:tblStylePr w:type="lastCol">
       <w:rPr>
+        <w:rFonts w:eastAsia="黑体"/>
         <w:b/>
         <w:bCs/>
       </w:rPr>
@@ -6876,6 +7245,7 @@
         <w:spacing w:after="0" w:before="0" w:line="240" w:lineRule="auto"/>
       </w:pPr>
       <w:rPr>
+        <w:rFonts w:eastAsia="黑体"/>
         <w:b/>
         <w:bCs/>
         <w:color w:themeColor="background1" w:val="FFFFFF"/>
@@ -6898,6 +7268,7 @@
         <w:spacing w:after="0" w:before="0" w:line="240" w:lineRule="auto"/>
       </w:pPr>
       <w:rPr>
+        <w:rFonts w:eastAsia="黑体"/>
         <w:b/>
         <w:bCs/>
       </w:rPr>
@@ -6915,12 +7286,14 @@
     </w:tblStylePr>
     <w:tblStylePr w:type="firstCol">
       <w:rPr>
+        <w:rFonts w:eastAsia="黑体"/>
         <w:b/>
         <w:bCs/>
       </w:rPr>
     </w:tblStylePr>
     <w:tblStylePr w:type="lastCol">
       <w:rPr>
+        <w:rFonts w:eastAsia="黑体"/>
         <w:b/>
         <w:bCs/>
       </w:rPr>
@@ -6982,6 +7355,7 @@
         <w:spacing w:after="0" w:before="0" w:line="240" w:lineRule="auto"/>
       </w:pPr>
       <w:rPr>
+        <w:rFonts w:eastAsia="黑体"/>
         <w:b/>
         <w:bCs/>
         <w:color w:themeColor="background1" w:val="FFFFFF"/>
@@ -7004,6 +7378,7 @@
         <w:spacing w:after="0" w:before="0" w:line="240" w:lineRule="auto"/>
       </w:pPr>
       <w:rPr>
+        <w:rFonts w:eastAsia="黑体"/>
         <w:b/>
         <w:bCs/>
       </w:rPr>
@@ -7021,12 +7396,14 @@
     </w:tblStylePr>
     <w:tblStylePr w:type="firstCol">
       <w:rPr>
+        <w:rFonts w:eastAsia="黑体"/>
         <w:b/>
         <w:bCs/>
       </w:rPr>
     </w:tblStylePr>
     <w:tblStylePr w:type="lastCol">
       <w:rPr>
+        <w:rFonts w:eastAsia="黑体"/>
         <w:b/>
         <w:bCs/>
       </w:rPr>
@@ -7088,6 +7465,7 @@
         <w:spacing w:after="0" w:before="0" w:line="240" w:lineRule="auto"/>
       </w:pPr>
       <w:rPr>
+        <w:rFonts w:eastAsia="黑体"/>
         <w:b/>
         <w:bCs/>
         <w:color w:themeColor="background1" w:val="FFFFFF"/>
@@ -7110,6 +7488,7 @@
         <w:spacing w:after="0" w:before="0" w:line="240" w:lineRule="auto"/>
       </w:pPr>
       <w:rPr>
+        <w:rFonts w:eastAsia="黑体"/>
         <w:b/>
         <w:bCs/>
       </w:rPr>
@@ -7127,12 +7506,14 @@
     </w:tblStylePr>
     <w:tblStylePr w:type="firstCol">
       <w:rPr>
+        <w:rFonts w:eastAsia="黑体"/>
         <w:b/>
         <w:bCs/>
       </w:rPr>
     </w:tblStylePr>
     <w:tblStylePr w:type="lastCol">
       <w:rPr>
+        <w:rFonts w:eastAsia="黑体"/>
         <w:b/>
         <w:bCs/>
       </w:rPr>
@@ -7194,6 +7575,7 @@
         <w:spacing w:after="0" w:before="0" w:line="240" w:lineRule="auto"/>
       </w:pPr>
       <w:rPr>
+        <w:rFonts w:eastAsia="黑体"/>
         <w:b/>
         <w:bCs/>
         <w:color w:themeColor="background1" w:val="FFFFFF"/>
@@ -7216,6 +7598,7 @@
         <w:spacing w:after="0" w:before="0" w:line="240" w:lineRule="auto"/>
       </w:pPr>
       <w:rPr>
+        <w:rFonts w:eastAsia="黑体"/>
         <w:b/>
         <w:bCs/>
       </w:rPr>
@@ -7233,12 +7616,14 @@
     </w:tblStylePr>
     <w:tblStylePr w:type="firstCol">
       <w:rPr>
+        <w:rFonts w:eastAsia="黑体"/>
         <w:b/>
         <w:bCs/>
       </w:rPr>
     </w:tblStylePr>
     <w:tblStylePr w:type="lastCol">
       <w:rPr>
+        <w:rFonts w:eastAsia="黑体"/>
         <w:b/>
         <w:bCs/>
       </w:rPr>
@@ -7300,6 +7685,7 @@
         <w:spacing w:after="0" w:before="0" w:line="240" w:lineRule="auto"/>
       </w:pPr>
       <w:rPr>
+        <w:rFonts w:eastAsia="黑体"/>
         <w:b/>
         <w:bCs/>
         <w:color w:themeColor="background1" w:val="FFFFFF"/>
@@ -7322,6 +7708,7 @@
         <w:spacing w:after="0" w:before="0" w:line="240" w:lineRule="auto"/>
       </w:pPr>
       <w:rPr>
+        <w:rFonts w:eastAsia="黑体"/>
         <w:b/>
         <w:bCs/>
       </w:rPr>
@@ -7339,12 +7726,14 @@
     </w:tblStylePr>
     <w:tblStylePr w:type="firstCol">
       <w:rPr>
+        <w:rFonts w:eastAsia="黑体"/>
         <w:b/>
         <w:bCs/>
       </w:rPr>
     </w:tblStylePr>
     <w:tblStylePr w:type="lastCol">
       <w:rPr>
+        <w:rFonts w:eastAsia="黑体"/>
         <w:b/>
         <w:bCs/>
       </w:rPr>
@@ -7406,6 +7795,7 @@
         <w:spacing w:after="0" w:before="0" w:line="240" w:lineRule="auto"/>
       </w:pPr>
       <w:rPr>
+        <w:rFonts w:eastAsia="黑体"/>
         <w:b/>
         <w:bCs/>
         <w:color w:themeColor="background1" w:val="FFFFFF"/>
@@ -7428,6 +7818,7 @@
         <w:spacing w:after="0" w:before="0" w:line="240" w:lineRule="auto"/>
       </w:pPr>
       <w:rPr>
+        <w:rFonts w:eastAsia="黑体"/>
         <w:b/>
         <w:bCs/>
       </w:rPr>
@@ -7445,12 +7836,14 @@
     </w:tblStylePr>
     <w:tblStylePr w:type="firstCol">
       <w:rPr>
+        <w:rFonts w:eastAsia="黑体"/>
         <w:b/>
         <w:bCs/>
       </w:rPr>
     </w:tblStylePr>
     <w:tblStylePr w:type="lastCol">
       <w:rPr>
+        <w:rFonts w:eastAsia="黑体"/>
         <w:b/>
         <w:bCs/>
       </w:rPr>
@@ -7509,6 +7902,7 @@
         <w:spacing w:after="0" w:before="0" w:line="240" w:lineRule="auto"/>
       </w:pPr>
       <w:rPr>
+        <w:rFonts w:eastAsia="黑体"/>
         <w:b/>
         <w:bCs/>
         <w:color w:themeColor="background1" w:val="FFFFFF"/>
@@ -7531,6 +7925,7 @@
         <w:spacing w:after="0" w:before="0" w:line="240" w:lineRule="auto"/>
       </w:pPr>
       <w:rPr>
+        <w:rFonts w:eastAsia="黑体"/>
         <w:color w:val="auto"/>
       </w:rPr>
       <w:tblPr/>
@@ -7548,6 +7943,7 @@
     </w:tblStylePr>
     <w:tblStylePr w:type="firstCol">
       <w:rPr>
+        <w:rFonts w:eastAsia="黑体"/>
         <w:b/>
         <w:bCs/>
         <w:color w:themeColor="background1" w:val="FFFFFF"/>
@@ -7567,6 +7963,7 @@
     </w:tblStylePr>
     <w:tblStylePr w:type="lastCol">
       <w:rPr>
+        <w:rFonts w:eastAsia="黑体"/>
         <w:b/>
         <w:bCs/>
         <w:color w:themeColor="background1" w:val="FFFFFF"/>
@@ -7615,6 +8012,7 @@
     </w:tblStylePr>
     <w:tblStylePr w:type="nwCell">
       <w:rPr>
+        <w:rFonts w:eastAsia="黑体"/>
         <w:color w:themeColor="background1" w:val="FFFFFF"/>
       </w:rPr>
       <w:tblPr/>
@@ -7658,6 +8056,7 @@
         <w:spacing w:after="0" w:before="0" w:line="240" w:lineRule="auto"/>
       </w:pPr>
       <w:rPr>
+        <w:rFonts w:eastAsia="黑体"/>
         <w:b/>
         <w:bCs/>
         <w:color w:themeColor="background1" w:val="FFFFFF"/>
@@ -7680,6 +8079,7 @@
         <w:spacing w:after="0" w:before="0" w:line="240" w:lineRule="auto"/>
       </w:pPr>
       <w:rPr>
+        <w:rFonts w:eastAsia="黑体"/>
         <w:color w:val="auto"/>
       </w:rPr>
       <w:tblPr/>
@@ -7697,6 +8097,7 @@
     </w:tblStylePr>
     <w:tblStylePr w:type="firstCol">
       <w:rPr>
+        <w:rFonts w:eastAsia="黑体"/>
         <w:b/>
         <w:bCs/>
         <w:color w:themeColor="background1" w:val="FFFFFF"/>
@@ -7716,6 +8117,7 @@
     </w:tblStylePr>
     <w:tblStylePr w:type="lastCol">
       <w:rPr>
+        <w:rFonts w:eastAsia="黑体"/>
         <w:b/>
         <w:bCs/>
         <w:color w:themeColor="background1" w:val="FFFFFF"/>
@@ -7764,6 +8166,7 @@
     </w:tblStylePr>
     <w:tblStylePr w:type="nwCell">
       <w:rPr>
+        <w:rFonts w:eastAsia="黑体"/>
         <w:color w:themeColor="background1" w:val="FFFFFF"/>
       </w:rPr>
       <w:tblPr/>
@@ -7807,6 +8210,7 @@
         <w:spacing w:after="0" w:before="0" w:line="240" w:lineRule="auto"/>
       </w:pPr>
       <w:rPr>
+        <w:rFonts w:eastAsia="黑体"/>
         <w:b/>
         <w:bCs/>
         <w:color w:themeColor="background1" w:val="FFFFFF"/>
@@ -7829,6 +8233,7 @@
         <w:spacing w:after="0" w:before="0" w:line="240" w:lineRule="auto"/>
       </w:pPr>
       <w:rPr>
+        <w:rFonts w:eastAsia="黑体"/>
         <w:color w:val="auto"/>
       </w:rPr>
       <w:tblPr/>
@@ -7846,6 +8251,7 @@
     </w:tblStylePr>
     <w:tblStylePr w:type="firstCol">
       <w:rPr>
+        <w:rFonts w:eastAsia="黑体"/>
         <w:b/>
         <w:bCs/>
         <w:color w:themeColor="background1" w:val="FFFFFF"/>
@@ -7865,6 +8271,7 @@
     </w:tblStylePr>
     <w:tblStylePr w:type="lastCol">
       <w:rPr>
+        <w:rFonts w:eastAsia="黑体"/>
         <w:b/>
         <w:bCs/>
         <w:color w:themeColor="background1" w:val="FFFFFF"/>
@@ -7913,6 +8320,7 @@
     </w:tblStylePr>
     <w:tblStylePr w:type="nwCell">
       <w:rPr>
+        <w:rFonts w:eastAsia="黑体"/>
         <w:color w:themeColor="background1" w:val="FFFFFF"/>
       </w:rPr>
       <w:tblPr/>
@@ -7956,6 +8364,7 @@
         <w:spacing w:after="0" w:before="0" w:line="240" w:lineRule="auto"/>
       </w:pPr>
       <w:rPr>
+        <w:rFonts w:eastAsia="黑体"/>
         <w:b/>
         <w:bCs/>
         <w:color w:themeColor="background1" w:val="FFFFFF"/>
@@ -7978,6 +8387,7 @@
         <w:spacing w:after="0" w:before="0" w:line="240" w:lineRule="auto"/>
       </w:pPr>
       <w:rPr>
+        <w:rFonts w:eastAsia="黑体"/>
         <w:color w:val="auto"/>
       </w:rPr>
       <w:tblPr/>
@@ -7995,6 +8405,7 @@
     </w:tblStylePr>
     <w:tblStylePr w:type="firstCol">
       <w:rPr>
+        <w:rFonts w:eastAsia="黑体"/>
         <w:b/>
         <w:bCs/>
         <w:color w:themeColor="background1" w:val="FFFFFF"/>
@@ -8014,6 +8425,7 @@
     </w:tblStylePr>
     <w:tblStylePr w:type="lastCol">
       <w:rPr>
+        <w:rFonts w:eastAsia="黑体"/>
         <w:b/>
         <w:bCs/>
         <w:color w:themeColor="background1" w:val="FFFFFF"/>
@@ -8062,6 +8474,7 @@
     </w:tblStylePr>
     <w:tblStylePr w:type="nwCell">
       <w:rPr>
+        <w:rFonts w:eastAsia="黑体"/>
         <w:color w:themeColor="background1" w:val="FFFFFF"/>
       </w:rPr>
       <w:tblPr/>
@@ -8105,6 +8518,7 @@
         <w:spacing w:after="0" w:before="0" w:line="240" w:lineRule="auto"/>
       </w:pPr>
       <w:rPr>
+        <w:rFonts w:eastAsia="黑体"/>
         <w:b/>
         <w:bCs/>
         <w:color w:themeColor="background1" w:val="FFFFFF"/>
@@ -8127,6 +8541,7 @@
         <w:spacing w:after="0" w:before="0" w:line="240" w:lineRule="auto"/>
       </w:pPr>
       <w:rPr>
+        <w:rFonts w:eastAsia="黑体"/>
         <w:color w:val="auto"/>
       </w:rPr>
       <w:tblPr/>
@@ -8144,6 +8559,7 @@
     </w:tblStylePr>
     <w:tblStylePr w:type="firstCol">
       <w:rPr>
+        <w:rFonts w:eastAsia="黑体"/>
         <w:b/>
         <w:bCs/>
         <w:color w:themeColor="background1" w:val="FFFFFF"/>
@@ -8163,6 +8579,7 @@
     </w:tblStylePr>
     <w:tblStylePr w:type="lastCol">
       <w:rPr>
+        <w:rFonts w:eastAsia="黑体"/>
         <w:b/>
         <w:bCs/>
         <w:color w:themeColor="background1" w:val="FFFFFF"/>
@@ -8211,6 +8628,7 @@
     </w:tblStylePr>
     <w:tblStylePr w:type="nwCell">
       <w:rPr>
+        <w:rFonts w:eastAsia="黑体"/>
         <w:color w:themeColor="background1" w:val="FFFFFF"/>
       </w:rPr>
       <w:tblPr/>
@@ -8254,6 +8672,7 @@
         <w:spacing w:after="0" w:before="0" w:line="240" w:lineRule="auto"/>
       </w:pPr>
       <w:rPr>
+        <w:rFonts w:eastAsia="黑体"/>
         <w:b/>
         <w:bCs/>
         <w:color w:themeColor="background1" w:val="FFFFFF"/>
@@ -8276,6 +8695,7 @@
         <w:spacing w:after="0" w:before="0" w:line="240" w:lineRule="auto"/>
       </w:pPr>
       <w:rPr>
+        <w:rFonts w:eastAsia="黑体"/>
         <w:color w:val="auto"/>
       </w:rPr>
       <w:tblPr/>
@@ -8293,6 +8713,7 @@
     </w:tblStylePr>
     <w:tblStylePr w:type="firstCol">
       <w:rPr>
+        <w:rFonts w:eastAsia="黑体"/>
         <w:b/>
         <w:bCs/>
         <w:color w:themeColor="background1" w:val="FFFFFF"/>
@@ -8312,6 +8733,7 @@
     </w:tblStylePr>
     <w:tblStylePr w:type="lastCol">
       <w:rPr>
+        <w:rFonts w:eastAsia="黑体"/>
         <w:b/>
         <w:bCs/>
         <w:color w:themeColor="background1" w:val="FFFFFF"/>
@@ -8360,6 +8782,7 @@
     </w:tblStylePr>
     <w:tblStylePr w:type="nwCell">
       <w:rPr>
+        <w:rFonts w:eastAsia="黑体"/>
         <w:color w:themeColor="background1" w:val="FFFFFF"/>
       </w:rPr>
       <w:tblPr/>
@@ -8403,6 +8826,7 @@
         <w:spacing w:after="0" w:before="0" w:line="240" w:lineRule="auto"/>
       </w:pPr>
       <w:rPr>
+        <w:rFonts w:eastAsia="黑体"/>
         <w:b/>
         <w:bCs/>
         <w:color w:themeColor="background1" w:val="FFFFFF"/>
@@ -8425,6 +8849,7 @@
         <w:spacing w:after="0" w:before="0" w:line="240" w:lineRule="auto"/>
       </w:pPr>
       <w:rPr>
+        <w:rFonts w:eastAsia="黑体"/>
         <w:color w:val="auto"/>
       </w:rPr>
       <w:tblPr/>
@@ -8442,6 +8867,7 @@
     </w:tblStylePr>
     <w:tblStylePr w:type="firstCol">
       <w:rPr>
+        <w:rFonts w:eastAsia="黑体"/>
         <w:b/>
         <w:bCs/>
         <w:color w:themeColor="background1" w:val="FFFFFF"/>
@@ -8461,6 +8887,7 @@
     </w:tblStylePr>
     <w:tblStylePr w:type="lastCol">
       <w:rPr>
+        <w:rFonts w:eastAsia="黑体"/>
         <w:b/>
         <w:bCs/>
         <w:color w:themeColor="background1" w:val="FFFFFF"/>
@@ -8509,6 +8936,7 @@
     </w:tblStylePr>
     <w:tblStylePr w:type="nwCell">
       <w:rPr>
+        <w:rFonts w:eastAsia="黑体"/>
         <w:color w:themeColor="background1" w:val="FFFFFF"/>
       </w:rPr>
       <w:tblPr/>
@@ -8533,6 +8961,7 @@
       <w:spacing w:after="0" w:line="240" w:lineRule="auto"/>
     </w:pPr>
     <w:rPr>
+      <w:rFonts w:eastAsia="黑体"/>
       <w:color w:themeColor="text1" w:val="000000"/>
     </w:rPr>
     <w:tblPr>
@@ -8552,7 +8981,7 @@
     </w:tblPr>
     <w:tblStylePr w:type="firstRow">
       <w:rPr>
-        <w:rFonts w:asciiTheme="majorHAnsi" w:cstheme="majorBidi" w:eastAsiaTheme="majorEastAsia" w:hAnsiTheme="majorHAnsi"/>
+        <w:rFonts w:asciiTheme="majorHAnsi" w:cstheme="majorBidi" w:hAnsiTheme="majorHAnsi" w:eastAsia="黑体"/>
       </w:rPr>
       <w:tblPr/>
       <w:tcPr>
@@ -8564,6 +8993,7 @@
     </w:tblStylePr>
     <w:tblStylePr w:type="lastRow">
       <w:rPr>
+        <w:rFonts w:eastAsia="黑体"/>
         <w:b/>
         <w:bCs/>
         <w:color w:themeColor="text2" w:val="1F497D"/>
@@ -8578,12 +9008,14 @@
     </w:tblStylePr>
     <w:tblStylePr w:type="firstCol">
       <w:rPr>
+        <w:rFonts w:eastAsia="黑体"/>
         <w:b/>
         <w:bCs/>
       </w:rPr>
     </w:tblStylePr>
     <w:tblStylePr w:type="lastCol">
       <w:rPr>
+        <w:rFonts w:eastAsia="黑体"/>
         <w:b/>
         <w:bCs/>
       </w:rPr>
@@ -8617,6 +9049,7 @@
       <w:spacing w:after="0" w:line="240" w:lineRule="auto"/>
     </w:pPr>
     <w:rPr>
+      <w:rFonts w:eastAsia="黑体"/>
       <w:color w:themeColor="text1" w:val="000000"/>
     </w:rPr>
     <w:tblPr>
@@ -8636,7 +9069,7 @@
     </w:tblPr>
     <w:tblStylePr w:type="firstRow">
       <w:rPr>
-        <w:rFonts w:asciiTheme="majorHAnsi" w:cstheme="majorBidi" w:eastAsiaTheme="majorEastAsia" w:hAnsiTheme="majorHAnsi"/>
+        <w:rFonts w:asciiTheme="majorHAnsi" w:cstheme="majorBidi" w:hAnsiTheme="majorHAnsi" w:eastAsia="黑体"/>
       </w:rPr>
       <w:tblPr/>
       <w:tcPr>
@@ -8648,6 +9081,7 @@
     </w:tblStylePr>
     <w:tblStylePr w:type="lastRow">
       <w:rPr>
+        <w:rFonts w:eastAsia="黑体"/>
         <w:b/>
         <w:bCs/>
         <w:color w:themeColor="text2" w:val="1F497D"/>
@@ -8662,12 +9096,14 @@
     </w:tblStylePr>
     <w:tblStylePr w:type="firstCol">
       <w:rPr>
+        <w:rFonts w:eastAsia="黑体"/>
         <w:b/>
         <w:bCs/>
       </w:rPr>
     </w:tblStylePr>
     <w:tblStylePr w:type="lastCol">
       <w:rPr>
+        <w:rFonts w:eastAsia="黑体"/>
         <w:b/>
         <w:bCs/>
       </w:rPr>
@@ -8701,6 +9137,7 @@
       <w:spacing w:after="0" w:line="240" w:lineRule="auto"/>
     </w:pPr>
     <w:rPr>
+      <w:rFonts w:eastAsia="黑体"/>
       <w:color w:themeColor="text1" w:val="000000"/>
     </w:rPr>
     <w:tblPr>
@@ -8720,7 +9157,7 @@
     </w:tblPr>
     <w:tblStylePr w:type="firstRow">
       <w:rPr>
-        <w:rFonts w:asciiTheme="majorHAnsi" w:cstheme="majorBidi" w:eastAsiaTheme="majorEastAsia" w:hAnsiTheme="majorHAnsi"/>
+        <w:rFonts w:asciiTheme="majorHAnsi" w:cstheme="majorBidi" w:hAnsiTheme="majorHAnsi" w:eastAsia="黑体"/>
       </w:rPr>
       <w:tblPr/>
       <w:tcPr>
@@ -8732,6 +9169,7 @@
     </w:tblStylePr>
     <w:tblStylePr w:type="lastRow">
       <w:rPr>
+        <w:rFonts w:eastAsia="黑体"/>
         <w:b/>
         <w:bCs/>
         <w:color w:themeColor="text2" w:val="1F497D"/>
@@ -8746,12 +9184,14 @@
     </w:tblStylePr>
     <w:tblStylePr w:type="firstCol">
       <w:rPr>
+        <w:rFonts w:eastAsia="黑体"/>
         <w:b/>
         <w:bCs/>
       </w:rPr>
     </w:tblStylePr>
     <w:tblStylePr w:type="lastCol">
       <w:rPr>
+        <w:rFonts w:eastAsia="黑体"/>
         <w:b/>
         <w:bCs/>
       </w:rPr>
@@ -8785,6 +9225,7 @@
       <w:spacing w:after="0" w:line="240" w:lineRule="auto"/>
     </w:pPr>
     <w:rPr>
+      <w:rFonts w:eastAsia="黑体"/>
       <w:color w:themeColor="text1" w:val="000000"/>
     </w:rPr>
     <w:tblPr>
@@ -8804,7 +9245,7 @@
     </w:tblPr>
     <w:tblStylePr w:type="firstRow">
       <w:rPr>
-        <w:rFonts w:asciiTheme="majorHAnsi" w:cstheme="majorBidi" w:eastAsiaTheme="majorEastAsia" w:hAnsiTheme="majorHAnsi"/>
+        <w:rFonts w:asciiTheme="majorHAnsi" w:cstheme="majorBidi" w:hAnsiTheme="majorHAnsi" w:eastAsia="黑体"/>
       </w:rPr>
       <w:tblPr/>
       <w:tcPr>
@@ -8816,6 +9257,7 @@
     </w:tblStylePr>
     <w:tblStylePr w:type="lastRow">
       <w:rPr>
+        <w:rFonts w:eastAsia="黑体"/>
         <w:b/>
         <w:bCs/>
         <w:color w:themeColor="text2" w:val="1F497D"/>
@@ -8830,12 +9272,14 @@
     </w:tblStylePr>
     <w:tblStylePr w:type="firstCol">
       <w:rPr>
+        <w:rFonts w:eastAsia="黑体"/>
         <w:b/>
         <w:bCs/>
       </w:rPr>
     </w:tblStylePr>
     <w:tblStylePr w:type="lastCol">
       <w:rPr>
+        <w:rFonts w:eastAsia="黑体"/>
         <w:b/>
         <w:bCs/>
       </w:rPr>
@@ -8869,6 +9313,7 @@
       <w:spacing w:after="0" w:line="240" w:lineRule="auto"/>
     </w:pPr>
     <w:rPr>
+      <w:rFonts w:eastAsia="黑体"/>
       <w:color w:themeColor="text1" w:val="000000"/>
     </w:rPr>
     <w:tblPr>
@@ -8888,7 +9333,7 @@
     </w:tblPr>
     <w:tblStylePr w:type="firstRow">
       <w:rPr>
-        <w:rFonts w:asciiTheme="majorHAnsi" w:cstheme="majorBidi" w:eastAsiaTheme="majorEastAsia" w:hAnsiTheme="majorHAnsi"/>
+        <w:rFonts w:asciiTheme="majorHAnsi" w:cstheme="majorBidi" w:hAnsiTheme="majorHAnsi" w:eastAsia="黑体"/>
       </w:rPr>
       <w:tblPr/>
       <w:tcPr>
@@ -8900,6 +9345,7 @@
     </w:tblStylePr>
     <w:tblStylePr w:type="lastRow">
       <w:rPr>
+        <w:rFonts w:eastAsia="黑体"/>
         <w:b/>
         <w:bCs/>
         <w:color w:themeColor="text2" w:val="1F497D"/>
@@ -8914,12 +9360,14 @@
     </w:tblStylePr>
     <w:tblStylePr w:type="firstCol">
       <w:rPr>
+        <w:rFonts w:eastAsia="黑体"/>
         <w:b/>
         <w:bCs/>
       </w:rPr>
     </w:tblStylePr>
     <w:tblStylePr w:type="lastCol">
       <w:rPr>
+        <w:rFonts w:eastAsia="黑体"/>
         <w:b/>
         <w:bCs/>
       </w:rPr>
@@ -8953,6 +9401,7 @@
       <w:spacing w:after="0" w:line="240" w:lineRule="auto"/>
     </w:pPr>
     <w:rPr>
+      <w:rFonts w:eastAsia="黑体"/>
       <w:color w:themeColor="text1" w:val="000000"/>
     </w:rPr>
     <w:tblPr>
@@ -8972,7 +9421,7 @@
     </w:tblPr>
     <w:tblStylePr w:type="firstRow">
       <w:rPr>
-        <w:rFonts w:asciiTheme="majorHAnsi" w:cstheme="majorBidi" w:eastAsiaTheme="majorEastAsia" w:hAnsiTheme="majorHAnsi"/>
+        <w:rFonts w:asciiTheme="majorHAnsi" w:cstheme="majorBidi" w:hAnsiTheme="majorHAnsi" w:eastAsia="黑体"/>
       </w:rPr>
       <w:tblPr/>
       <w:tcPr>
@@ -8984,6 +9433,7 @@
     </w:tblStylePr>
     <w:tblStylePr w:type="lastRow">
       <w:rPr>
+        <w:rFonts w:eastAsia="黑体"/>
         <w:b/>
         <w:bCs/>
         <w:color w:themeColor="text2" w:val="1F497D"/>
@@ -8998,12 +9448,14 @@
     </w:tblStylePr>
     <w:tblStylePr w:type="firstCol">
       <w:rPr>
+        <w:rFonts w:eastAsia="黑体"/>
         <w:b/>
         <w:bCs/>
       </w:rPr>
     </w:tblStylePr>
     <w:tblStylePr w:type="lastCol">
       <w:rPr>
+        <w:rFonts w:eastAsia="黑体"/>
         <w:b/>
         <w:bCs/>
       </w:rPr>
@@ -9037,6 +9489,7 @@
       <w:spacing w:after="0" w:line="240" w:lineRule="auto"/>
     </w:pPr>
     <w:rPr>
+      <w:rFonts w:eastAsia="黑体"/>
       <w:color w:themeColor="text1" w:val="000000"/>
     </w:rPr>
     <w:tblPr>
@@ -9056,7 +9509,7 @@
     </w:tblPr>
     <w:tblStylePr w:type="firstRow">
       <w:rPr>
-        <w:rFonts w:asciiTheme="majorHAnsi" w:cstheme="majorBidi" w:eastAsiaTheme="majorEastAsia" w:hAnsiTheme="majorHAnsi"/>
+        <w:rFonts w:asciiTheme="majorHAnsi" w:cstheme="majorBidi" w:hAnsiTheme="majorHAnsi" w:eastAsia="黑体"/>
       </w:rPr>
       <w:tblPr/>
       <w:tcPr>
@@ -9068,6 +9521,7 @@
     </w:tblStylePr>
     <w:tblStylePr w:type="lastRow">
       <w:rPr>
+        <w:rFonts w:eastAsia="黑体"/>
         <w:b/>
         <w:bCs/>
         <w:color w:themeColor="text2" w:val="1F497D"/>
@@ -9082,12 +9536,14 @@
     </w:tblStylePr>
     <w:tblStylePr w:type="firstCol">
       <w:rPr>
+        <w:rFonts w:eastAsia="黑体"/>
         <w:b/>
         <w:bCs/>
       </w:rPr>
     </w:tblStylePr>
     <w:tblStylePr w:type="lastCol">
       <w:rPr>
+        <w:rFonts w:eastAsia="黑体"/>
         <w:b/>
         <w:bCs/>
       </w:rPr>
@@ -9121,7 +9577,7 @@
       <w:spacing w:after="0" w:line="240" w:lineRule="auto"/>
     </w:pPr>
     <w:rPr>
-      <w:rFonts w:asciiTheme="majorHAnsi" w:cstheme="majorBidi" w:eastAsiaTheme="majorEastAsia" w:hAnsiTheme="majorHAnsi"/>
+      <w:rFonts w:asciiTheme="majorHAnsi" w:cstheme="majorBidi" w:hAnsiTheme="majorHAnsi" w:eastAsia="黑体"/>
       <w:color w:themeColor="text1" w:val="000000"/>
     </w:rPr>
     <w:tblPr>
@@ -9143,6 +9599,7 @@
     </w:tblPr>
     <w:tblStylePr w:type="firstRow">
       <w:rPr>
+        <w:rFonts w:eastAsia="黑体"/>
         <w:sz w:val="24"/>
         <w:szCs w:val="24"/>
       </w:rPr>
@@ -9249,7 +9706,7 @@
       <w:spacing w:after="0" w:line="240" w:lineRule="auto"/>
     </w:pPr>
     <w:rPr>
-      <w:rFonts w:asciiTheme="majorHAnsi" w:cstheme="majorBidi" w:eastAsiaTheme="majorEastAsia" w:hAnsiTheme="majorHAnsi"/>
+      <w:rFonts w:asciiTheme="majorHAnsi" w:cstheme="majorBidi" w:hAnsiTheme="majorHAnsi" w:eastAsia="黑体"/>
       <w:color w:themeColor="text1" w:val="000000"/>
     </w:rPr>
     <w:tblPr>
@@ -9271,6 +9728,7 @@
     </w:tblPr>
     <w:tblStylePr w:type="firstRow">
       <w:rPr>
+        <w:rFonts w:eastAsia="黑体"/>
         <w:sz w:val="24"/>
         <w:szCs w:val="24"/>
       </w:rPr>
@@ -9377,7 +9835,7 @@
       <w:spacing w:after="0" w:line="240" w:lineRule="auto"/>
     </w:pPr>
     <w:rPr>
-      <w:rFonts w:asciiTheme="majorHAnsi" w:cstheme="majorBidi" w:eastAsiaTheme="majorEastAsia" w:hAnsiTheme="majorHAnsi"/>
+      <w:rFonts w:asciiTheme="majorHAnsi" w:cstheme="majorBidi" w:hAnsiTheme="majorHAnsi" w:eastAsia="黑体"/>
       <w:color w:themeColor="text1" w:val="000000"/>
     </w:rPr>
     <w:tblPr>
@@ -9399,6 +9857,7 @@
     </w:tblPr>
     <w:tblStylePr w:type="firstRow">
       <w:rPr>
+        <w:rFonts w:eastAsia="黑体"/>
         <w:sz w:val="24"/>
         <w:szCs w:val="24"/>
       </w:rPr>
@@ -9505,7 +9964,7 @@
       <w:spacing w:after="0" w:line="240" w:lineRule="auto"/>
     </w:pPr>
     <w:rPr>
-      <w:rFonts w:asciiTheme="majorHAnsi" w:cstheme="majorBidi" w:eastAsiaTheme="majorEastAsia" w:hAnsiTheme="majorHAnsi"/>
+      <w:rFonts w:asciiTheme="majorHAnsi" w:cstheme="majorBidi" w:hAnsiTheme="majorHAnsi" w:eastAsia="黑体"/>
       <w:color w:themeColor="text1" w:val="000000"/>
     </w:rPr>
     <w:tblPr>
@@ -9527,6 +9986,7 @@
     </w:tblPr>
     <w:tblStylePr w:type="firstRow">
       <w:rPr>
+        <w:rFonts w:eastAsia="黑体"/>
         <w:sz w:val="24"/>
         <w:szCs w:val="24"/>
       </w:rPr>
@@ -9633,7 +10093,7 @@
       <w:spacing w:after="0" w:line="240" w:lineRule="auto"/>
     </w:pPr>
     <w:rPr>
-      <w:rFonts w:asciiTheme="majorHAnsi" w:cstheme="majorBidi" w:eastAsiaTheme="majorEastAsia" w:hAnsiTheme="majorHAnsi"/>
+      <w:rFonts w:asciiTheme="majorHAnsi" w:cstheme="majorBidi" w:hAnsiTheme="majorHAnsi" w:eastAsia="黑体"/>
       <w:color w:themeColor="text1" w:val="000000"/>
     </w:rPr>
     <w:tblPr>
@@ -9655,6 +10115,7 @@
     </w:tblPr>
     <w:tblStylePr w:type="firstRow">
       <w:rPr>
+        <w:rFonts w:eastAsia="黑体"/>
         <w:sz w:val="24"/>
         <w:szCs w:val="24"/>
       </w:rPr>
@@ -9761,7 +10222,7 @@
       <w:spacing w:after="0" w:line="240" w:lineRule="auto"/>
     </w:pPr>
     <w:rPr>
-      <w:rFonts w:asciiTheme="majorHAnsi" w:cstheme="majorBidi" w:eastAsiaTheme="majorEastAsia" w:hAnsiTheme="majorHAnsi"/>
+      <w:rFonts w:asciiTheme="majorHAnsi" w:cstheme="majorBidi" w:hAnsiTheme="majorHAnsi" w:eastAsia="黑体"/>
       <w:color w:themeColor="text1" w:val="000000"/>
     </w:rPr>
     <w:tblPr>
@@ -9783,6 +10244,7 @@
     </w:tblPr>
     <w:tblStylePr w:type="firstRow">
       <w:rPr>
+        <w:rFonts w:eastAsia="黑体"/>
         <w:sz w:val="24"/>
         <w:szCs w:val="24"/>
       </w:rPr>
@@ -9889,7 +10351,7 @@
       <w:spacing w:after="0" w:line="240" w:lineRule="auto"/>
     </w:pPr>
     <w:rPr>
-      <w:rFonts w:asciiTheme="majorHAnsi" w:cstheme="majorBidi" w:eastAsiaTheme="majorEastAsia" w:hAnsiTheme="majorHAnsi"/>
+      <w:rFonts w:asciiTheme="majorHAnsi" w:cstheme="majorBidi" w:hAnsiTheme="majorHAnsi" w:eastAsia="黑体"/>
       <w:color w:themeColor="text1" w:val="000000"/>
     </w:rPr>
     <w:tblPr>
@@ -9911,6 +10373,7 @@
     </w:tblPr>
     <w:tblStylePr w:type="firstRow">
       <w:rPr>
+        <w:rFonts w:eastAsia="黑体"/>
         <w:sz w:val="24"/>
         <w:szCs w:val="24"/>
       </w:rPr>
@@ -10040,12 +10503,14 @@
     </w:tcPr>
     <w:tblStylePr w:type="firstRow">
       <w:rPr>
+        <w:rFonts w:eastAsia="黑体"/>
         <w:b/>
         <w:bCs/>
       </w:rPr>
     </w:tblStylePr>
     <w:tblStylePr w:type="lastRow">
       <w:rPr>
+        <w:rFonts w:eastAsia="黑体"/>
         <w:b/>
         <w:bCs/>
       </w:rPr>
@@ -10058,12 +10523,14 @@
     </w:tblStylePr>
     <w:tblStylePr w:type="firstCol">
       <w:rPr>
+        <w:rFonts w:eastAsia="黑体"/>
         <w:b/>
         <w:bCs/>
       </w:rPr>
     </w:tblStylePr>
     <w:tblStylePr w:type="lastCol">
       <w:rPr>
+        <w:rFonts w:eastAsia="黑体"/>
         <w:b/>
         <w:bCs/>
       </w:rPr>
@@ -10113,12 +10580,14 @@
     </w:tcPr>
     <w:tblStylePr w:type="firstRow">
       <w:rPr>
+        <w:rFonts w:eastAsia="黑体"/>
         <w:b/>
         <w:bCs/>
       </w:rPr>
     </w:tblStylePr>
     <w:tblStylePr w:type="lastRow">
       <w:rPr>
+        <w:rFonts w:eastAsia="黑体"/>
         <w:b/>
         <w:bCs/>
       </w:rPr>
@@ -10131,12 +10600,14 @@
     </w:tblStylePr>
     <w:tblStylePr w:type="firstCol">
       <w:rPr>
+        <w:rFonts w:eastAsia="黑体"/>
         <w:b/>
         <w:bCs/>
       </w:rPr>
     </w:tblStylePr>
     <w:tblStylePr w:type="lastCol">
       <w:rPr>
+        <w:rFonts w:eastAsia="黑体"/>
         <w:b/>
         <w:bCs/>
       </w:rPr>
@@ -10186,12 +10657,14 @@
     </w:tcPr>
     <w:tblStylePr w:type="firstRow">
       <w:rPr>
+        <w:rFonts w:eastAsia="黑体"/>
         <w:b/>
         <w:bCs/>
       </w:rPr>
     </w:tblStylePr>
     <w:tblStylePr w:type="lastRow">
       <w:rPr>
+        <w:rFonts w:eastAsia="黑体"/>
         <w:b/>
         <w:bCs/>
       </w:rPr>
@@ -10204,12 +10677,14 @@
     </w:tblStylePr>
     <w:tblStylePr w:type="firstCol">
       <w:rPr>
+        <w:rFonts w:eastAsia="黑体"/>
         <w:b/>
         <w:bCs/>
       </w:rPr>
     </w:tblStylePr>
     <w:tblStylePr w:type="lastCol">
       <w:rPr>
+        <w:rFonts w:eastAsia="黑体"/>
         <w:b/>
         <w:bCs/>
       </w:rPr>
@@ -10259,12 +10734,14 @@
     </w:tcPr>
     <w:tblStylePr w:type="firstRow">
       <w:rPr>
+        <w:rFonts w:eastAsia="黑体"/>
         <w:b/>
         <w:bCs/>
       </w:rPr>
     </w:tblStylePr>
     <w:tblStylePr w:type="lastRow">
       <w:rPr>
+        <w:rFonts w:eastAsia="黑体"/>
         <w:b/>
         <w:bCs/>
       </w:rPr>
@@ -10277,12 +10754,14 @@
     </w:tblStylePr>
     <w:tblStylePr w:type="firstCol">
       <w:rPr>
+        <w:rFonts w:eastAsia="黑体"/>
         <w:b/>
         <w:bCs/>
       </w:rPr>
     </w:tblStylePr>
     <w:tblStylePr w:type="lastCol">
       <w:rPr>
+        <w:rFonts w:eastAsia="黑体"/>
         <w:b/>
         <w:bCs/>
       </w:rPr>
@@ -10332,12 +10811,14 @@
     </w:tcPr>
     <w:tblStylePr w:type="firstRow">
       <w:rPr>
+        <w:rFonts w:eastAsia="黑体"/>
         <w:b/>
         <w:bCs/>
       </w:rPr>
     </w:tblStylePr>
     <w:tblStylePr w:type="lastRow">
       <w:rPr>
+        <w:rFonts w:eastAsia="黑体"/>
         <w:b/>
         <w:bCs/>
       </w:rPr>
@@ -10350,12 +10831,14 @@
     </w:tblStylePr>
     <w:tblStylePr w:type="firstCol">
       <w:rPr>
+        <w:rFonts w:eastAsia="黑体"/>
         <w:b/>
         <w:bCs/>
       </w:rPr>
     </w:tblStylePr>
     <w:tblStylePr w:type="lastCol">
       <w:rPr>
+        <w:rFonts w:eastAsia="黑体"/>
         <w:b/>
         <w:bCs/>
       </w:rPr>
@@ -10405,12 +10888,14 @@
     </w:tcPr>
     <w:tblStylePr w:type="firstRow">
       <w:rPr>
+        <w:rFonts w:eastAsia="黑体"/>
         <w:b/>
         <w:bCs/>
       </w:rPr>
     </w:tblStylePr>
     <w:tblStylePr w:type="lastRow">
       <w:rPr>
+        <w:rFonts w:eastAsia="黑体"/>
         <w:b/>
         <w:bCs/>
       </w:rPr>
@@ -10423,12 +10908,14 @@
     </w:tblStylePr>
     <w:tblStylePr w:type="firstCol">
       <w:rPr>
+        <w:rFonts w:eastAsia="黑体"/>
         <w:b/>
         <w:bCs/>
       </w:rPr>
     </w:tblStylePr>
     <w:tblStylePr w:type="lastCol">
       <w:rPr>
+        <w:rFonts w:eastAsia="黑体"/>
         <w:b/>
         <w:bCs/>
       </w:rPr>
@@ -10478,12 +10965,14 @@
     </w:tcPr>
     <w:tblStylePr w:type="firstRow">
       <w:rPr>
+        <w:rFonts w:eastAsia="黑体"/>
         <w:b/>
         <w:bCs/>
       </w:rPr>
     </w:tblStylePr>
     <w:tblStylePr w:type="lastRow">
       <w:rPr>
+        <w:rFonts w:eastAsia="黑体"/>
         <w:b/>
         <w:bCs/>
       </w:rPr>
@@ -10496,12 +10985,14 @@
     </w:tblStylePr>
     <w:tblStylePr w:type="firstCol">
       <w:rPr>
+        <w:rFonts w:eastAsia="黑体"/>
         <w:b/>
         <w:bCs/>
       </w:rPr>
     </w:tblStylePr>
     <w:tblStylePr w:type="lastCol">
       <w:rPr>
+        <w:rFonts w:eastAsia="黑体"/>
         <w:b/>
         <w:bCs/>
       </w:rPr>
@@ -10528,7 +11019,7 @@
       <w:spacing w:after="0" w:line="240" w:lineRule="auto"/>
     </w:pPr>
     <w:rPr>
-      <w:rFonts w:asciiTheme="majorHAnsi" w:cstheme="majorBidi" w:eastAsiaTheme="majorEastAsia" w:hAnsiTheme="majorHAnsi"/>
+      <w:rFonts w:asciiTheme="majorHAnsi" w:cstheme="majorBidi" w:hAnsiTheme="majorHAnsi" w:eastAsia="黑体"/>
       <w:color w:themeColor="text1" w:val="000000"/>
     </w:rPr>
     <w:tblPr>
@@ -10555,6 +11046,7 @@
     </w:tcPr>
     <w:tblStylePr w:type="firstRow">
       <w:rPr>
+        <w:rFonts w:eastAsia="黑体"/>
         <w:b/>
         <w:bCs/>
         <w:color w:themeColor="text1" w:val="000000"/>
@@ -10566,6 +11058,7 @@
     </w:tblStylePr>
     <w:tblStylePr w:type="lastRow">
       <w:rPr>
+        <w:rFonts w:eastAsia="黑体"/>
         <w:b/>
         <w:bCs/>
         <w:color w:themeColor="text1" w:val="000000"/>
@@ -10585,6 +11078,7 @@
     </w:tblStylePr>
     <w:tblStylePr w:type="firstCol">
       <w:rPr>
+        <w:rFonts w:eastAsia="黑体"/>
         <w:b/>
         <w:bCs/>
         <w:color w:themeColor="text1" w:val="000000"/>
@@ -10604,6 +11098,7 @@
     </w:tblStylePr>
     <w:tblStylePr w:type="lastCol">
       <w:rPr>
+        <w:rFonts w:eastAsia="黑体"/>
         <w:b w:val="0"/>
         <w:bCs w:val="0"/>
         <w:color w:themeColor="text1" w:val="000000"/>
@@ -10653,7 +11148,7 @@
       <w:spacing w:after="0" w:line="240" w:lineRule="auto"/>
     </w:pPr>
     <w:rPr>
-      <w:rFonts w:asciiTheme="majorHAnsi" w:cstheme="majorBidi" w:eastAsiaTheme="majorEastAsia" w:hAnsiTheme="majorHAnsi"/>
+      <w:rFonts w:asciiTheme="majorHAnsi" w:cstheme="majorBidi" w:hAnsiTheme="majorHAnsi" w:eastAsia="黑体"/>
       <w:color w:themeColor="text1" w:val="000000"/>
     </w:rPr>
     <w:tblPr>
@@ -10680,6 +11175,7 @@
     </w:tcPr>
     <w:tblStylePr w:type="firstRow">
       <w:rPr>
+        <w:rFonts w:eastAsia="黑体"/>
         <w:b/>
         <w:bCs/>
         <w:color w:themeColor="text1" w:val="000000"/>
@@ -10691,6 +11187,7 @@
     </w:tblStylePr>
     <w:tblStylePr w:type="lastRow">
       <w:rPr>
+        <w:rFonts w:eastAsia="黑体"/>
         <w:b/>
         <w:bCs/>
         <w:color w:themeColor="text1" w:val="000000"/>
@@ -10710,6 +11207,7 @@
     </w:tblStylePr>
     <w:tblStylePr w:type="firstCol">
       <w:rPr>
+        <w:rFonts w:eastAsia="黑体"/>
         <w:b/>
         <w:bCs/>
         <w:color w:themeColor="text1" w:val="000000"/>
@@ -10729,6 +11227,7 @@
     </w:tblStylePr>
     <w:tblStylePr w:type="lastCol">
       <w:rPr>
+        <w:rFonts w:eastAsia="黑体"/>
         <w:b w:val="0"/>
         <w:bCs w:val="0"/>
         <w:color w:themeColor="text1" w:val="000000"/>
@@ -10778,7 +11277,7 @@
       <w:spacing w:after="0" w:line="240" w:lineRule="auto"/>
     </w:pPr>
     <w:rPr>
-      <w:rFonts w:asciiTheme="majorHAnsi" w:cstheme="majorBidi" w:eastAsiaTheme="majorEastAsia" w:hAnsiTheme="majorHAnsi"/>
+      <w:rFonts w:asciiTheme="majorHAnsi" w:cstheme="majorBidi" w:hAnsiTheme="majorHAnsi" w:eastAsia="黑体"/>
       <w:color w:themeColor="text1" w:val="000000"/>
     </w:rPr>
     <w:tblPr>
@@ -10805,6 +11304,7 @@
     </w:tcPr>
     <w:tblStylePr w:type="firstRow">
       <w:rPr>
+        <w:rFonts w:eastAsia="黑体"/>
         <w:b/>
         <w:bCs/>
         <w:color w:themeColor="text1" w:val="000000"/>
@@ -10816,6 +11316,7 @@
     </w:tblStylePr>
     <w:tblStylePr w:type="lastRow">
       <w:rPr>
+        <w:rFonts w:eastAsia="黑体"/>
         <w:b/>
         <w:bCs/>
         <w:color w:themeColor="text1" w:val="000000"/>
@@ -10835,6 +11336,7 @@
     </w:tblStylePr>
     <w:tblStylePr w:type="firstCol">
       <w:rPr>
+        <w:rFonts w:eastAsia="黑体"/>
         <w:b/>
         <w:bCs/>
         <w:color w:themeColor="text1" w:val="000000"/>
@@ -10854,6 +11356,7 @@
     </w:tblStylePr>
     <w:tblStylePr w:type="lastCol">
       <w:rPr>
+        <w:rFonts w:eastAsia="黑体"/>
         <w:b w:val="0"/>
         <w:bCs w:val="0"/>
         <w:color w:themeColor="text1" w:val="000000"/>
@@ -10903,7 +11406,7 @@
       <w:spacing w:after="0" w:line="240" w:lineRule="auto"/>
     </w:pPr>
     <w:rPr>
-      <w:rFonts w:asciiTheme="majorHAnsi" w:cstheme="majorBidi" w:eastAsiaTheme="majorEastAsia" w:hAnsiTheme="majorHAnsi"/>
+      <w:rFonts w:asciiTheme="majorHAnsi" w:cstheme="majorBidi" w:hAnsiTheme="majorHAnsi" w:eastAsia="黑体"/>
       <w:color w:themeColor="text1" w:val="000000"/>
     </w:rPr>
     <w:tblPr>
@@ -10930,6 +11433,7 @@
     </w:tcPr>
     <w:tblStylePr w:type="firstRow">
       <w:rPr>
+        <w:rFonts w:eastAsia="黑体"/>
         <w:b/>
         <w:bCs/>
         <w:color w:themeColor="text1" w:val="000000"/>
@@ -10941,6 +11445,7 @@
     </w:tblStylePr>
     <w:tblStylePr w:type="lastRow">
       <w:rPr>
+        <w:rFonts w:eastAsia="黑体"/>
         <w:b/>
         <w:bCs/>
         <w:color w:themeColor="text1" w:val="000000"/>
@@ -10960,6 +11465,7 @@
     </w:tblStylePr>
     <w:tblStylePr w:type="firstCol">
       <w:rPr>
+        <w:rFonts w:eastAsia="黑体"/>
         <w:b/>
         <w:bCs/>
         <w:color w:themeColor="text1" w:val="000000"/>
@@ -10979,6 +11485,7 @@
     </w:tblStylePr>
     <w:tblStylePr w:type="lastCol">
       <w:rPr>
+        <w:rFonts w:eastAsia="黑体"/>
         <w:b w:val="0"/>
         <w:bCs w:val="0"/>
         <w:color w:themeColor="text1" w:val="000000"/>
@@ -11028,7 +11535,7 @@
       <w:spacing w:after="0" w:line="240" w:lineRule="auto"/>
     </w:pPr>
     <w:rPr>
-      <w:rFonts w:asciiTheme="majorHAnsi" w:cstheme="majorBidi" w:eastAsiaTheme="majorEastAsia" w:hAnsiTheme="majorHAnsi"/>
+      <w:rFonts w:asciiTheme="majorHAnsi" w:cstheme="majorBidi" w:hAnsiTheme="majorHAnsi" w:eastAsia="黑体"/>
       <w:color w:themeColor="text1" w:val="000000"/>
     </w:rPr>
     <w:tblPr>
@@ -11055,6 +11562,7 @@
     </w:tcPr>
     <w:tblStylePr w:type="firstRow">
       <w:rPr>
+        <w:rFonts w:eastAsia="黑体"/>
         <w:b/>
         <w:bCs/>
         <w:color w:themeColor="text1" w:val="000000"/>
@@ -11066,6 +11574,7 @@
     </w:tblStylePr>
     <w:tblStylePr w:type="lastRow">
       <w:rPr>
+        <w:rFonts w:eastAsia="黑体"/>
         <w:b/>
         <w:bCs/>
         <w:color w:themeColor="text1" w:val="000000"/>
@@ -11085,6 +11594,7 @@
     </w:tblStylePr>
     <w:tblStylePr w:type="firstCol">
       <w:rPr>
+        <w:rFonts w:eastAsia="黑体"/>
         <w:b/>
         <w:bCs/>
         <w:color w:themeColor="text1" w:val="000000"/>
@@ -11104,6 +11614,7 @@
     </w:tblStylePr>
     <w:tblStylePr w:type="lastCol">
       <w:rPr>
+        <w:rFonts w:eastAsia="黑体"/>
         <w:b w:val="0"/>
         <w:bCs w:val="0"/>
         <w:color w:themeColor="text1" w:val="000000"/>
@@ -11153,7 +11664,7 @@
       <w:spacing w:after="0" w:line="240" w:lineRule="auto"/>
     </w:pPr>
     <w:rPr>
-      <w:rFonts w:asciiTheme="majorHAnsi" w:cstheme="majorBidi" w:eastAsiaTheme="majorEastAsia" w:hAnsiTheme="majorHAnsi"/>
+      <w:rFonts w:asciiTheme="majorHAnsi" w:cstheme="majorBidi" w:hAnsiTheme="majorHAnsi" w:eastAsia="黑体"/>
       <w:color w:themeColor="text1" w:val="000000"/>
     </w:rPr>
     <w:tblPr>
@@ -11180,6 +11691,7 @@
     </w:tcPr>
     <w:tblStylePr w:type="firstRow">
       <w:rPr>
+        <w:rFonts w:eastAsia="黑体"/>
         <w:b/>
         <w:bCs/>
         <w:color w:themeColor="text1" w:val="000000"/>
@@ -11191,6 +11703,7 @@
     </w:tblStylePr>
     <w:tblStylePr w:type="lastRow">
       <w:rPr>
+        <w:rFonts w:eastAsia="黑体"/>
         <w:b/>
         <w:bCs/>
         <w:color w:themeColor="text1" w:val="000000"/>
@@ -11210,6 +11723,7 @@
     </w:tblStylePr>
     <w:tblStylePr w:type="firstCol">
       <w:rPr>
+        <w:rFonts w:eastAsia="黑体"/>
         <w:b/>
         <w:bCs/>
         <w:color w:themeColor="text1" w:val="000000"/>
@@ -11229,6 +11743,7 @@
     </w:tblStylePr>
     <w:tblStylePr w:type="lastCol">
       <w:rPr>
+        <w:rFonts w:eastAsia="黑体"/>
         <w:b w:val="0"/>
         <w:bCs w:val="0"/>
         <w:color w:themeColor="text1" w:val="000000"/>
@@ -11278,7 +11793,7 @@
       <w:spacing w:after="0" w:line="240" w:lineRule="auto"/>
     </w:pPr>
     <w:rPr>
-      <w:rFonts w:asciiTheme="majorHAnsi" w:cstheme="majorBidi" w:eastAsiaTheme="majorEastAsia" w:hAnsiTheme="majorHAnsi"/>
+      <w:rFonts w:asciiTheme="majorHAnsi" w:cstheme="majorBidi" w:hAnsiTheme="majorHAnsi" w:eastAsia="黑体"/>
       <w:color w:themeColor="text1" w:val="000000"/>
     </w:rPr>
     <w:tblPr>
@@ -11305,6 +11820,7 @@
     </w:tcPr>
     <w:tblStylePr w:type="firstRow">
       <w:rPr>
+        <w:rFonts w:eastAsia="黑体"/>
         <w:b/>
         <w:bCs/>
         <w:color w:themeColor="text1" w:val="000000"/>
@@ -11316,6 +11832,7 @@
     </w:tblStylePr>
     <w:tblStylePr w:type="lastRow">
       <w:rPr>
+        <w:rFonts w:eastAsia="黑体"/>
         <w:b/>
         <w:bCs/>
         <w:color w:themeColor="text1" w:val="000000"/>
@@ -11335,6 +11852,7 @@
     </w:tblStylePr>
     <w:tblStylePr w:type="firstCol">
       <w:rPr>
+        <w:rFonts w:eastAsia="黑体"/>
         <w:b/>
         <w:bCs/>
         <w:color w:themeColor="text1" w:val="000000"/>
@@ -11354,6 +11872,7 @@
     </w:tblStylePr>
     <w:tblStylePr w:type="lastCol">
       <w:rPr>
+        <w:rFonts w:eastAsia="黑体"/>
         <w:b w:val="0"/>
         <w:bCs w:val="0"/>
         <w:color w:themeColor="text1" w:val="000000"/>
@@ -11426,6 +11945,7 @@
     </w:tcPr>
     <w:tblStylePr w:type="firstRow">
       <w:rPr>
+        <w:rFonts w:eastAsia="黑体"/>
         <w:b/>
         <w:bCs/>
         <w:i w:val="0"/>
@@ -11447,6 +11967,7 @@
     </w:tblStylePr>
     <w:tblStylePr w:type="lastRow">
       <w:rPr>
+        <w:rFonts w:eastAsia="黑体"/>
         <w:b/>
         <w:bCs/>
         <w:i w:val="0"/>
@@ -11468,6 +11989,7 @@
     </w:tblStylePr>
     <w:tblStylePr w:type="firstCol">
       <w:rPr>
+        <w:rFonts w:eastAsia="黑体"/>
         <w:b/>
         <w:bCs/>
         <w:i w:val="0"/>
@@ -11487,6 +12009,7 @@
     </w:tblStylePr>
     <w:tblStylePr w:type="lastCol">
       <w:rPr>
+        <w:rFonts w:eastAsia="黑体"/>
         <w:b/>
         <w:bCs/>
         <w:i w:val="0"/>
@@ -11567,6 +12090,7 @@
     </w:tcPr>
     <w:tblStylePr w:type="firstRow">
       <w:rPr>
+        <w:rFonts w:eastAsia="黑体"/>
         <w:b/>
         <w:bCs/>
         <w:i w:val="0"/>
@@ -11588,6 +12112,7 @@
     </w:tblStylePr>
     <w:tblStylePr w:type="lastRow">
       <w:rPr>
+        <w:rFonts w:eastAsia="黑体"/>
         <w:b/>
         <w:bCs/>
         <w:i w:val="0"/>
@@ -11609,6 +12134,7 @@
     </w:tblStylePr>
     <w:tblStylePr w:type="firstCol">
       <w:rPr>
+        <w:rFonts w:eastAsia="黑体"/>
         <w:b/>
         <w:bCs/>
         <w:i w:val="0"/>
@@ -11628,6 +12154,7 @@
     </w:tblStylePr>
     <w:tblStylePr w:type="lastCol">
       <w:rPr>
+        <w:rFonts w:eastAsia="黑体"/>
         <w:b/>
         <w:bCs/>
         <w:i w:val="0"/>
@@ -11708,6 +12235,7 @@
     </w:tcPr>
     <w:tblStylePr w:type="firstRow">
       <w:rPr>
+        <w:rFonts w:eastAsia="黑体"/>
         <w:b/>
         <w:bCs/>
         <w:i w:val="0"/>
@@ -11729,6 +12257,7 @@
     </w:tblStylePr>
     <w:tblStylePr w:type="lastRow">
       <w:rPr>
+        <w:rFonts w:eastAsia="黑体"/>
         <w:b/>
         <w:bCs/>
         <w:i w:val="0"/>
@@ -11750,6 +12279,7 @@
     </w:tblStylePr>
     <w:tblStylePr w:type="firstCol">
       <w:rPr>
+        <w:rFonts w:eastAsia="黑体"/>
         <w:b/>
         <w:bCs/>
         <w:i w:val="0"/>
@@ -11769,6 +12299,7 @@
     </w:tblStylePr>
     <w:tblStylePr w:type="lastCol">
       <w:rPr>
+        <w:rFonts w:eastAsia="黑体"/>
         <w:b/>
         <w:bCs/>
         <w:i w:val="0"/>
@@ -11849,6 +12380,7 @@
     </w:tcPr>
     <w:tblStylePr w:type="firstRow">
       <w:rPr>
+        <w:rFonts w:eastAsia="黑体"/>
         <w:b/>
         <w:bCs/>
         <w:i w:val="0"/>
@@ -11870,6 +12402,7 @@
     </w:tblStylePr>
     <w:tblStylePr w:type="lastRow">
       <w:rPr>
+        <w:rFonts w:eastAsia="黑体"/>
         <w:b/>
         <w:bCs/>
         <w:i w:val="0"/>
@@ -11891,6 +12424,7 @@
     </w:tblStylePr>
     <w:tblStylePr w:type="firstCol">
       <w:rPr>
+        <w:rFonts w:eastAsia="黑体"/>
         <w:b/>
         <w:bCs/>
         <w:i w:val="0"/>
@@ -11910,6 +12444,7 @@
     </w:tblStylePr>
     <w:tblStylePr w:type="lastCol">
       <w:rPr>
+        <w:rFonts w:eastAsia="黑体"/>
         <w:b/>
         <w:bCs/>
         <w:i w:val="0"/>
@@ -11990,6 +12525,7 @@
     </w:tcPr>
     <w:tblStylePr w:type="firstRow">
       <w:rPr>
+        <w:rFonts w:eastAsia="黑体"/>
         <w:b/>
         <w:bCs/>
         <w:i w:val="0"/>
@@ -12011,6 +12547,7 @@
     </w:tblStylePr>
     <w:tblStylePr w:type="lastRow">
       <w:rPr>
+        <w:rFonts w:eastAsia="黑体"/>
         <w:b/>
         <w:bCs/>
         <w:i w:val="0"/>
@@ -12032,6 +12569,7 @@
     </w:tblStylePr>
     <w:tblStylePr w:type="firstCol">
       <w:rPr>
+        <w:rFonts w:eastAsia="黑体"/>
         <w:b/>
         <w:bCs/>
         <w:i w:val="0"/>
@@ -12051,6 +12589,7 @@
     </w:tblStylePr>
     <w:tblStylePr w:type="lastCol">
       <w:rPr>
+        <w:rFonts w:eastAsia="黑体"/>
         <w:b/>
         <w:bCs/>
         <w:i w:val="0"/>
@@ -12131,6 +12670,7 @@
     </w:tcPr>
     <w:tblStylePr w:type="firstRow">
       <w:rPr>
+        <w:rFonts w:eastAsia="黑体"/>
         <w:b/>
         <w:bCs/>
         <w:i w:val="0"/>
@@ -12152,6 +12692,7 @@
     </w:tblStylePr>
     <w:tblStylePr w:type="lastRow">
       <w:rPr>
+        <w:rFonts w:eastAsia="黑体"/>
         <w:b/>
         <w:bCs/>
         <w:i w:val="0"/>
@@ -12173,6 +12714,7 @@
     </w:tblStylePr>
     <w:tblStylePr w:type="firstCol">
       <w:rPr>
+        <w:rFonts w:eastAsia="黑体"/>
         <w:b/>
         <w:bCs/>
         <w:i w:val="0"/>
@@ -12192,6 +12734,7 @@
     </w:tblStylePr>
     <w:tblStylePr w:type="lastCol">
       <w:rPr>
+        <w:rFonts w:eastAsia="黑体"/>
         <w:b/>
         <w:bCs/>
         <w:i w:val="0"/>
@@ -12272,6 +12815,7 @@
     </w:tcPr>
     <w:tblStylePr w:type="firstRow">
       <w:rPr>
+        <w:rFonts w:eastAsia="黑体"/>
         <w:b/>
         <w:bCs/>
         <w:i w:val="0"/>
@@ -12293,6 +12837,7 @@
     </w:tblStylePr>
     <w:tblStylePr w:type="lastRow">
       <w:rPr>
+        <w:rFonts w:eastAsia="黑体"/>
         <w:b/>
         <w:bCs/>
         <w:i w:val="0"/>
@@ -12314,6 +12859,7 @@
     </w:tblStylePr>
     <w:tblStylePr w:type="firstCol">
       <w:rPr>
+        <w:rFonts w:eastAsia="黑体"/>
         <w:b/>
         <w:bCs/>
         <w:i w:val="0"/>
@@ -12333,6 +12879,7 @@
     </w:tblStylePr>
     <w:tblStylePr w:type="lastCol">
       <w:rPr>
+        <w:rFonts w:eastAsia="黑体"/>
         <w:b/>
         <w:bCs/>
         <w:i w:val="0"/>
@@ -12390,6 +12937,7 @@
       <w:spacing w:after="0" w:line="240" w:lineRule="auto"/>
     </w:pPr>
     <w:rPr>
+      <w:rFonts w:eastAsia="黑体"/>
       <w:color w:themeColor="background1" w:val="FFFFFF"/>
     </w:rPr>
     <w:tblPr>
@@ -12408,6 +12956,7 @@
     </w:tcPr>
     <w:tblStylePr w:type="firstRow">
       <w:rPr>
+        <w:rFonts w:eastAsia="黑体"/>
         <w:b/>
         <w:bCs/>
       </w:rPr>
@@ -12504,6 +13053,7 @@
       <w:spacing w:after="0" w:line="240" w:lineRule="auto"/>
     </w:pPr>
     <w:rPr>
+      <w:rFonts w:eastAsia="黑体"/>
       <w:color w:themeColor="background1" w:val="FFFFFF"/>
     </w:rPr>
     <w:tblPr>
@@ -12522,6 +13072,7 @@
     </w:tcPr>
     <w:tblStylePr w:type="firstRow">
       <w:rPr>
+        <w:rFonts w:eastAsia="黑体"/>
         <w:b/>
         <w:bCs/>
       </w:rPr>
@@ -12618,6 +13169,7 @@
       <w:spacing w:after="0" w:line="240" w:lineRule="auto"/>
     </w:pPr>
     <w:rPr>
+      <w:rFonts w:eastAsia="黑体"/>
       <w:color w:themeColor="background1" w:val="FFFFFF"/>
     </w:rPr>
     <w:tblPr>
@@ -12636,6 +13188,7 @@
     </w:tcPr>
     <w:tblStylePr w:type="firstRow">
       <w:rPr>
+        <w:rFonts w:eastAsia="黑体"/>
         <w:b/>
         <w:bCs/>
       </w:rPr>
@@ -12732,6 +13285,7 @@
       <w:spacing w:after="0" w:line="240" w:lineRule="auto"/>
     </w:pPr>
     <w:rPr>
+      <w:rFonts w:eastAsia="黑体"/>
       <w:color w:themeColor="background1" w:val="FFFFFF"/>
     </w:rPr>
     <w:tblPr>
@@ -12750,6 +13304,7 @@
     </w:tcPr>
     <w:tblStylePr w:type="firstRow">
       <w:rPr>
+        <w:rFonts w:eastAsia="黑体"/>
         <w:b/>
         <w:bCs/>
       </w:rPr>
@@ -12846,6 +13401,7 @@
       <w:spacing w:after="0" w:line="240" w:lineRule="auto"/>
     </w:pPr>
     <w:rPr>
+      <w:rFonts w:eastAsia="黑体"/>
       <w:color w:themeColor="background1" w:val="FFFFFF"/>
     </w:rPr>
     <w:tblPr>
@@ -12864,6 +13420,7 @@
     </w:tcPr>
     <w:tblStylePr w:type="firstRow">
       <w:rPr>
+        <w:rFonts w:eastAsia="黑体"/>
         <w:b/>
         <w:bCs/>
       </w:rPr>
@@ -12960,6 +13517,7 @@
       <w:spacing w:after="0" w:line="240" w:lineRule="auto"/>
     </w:pPr>
     <w:rPr>
+      <w:rFonts w:eastAsia="黑体"/>
       <w:color w:themeColor="background1" w:val="FFFFFF"/>
     </w:rPr>
     <w:tblPr>
@@ -12978,6 +13536,7 @@
     </w:tcPr>
     <w:tblStylePr w:type="firstRow">
       <w:rPr>
+        <w:rFonts w:eastAsia="黑体"/>
         <w:b/>
         <w:bCs/>
       </w:rPr>
@@ -13074,6 +13633,7 @@
       <w:spacing w:after="0" w:line="240" w:lineRule="auto"/>
     </w:pPr>
     <w:rPr>
+      <w:rFonts w:eastAsia="黑体"/>
       <w:color w:themeColor="background1" w:val="FFFFFF"/>
     </w:rPr>
     <w:tblPr>
@@ -13092,6 +13652,7 @@
     </w:tcPr>
     <w:tblStylePr w:type="firstRow">
       <w:rPr>
+        <w:rFonts w:eastAsia="黑体"/>
         <w:b/>
         <w:bCs/>
       </w:rPr>
@@ -13188,6 +13749,7 @@
       <w:spacing w:after="0" w:line="240" w:lineRule="auto"/>
     </w:pPr>
     <w:rPr>
+      <w:rFonts w:eastAsia="黑体"/>
       <w:color w:themeColor="text1" w:val="000000"/>
     </w:rPr>
     <w:tblPr>
@@ -13214,6 +13776,7 @@
     </w:tcPr>
     <w:tblStylePr w:type="firstRow">
       <w:rPr>
+        <w:rFonts w:eastAsia="黑体"/>
         <w:b/>
         <w:bCs/>
       </w:rPr>
@@ -13232,6 +13795,7 @@
     </w:tblStylePr>
     <w:tblStylePr w:type="lastRow">
       <w:rPr>
+        <w:rFonts w:eastAsia="黑体"/>
         <w:b/>
         <w:bCs/>
         <w:color w:themeColor="background1" w:val="FFFFFF"/>
@@ -13246,6 +13810,7 @@
     </w:tblStylePr>
     <w:tblStylePr w:type="firstCol">
       <w:rPr>
+        <w:rFonts w:eastAsia="黑体"/>
         <w:color w:themeColor="background1" w:val="FFFFFF"/>
       </w:rPr>
       <w:tblPr/>
@@ -13263,6 +13828,7 @@
     </w:tblStylePr>
     <w:tblStylePr w:type="lastCol">
       <w:rPr>
+        <w:rFonts w:eastAsia="黑体"/>
         <w:color w:themeColor="background1" w:val="FFFFFF"/>
       </w:rPr>
       <w:tblPr/>
@@ -13292,11 +13858,13 @@
     </w:tblStylePr>
     <w:tblStylePr w:type="neCell">
       <w:rPr>
+        <w:rFonts w:eastAsia="黑体"/>
         <w:color w:themeColor="text1" w:val="000000"/>
       </w:rPr>
     </w:tblStylePr>
     <w:tblStylePr w:type="nwCell">
       <w:rPr>
+        <w:rFonts w:eastAsia="黑体"/>
         <w:color w:themeColor="text1" w:val="000000"/>
       </w:rPr>
     </w:tblStylePr>
@@ -13310,6 +13878,7 @@
       <w:spacing w:after="0" w:line="240" w:lineRule="auto"/>
     </w:pPr>
     <w:rPr>
+      <w:rFonts w:eastAsia="黑体"/>
       <w:color w:themeColor="text1" w:val="000000"/>
     </w:rPr>
     <w:tblPr>
@@ -13336,6 +13905,7 @@
     </w:tcPr>
     <w:tblStylePr w:type="firstRow">
       <w:rPr>
+        <w:rFonts w:eastAsia="黑体"/>
         <w:b/>
         <w:bCs/>
       </w:rPr>
@@ -13354,6 +13924,7 @@
     </w:tblStylePr>
     <w:tblStylePr w:type="lastRow">
       <w:rPr>
+        <w:rFonts w:eastAsia="黑体"/>
         <w:b/>
         <w:bCs/>
         <w:color w:themeColor="background1" w:val="FFFFFF"/>
@@ -13368,6 +13939,7 @@
     </w:tblStylePr>
     <w:tblStylePr w:type="firstCol">
       <w:rPr>
+        <w:rFonts w:eastAsia="黑体"/>
         <w:color w:themeColor="background1" w:val="FFFFFF"/>
       </w:rPr>
       <w:tblPr/>
@@ -13385,6 +13957,7 @@
     </w:tblStylePr>
     <w:tblStylePr w:type="lastCol">
       <w:rPr>
+        <w:rFonts w:eastAsia="黑体"/>
         <w:color w:themeColor="background1" w:val="FFFFFF"/>
       </w:rPr>
       <w:tblPr/>
@@ -13414,11 +13987,13 @@
     </w:tblStylePr>
     <w:tblStylePr w:type="neCell">
       <w:rPr>
+        <w:rFonts w:eastAsia="黑体"/>
         <w:color w:themeColor="text1" w:val="000000"/>
       </w:rPr>
     </w:tblStylePr>
     <w:tblStylePr w:type="nwCell">
       <w:rPr>
+        <w:rFonts w:eastAsia="黑体"/>
         <w:color w:themeColor="text1" w:val="000000"/>
       </w:rPr>
     </w:tblStylePr>
@@ -13432,6 +14007,7 @@
       <w:spacing w:after="0" w:line="240" w:lineRule="auto"/>
     </w:pPr>
     <w:rPr>
+      <w:rFonts w:eastAsia="黑体"/>
       <w:color w:themeColor="text1" w:val="000000"/>
     </w:rPr>
     <w:tblPr>
@@ -13458,6 +14034,7 @@
     </w:tcPr>
     <w:tblStylePr w:type="firstRow">
       <w:rPr>
+        <w:rFonts w:eastAsia="黑体"/>
         <w:b/>
         <w:bCs/>
       </w:rPr>
@@ -13476,6 +14053,7 @@
     </w:tblStylePr>
     <w:tblStylePr w:type="lastRow">
       <w:rPr>
+        <w:rFonts w:eastAsia="黑体"/>
         <w:b/>
         <w:bCs/>
         <w:color w:themeColor="background1" w:val="FFFFFF"/>
@@ -13490,6 +14068,7 @@
     </w:tblStylePr>
     <w:tblStylePr w:type="firstCol">
       <w:rPr>
+        <w:rFonts w:eastAsia="黑体"/>
         <w:color w:themeColor="background1" w:val="FFFFFF"/>
       </w:rPr>
       <w:tblPr/>
@@ -13507,6 +14086,7 @@
     </w:tblStylePr>
     <w:tblStylePr w:type="lastCol">
       <w:rPr>
+        <w:rFonts w:eastAsia="黑体"/>
         <w:color w:themeColor="background1" w:val="FFFFFF"/>
       </w:rPr>
       <w:tblPr/>
@@ -13536,11 +14116,13 @@
     </w:tblStylePr>
     <w:tblStylePr w:type="neCell">
       <w:rPr>
+        <w:rFonts w:eastAsia="黑体"/>
         <w:color w:themeColor="text1" w:val="000000"/>
       </w:rPr>
     </w:tblStylePr>
     <w:tblStylePr w:type="nwCell">
       <w:rPr>
+        <w:rFonts w:eastAsia="黑体"/>
         <w:color w:themeColor="text1" w:val="000000"/>
       </w:rPr>
     </w:tblStylePr>
@@ -13554,6 +14136,7 @@
       <w:spacing w:after="0" w:line="240" w:lineRule="auto"/>
     </w:pPr>
     <w:rPr>
+      <w:rFonts w:eastAsia="黑体"/>
       <w:color w:themeColor="text1" w:val="000000"/>
     </w:rPr>
     <w:tblPr>
@@ -13580,6 +14163,7 @@
     </w:tcPr>
     <w:tblStylePr w:type="firstRow">
       <w:rPr>
+        <w:rFonts w:eastAsia="黑体"/>
         <w:b/>
         <w:bCs/>
       </w:rPr>
@@ -13598,6 +14182,7 @@
     </w:tblStylePr>
     <w:tblStylePr w:type="lastRow">
       <w:rPr>
+        <w:rFonts w:eastAsia="黑体"/>
         <w:b/>
         <w:bCs/>
         <w:color w:themeColor="background1" w:val="FFFFFF"/>
@@ -13612,6 +14197,7 @@
     </w:tblStylePr>
     <w:tblStylePr w:type="firstCol">
       <w:rPr>
+        <w:rFonts w:eastAsia="黑体"/>
         <w:color w:themeColor="background1" w:val="FFFFFF"/>
       </w:rPr>
       <w:tblPr/>
@@ -13629,6 +14215,7 @@
     </w:tblStylePr>
     <w:tblStylePr w:type="lastCol">
       <w:rPr>
+        <w:rFonts w:eastAsia="黑体"/>
         <w:color w:themeColor="background1" w:val="FFFFFF"/>
       </w:rPr>
       <w:tblPr/>
@@ -13666,6 +14253,7 @@
       <w:spacing w:after="0" w:line="240" w:lineRule="auto"/>
     </w:pPr>
     <w:rPr>
+      <w:rFonts w:eastAsia="黑体"/>
       <w:color w:themeColor="text1" w:val="000000"/>
     </w:rPr>
     <w:tblPr>
@@ -13692,6 +14280,7 @@
     </w:tcPr>
     <w:tblStylePr w:type="firstRow">
       <w:rPr>
+        <w:rFonts w:eastAsia="黑体"/>
         <w:b/>
         <w:bCs/>
       </w:rPr>
@@ -13710,6 +14299,7 @@
     </w:tblStylePr>
     <w:tblStylePr w:type="lastRow">
       <w:rPr>
+        <w:rFonts w:eastAsia="黑体"/>
         <w:b/>
         <w:bCs/>
         <w:color w:themeColor="background1" w:val="FFFFFF"/>
@@ -13724,6 +14314,7 @@
     </w:tblStylePr>
     <w:tblStylePr w:type="firstCol">
       <w:rPr>
+        <w:rFonts w:eastAsia="黑体"/>
         <w:color w:themeColor="background1" w:val="FFFFFF"/>
       </w:rPr>
       <w:tblPr/>
@@ -13741,6 +14332,7 @@
     </w:tblStylePr>
     <w:tblStylePr w:type="lastCol">
       <w:rPr>
+        <w:rFonts w:eastAsia="黑体"/>
         <w:color w:themeColor="background1" w:val="FFFFFF"/>
       </w:rPr>
       <w:tblPr/>
@@ -13770,11 +14362,13 @@
     </w:tblStylePr>
     <w:tblStylePr w:type="neCell">
       <w:rPr>
+        <w:rFonts w:eastAsia="黑体"/>
         <w:color w:themeColor="text1" w:val="000000"/>
       </w:rPr>
     </w:tblStylePr>
     <w:tblStylePr w:type="nwCell">
       <w:rPr>
+        <w:rFonts w:eastAsia="黑体"/>
         <w:color w:themeColor="text1" w:val="000000"/>
       </w:rPr>
     </w:tblStylePr>
@@ -13788,6 +14382,7 @@
       <w:spacing w:after="0" w:line="240" w:lineRule="auto"/>
     </w:pPr>
     <w:rPr>
+      <w:rFonts w:eastAsia="黑体"/>
       <w:color w:themeColor="text1" w:val="000000"/>
     </w:rPr>
     <w:tblPr>
@@ -13814,6 +14409,7 @@
     </w:tcPr>
     <w:tblStylePr w:type="firstRow">
       <w:rPr>
+        <w:rFonts w:eastAsia="黑体"/>
         <w:b/>
         <w:bCs/>
       </w:rPr>
@@ -13832,6 +14428,7 @@
     </w:tblStylePr>
     <w:tblStylePr w:type="lastRow">
       <w:rPr>
+        <w:rFonts w:eastAsia="黑体"/>
         <w:b/>
         <w:bCs/>
         <w:color w:themeColor="background1" w:val="FFFFFF"/>
@@ -13846,6 +14443,7 @@
     </w:tblStylePr>
     <w:tblStylePr w:type="firstCol">
       <w:rPr>
+        <w:rFonts w:eastAsia="黑体"/>
         <w:color w:themeColor="background1" w:val="FFFFFF"/>
       </w:rPr>
       <w:tblPr/>
@@ -13863,6 +14461,7 @@
     </w:tblStylePr>
     <w:tblStylePr w:type="lastCol">
       <w:rPr>
+        <w:rFonts w:eastAsia="黑体"/>
         <w:color w:themeColor="background1" w:val="FFFFFF"/>
       </w:rPr>
       <w:tblPr/>
@@ -13892,11 +14491,13 @@
     </w:tblStylePr>
     <w:tblStylePr w:type="neCell">
       <w:rPr>
+        <w:rFonts w:eastAsia="黑体"/>
         <w:color w:themeColor="text1" w:val="000000"/>
       </w:rPr>
     </w:tblStylePr>
     <w:tblStylePr w:type="nwCell">
       <w:rPr>
+        <w:rFonts w:eastAsia="黑体"/>
         <w:color w:themeColor="text1" w:val="000000"/>
       </w:rPr>
     </w:tblStylePr>
@@ -13910,6 +14511,7 @@
       <w:spacing w:after="0" w:line="240" w:lineRule="auto"/>
     </w:pPr>
     <w:rPr>
+      <w:rFonts w:eastAsia="黑体"/>
       <w:color w:themeColor="text1" w:val="000000"/>
     </w:rPr>
     <w:tblPr>
@@ -13936,6 +14538,7 @@
     </w:tcPr>
     <w:tblStylePr w:type="firstRow">
       <w:rPr>
+        <w:rFonts w:eastAsia="黑体"/>
         <w:b/>
         <w:bCs/>
       </w:rPr>
@@ -13954,6 +14557,7 @@
     </w:tblStylePr>
     <w:tblStylePr w:type="lastRow">
       <w:rPr>
+        <w:rFonts w:eastAsia="黑体"/>
         <w:b/>
         <w:bCs/>
         <w:color w:themeColor="background1" w:val="FFFFFF"/>
@@ -13968,6 +14572,7 @@
     </w:tblStylePr>
     <w:tblStylePr w:type="firstCol">
       <w:rPr>
+        <w:rFonts w:eastAsia="黑体"/>
         <w:color w:themeColor="background1" w:val="FFFFFF"/>
       </w:rPr>
       <w:tblPr/>
@@ -13985,6 +14590,7 @@
     </w:tblStylePr>
     <w:tblStylePr w:type="lastCol">
       <w:rPr>
+        <w:rFonts w:eastAsia="黑体"/>
         <w:color w:themeColor="background1" w:val="FFFFFF"/>
       </w:rPr>
       <w:tblPr/>
@@ -14014,11 +14620,13 @@
     </w:tblStylePr>
     <w:tblStylePr w:type="neCell">
       <w:rPr>
+        <w:rFonts w:eastAsia="黑体"/>
         <w:color w:themeColor="text1" w:val="000000"/>
       </w:rPr>
     </w:tblStylePr>
     <w:tblStylePr w:type="nwCell">
       <w:rPr>
+        <w:rFonts w:eastAsia="黑体"/>
         <w:color w:themeColor="text1" w:val="000000"/>
       </w:rPr>
     </w:tblStylePr>
@@ -14032,6 +14640,7 @@
       <w:spacing w:after="0" w:line="240" w:lineRule="auto"/>
     </w:pPr>
     <w:rPr>
+      <w:rFonts w:eastAsia="黑体"/>
       <w:color w:themeColor="text1" w:val="000000"/>
     </w:rPr>
     <w:tblPr>
@@ -14050,6 +14659,7 @@
     </w:tcPr>
     <w:tblStylePr w:type="firstRow">
       <w:rPr>
+        <w:rFonts w:eastAsia="黑体"/>
         <w:b/>
         <w:bCs/>
         <w:color w:themeColor="background1" w:val="FFFFFF"/>
@@ -14064,6 +14674,7 @@
     </w:tblStylePr>
     <w:tblStylePr w:type="lastRow">
       <w:rPr>
+        <w:rFonts w:eastAsia="黑体"/>
         <w:b/>
         <w:bCs/>
         <w:color w:themeColor="accent2" w:themeShade="CC" w:val="9E3A38"/>
@@ -14078,12 +14689,14 @@
     </w:tblStylePr>
     <w:tblStylePr w:type="firstCol">
       <w:rPr>
+        <w:rFonts w:eastAsia="黑体"/>
         <w:b/>
         <w:bCs/>
       </w:rPr>
     </w:tblStylePr>
     <w:tblStylePr w:type="lastCol">
       <w:rPr>
+        <w:rFonts w:eastAsia="黑体"/>
         <w:b/>
         <w:bCs/>
       </w:rPr>
@@ -14118,6 +14731,7 @@
       <w:spacing w:after="0" w:line="240" w:lineRule="auto"/>
     </w:pPr>
     <w:rPr>
+      <w:rFonts w:eastAsia="黑体"/>
       <w:color w:themeColor="text1" w:val="000000"/>
     </w:rPr>
     <w:tblPr>
@@ -14136,6 +14750,7 @@
     </w:tcPr>
     <w:tblStylePr w:type="firstRow">
       <w:rPr>
+        <w:rFonts w:eastAsia="黑体"/>
         <w:b/>
         <w:bCs/>
         <w:color w:themeColor="background1" w:val="FFFFFF"/>
@@ -14150,6 +14765,7 @@
     </w:tblStylePr>
     <w:tblStylePr w:type="lastRow">
       <w:rPr>
+        <w:rFonts w:eastAsia="黑体"/>
         <w:b/>
         <w:bCs/>
         <w:color w:themeColor="accent2" w:themeShade="CC" w:val="9E3A38"/>
@@ -14164,12 +14780,14 @@
     </w:tblStylePr>
     <w:tblStylePr w:type="firstCol">
       <w:rPr>
+        <w:rFonts w:eastAsia="黑体"/>
         <w:b/>
         <w:bCs/>
       </w:rPr>
     </w:tblStylePr>
     <w:tblStylePr w:type="lastCol">
       <w:rPr>
+        <w:rFonts w:eastAsia="黑体"/>
         <w:b/>
         <w:bCs/>
       </w:rPr>
@@ -14204,6 +14822,7 @@
       <w:spacing w:after="0" w:line="240" w:lineRule="auto"/>
     </w:pPr>
     <w:rPr>
+      <w:rFonts w:eastAsia="黑体"/>
       <w:color w:themeColor="text1" w:val="000000"/>
     </w:rPr>
     <w:tblPr>
@@ -14222,6 +14841,7 @@
     </w:tcPr>
     <w:tblStylePr w:type="firstRow">
       <w:rPr>
+        <w:rFonts w:eastAsia="黑体"/>
         <w:b/>
         <w:bCs/>
         <w:color w:themeColor="background1" w:val="FFFFFF"/>
@@ -14236,6 +14856,7 @@
     </w:tblStylePr>
     <w:tblStylePr w:type="lastRow">
       <w:rPr>
+        <w:rFonts w:eastAsia="黑体"/>
         <w:b/>
         <w:bCs/>
         <w:color w:themeColor="accent2" w:themeShade="CC" w:val="9E3A38"/>
@@ -14250,12 +14871,14 @@
     </w:tblStylePr>
     <w:tblStylePr w:type="firstCol">
       <w:rPr>
+        <w:rFonts w:eastAsia="黑体"/>
         <w:b/>
         <w:bCs/>
       </w:rPr>
     </w:tblStylePr>
     <w:tblStylePr w:type="lastCol">
       <w:rPr>
+        <w:rFonts w:eastAsia="黑体"/>
         <w:b/>
         <w:bCs/>
       </w:rPr>
@@ -14290,6 +14913,7 @@
       <w:spacing w:after="0" w:line="240" w:lineRule="auto"/>
     </w:pPr>
     <w:rPr>
+      <w:rFonts w:eastAsia="黑体"/>
       <w:color w:themeColor="text1" w:val="000000"/>
     </w:rPr>
     <w:tblPr>
@@ -14308,6 +14932,7 @@
     </w:tcPr>
     <w:tblStylePr w:type="firstRow">
       <w:rPr>
+        <w:rFonts w:eastAsia="黑体"/>
         <w:b/>
         <w:bCs/>
         <w:color w:themeColor="background1" w:val="FFFFFF"/>
@@ -14322,6 +14947,7 @@
     </w:tblStylePr>
     <w:tblStylePr w:type="lastRow">
       <w:rPr>
+        <w:rFonts w:eastAsia="黑体"/>
         <w:b/>
         <w:bCs/>
         <w:color w:themeColor="accent4" w:themeShade="CC" w:val="664E82"/>
@@ -14336,12 +14962,14 @@
     </w:tblStylePr>
     <w:tblStylePr w:type="firstCol">
       <w:rPr>
+        <w:rFonts w:eastAsia="黑体"/>
         <w:b/>
         <w:bCs/>
       </w:rPr>
     </w:tblStylePr>
     <w:tblStylePr w:type="lastCol">
       <w:rPr>
+        <w:rFonts w:eastAsia="黑体"/>
         <w:b/>
         <w:bCs/>
       </w:rPr>
@@ -14376,6 +15004,7 @@
       <w:spacing w:after="0" w:line="240" w:lineRule="auto"/>
     </w:pPr>
     <w:rPr>
+      <w:rFonts w:eastAsia="黑体"/>
       <w:color w:themeColor="text1" w:val="000000"/>
     </w:rPr>
     <w:tblPr>
@@ -14394,6 +15023,7 @@
     </w:tcPr>
     <w:tblStylePr w:type="firstRow">
       <w:rPr>
+        <w:rFonts w:eastAsia="黑体"/>
         <w:b/>
         <w:bCs/>
         <w:color w:themeColor="background1" w:val="FFFFFF"/>
@@ -14408,6 +15038,7 @@
     </w:tblStylePr>
     <w:tblStylePr w:type="lastRow">
       <w:rPr>
+        <w:rFonts w:eastAsia="黑体"/>
         <w:b/>
         <w:bCs/>
         <w:color w:themeColor="accent3" w:themeShade="CC" w:val="7E9C40"/>
@@ -14422,12 +15053,14 @@
     </w:tblStylePr>
     <w:tblStylePr w:type="firstCol">
       <w:rPr>
+        <w:rFonts w:eastAsia="黑体"/>
         <w:b/>
         <w:bCs/>
       </w:rPr>
     </w:tblStylePr>
     <w:tblStylePr w:type="lastCol">
       <w:rPr>
+        <w:rFonts w:eastAsia="黑体"/>
         <w:b/>
         <w:bCs/>
       </w:rPr>
@@ -14462,6 +15095,7 @@
       <w:spacing w:after="0" w:line="240" w:lineRule="auto"/>
     </w:pPr>
     <w:rPr>
+      <w:rFonts w:eastAsia="黑体"/>
       <w:color w:themeColor="text1" w:val="000000"/>
     </w:rPr>
     <w:tblPr>
@@ -14480,6 +15114,7 @@
     </w:tcPr>
     <w:tblStylePr w:type="firstRow">
       <w:rPr>
+        <w:rFonts w:eastAsia="黑体"/>
         <w:b/>
         <w:bCs/>
         <w:color w:themeColor="background1" w:val="FFFFFF"/>
@@ -14494,6 +15129,7 @@
     </w:tblStylePr>
     <w:tblStylePr w:type="lastRow">
       <w:rPr>
+        <w:rFonts w:eastAsia="黑体"/>
         <w:b/>
         <w:bCs/>
         <w:color w:themeColor="accent6" w:themeShade="CC" w:val="F2730A"/>
@@ -14508,12 +15144,14 @@
     </w:tblStylePr>
     <w:tblStylePr w:type="firstCol">
       <w:rPr>
+        <w:rFonts w:eastAsia="黑体"/>
         <w:b/>
         <w:bCs/>
       </w:rPr>
     </w:tblStylePr>
     <w:tblStylePr w:type="lastCol">
       <w:rPr>
+        <w:rFonts w:eastAsia="黑体"/>
         <w:b/>
         <w:bCs/>
       </w:rPr>
@@ -14548,6 +15186,7 @@
       <w:spacing w:after="0" w:line="240" w:lineRule="auto"/>
     </w:pPr>
     <w:rPr>
+      <w:rFonts w:eastAsia="黑体"/>
       <w:color w:themeColor="text1" w:val="000000"/>
     </w:rPr>
     <w:tblPr>
@@ -14566,6 +15205,7 @@
     </w:tcPr>
     <w:tblStylePr w:type="firstRow">
       <w:rPr>
+        <w:rFonts w:eastAsia="黑体"/>
         <w:b/>
         <w:bCs/>
         <w:color w:themeColor="background1" w:val="FFFFFF"/>
@@ -14580,6 +15220,7 @@
     </w:tblStylePr>
     <w:tblStylePr w:type="lastRow">
       <w:rPr>
+        <w:rFonts w:eastAsia="黑体"/>
         <w:b/>
         <w:bCs/>
         <w:color w:themeColor="accent5" w:themeShade="CC" w:val="348DA5"/>
@@ -14594,12 +15235,14 @@
     </w:tblStylePr>
     <w:tblStylePr w:type="firstCol">
       <w:rPr>
+        <w:rFonts w:eastAsia="黑体"/>
         <w:b/>
         <w:bCs/>
       </w:rPr>
     </w:tblStylePr>
     <w:tblStylePr w:type="lastCol">
       <w:rPr>
+        <w:rFonts w:eastAsia="黑体"/>
         <w:b/>
         <w:bCs/>
       </w:rPr>
@@ -14634,6 +15277,7 @@
       <w:spacing w:after="0" w:line="240" w:lineRule="auto"/>
     </w:pPr>
     <w:rPr>
+      <w:rFonts w:eastAsia="黑体"/>
       <w:color w:themeColor="text1" w:val="000000"/>
     </w:rPr>
     <w:tblPr>
@@ -14655,6 +15299,7 @@
     </w:tcPr>
     <w:tblStylePr w:type="firstRow">
       <w:rPr>
+        <w:rFonts w:eastAsia="黑体"/>
         <w:b/>
         <w:bCs/>
       </w:rPr>
@@ -14665,6 +15310,7 @@
     </w:tblStylePr>
     <w:tblStylePr w:type="lastRow">
       <w:rPr>
+        <w:rFonts w:eastAsia="黑体"/>
         <w:b/>
         <w:bCs/>
         <w:color w:themeColor="text1" w:val="000000"/>
@@ -14676,6 +15322,7 @@
     </w:tblStylePr>
     <w:tblStylePr w:type="firstCol">
       <w:rPr>
+        <w:rFonts w:eastAsia="黑体"/>
         <w:color w:themeColor="background1" w:val="FFFFFF"/>
       </w:rPr>
       <w:tblPr/>
@@ -14685,6 +15332,7 @@
     </w:tblStylePr>
     <w:tblStylePr w:type="lastCol">
       <w:rPr>
+        <w:rFonts w:eastAsia="黑体"/>
         <w:color w:themeColor="background1" w:val="FFFFFF"/>
       </w:rPr>
       <w:tblPr/>
@@ -14714,6 +15362,7 @@
       <w:spacing w:after="0" w:line="240" w:lineRule="auto"/>
     </w:pPr>
     <w:rPr>
+      <w:rFonts w:eastAsia="黑体"/>
       <w:color w:themeColor="text1" w:val="000000"/>
     </w:rPr>
     <w:tblPr>
@@ -14735,6 +15384,7 @@
     </w:tcPr>
     <w:tblStylePr w:type="firstRow">
       <w:rPr>
+        <w:rFonts w:eastAsia="黑体"/>
         <w:b/>
         <w:bCs/>
       </w:rPr>
@@ -14745,6 +15395,7 @@
     </w:tblStylePr>
     <w:tblStylePr w:type="lastRow">
       <w:rPr>
+        <w:rFonts w:eastAsia="黑体"/>
         <w:b/>
         <w:bCs/>
         <w:color w:themeColor="text1" w:val="000000"/>
@@ -14756,6 +15407,7 @@
     </w:tblStylePr>
     <w:tblStylePr w:type="firstCol">
       <w:rPr>
+        <w:rFonts w:eastAsia="黑体"/>
         <w:color w:themeColor="background1" w:val="FFFFFF"/>
       </w:rPr>
       <w:tblPr/>
@@ -14765,6 +15417,7 @@
     </w:tblStylePr>
     <w:tblStylePr w:type="lastCol">
       <w:rPr>
+        <w:rFonts w:eastAsia="黑体"/>
         <w:color w:themeColor="background1" w:val="FFFFFF"/>
       </w:rPr>
       <w:tblPr/>
@@ -14794,6 +15447,7 @@
       <w:spacing w:after="0" w:line="240" w:lineRule="auto"/>
     </w:pPr>
     <w:rPr>
+      <w:rFonts w:eastAsia="黑体"/>
       <w:color w:themeColor="text1" w:val="000000"/>
     </w:rPr>
     <w:tblPr>
@@ -14815,6 +15469,7 @@
     </w:tcPr>
     <w:tblStylePr w:type="firstRow">
       <w:rPr>
+        <w:rFonts w:eastAsia="黑体"/>
         <w:b/>
         <w:bCs/>
       </w:rPr>
@@ -14825,6 +15480,7 @@
     </w:tblStylePr>
     <w:tblStylePr w:type="lastRow">
       <w:rPr>
+        <w:rFonts w:eastAsia="黑体"/>
         <w:b/>
         <w:bCs/>
         <w:color w:themeColor="text1" w:val="000000"/>
@@ -14836,6 +15492,7 @@
     </w:tblStylePr>
     <w:tblStylePr w:type="firstCol">
       <w:rPr>
+        <w:rFonts w:eastAsia="黑体"/>
         <w:color w:themeColor="background1" w:val="FFFFFF"/>
       </w:rPr>
       <w:tblPr/>
@@ -14845,6 +15502,7 @@
     </w:tblStylePr>
     <w:tblStylePr w:type="lastCol">
       <w:rPr>
+        <w:rFonts w:eastAsia="黑体"/>
         <w:color w:themeColor="background1" w:val="FFFFFF"/>
       </w:rPr>
       <w:tblPr/>
@@ -14874,6 +15532,7 @@
       <w:spacing w:after="0" w:line="240" w:lineRule="auto"/>
     </w:pPr>
     <w:rPr>
+      <w:rFonts w:eastAsia="黑体"/>
       <w:color w:themeColor="text1" w:val="000000"/>
     </w:rPr>
     <w:tblPr>
@@ -14895,6 +15554,7 @@
     </w:tcPr>
     <w:tblStylePr w:type="firstRow">
       <w:rPr>
+        <w:rFonts w:eastAsia="黑体"/>
         <w:b/>
         <w:bCs/>
       </w:rPr>
@@ -14905,6 +15565,7 @@
     </w:tblStylePr>
     <w:tblStylePr w:type="lastRow">
       <w:rPr>
+        <w:rFonts w:eastAsia="黑体"/>
         <w:b/>
         <w:bCs/>
         <w:color w:themeColor="text1" w:val="000000"/>
@@ -14916,6 +15577,7 @@
     </w:tblStylePr>
     <w:tblStylePr w:type="firstCol">
       <w:rPr>
+        <w:rFonts w:eastAsia="黑体"/>
         <w:color w:themeColor="background1" w:val="FFFFFF"/>
       </w:rPr>
       <w:tblPr/>
@@ -14925,6 +15587,7 @@
     </w:tblStylePr>
     <w:tblStylePr w:type="lastCol">
       <w:rPr>
+        <w:rFonts w:eastAsia="黑体"/>
         <w:color w:themeColor="background1" w:val="FFFFFF"/>
       </w:rPr>
       <w:tblPr/>
@@ -14954,6 +15617,7 @@
       <w:spacing w:after="0" w:line="240" w:lineRule="auto"/>
     </w:pPr>
     <w:rPr>
+      <w:rFonts w:eastAsia="黑体"/>
       <w:color w:themeColor="text1" w:val="000000"/>
     </w:rPr>
     <w:tblPr>
@@ -14975,6 +15639,7 @@
     </w:tcPr>
     <w:tblStylePr w:type="firstRow">
       <w:rPr>
+        <w:rFonts w:eastAsia="黑体"/>
         <w:b/>
         <w:bCs/>
       </w:rPr>
@@ -14985,6 +15650,7 @@
     </w:tblStylePr>
     <w:tblStylePr w:type="lastRow">
       <w:rPr>
+        <w:rFonts w:eastAsia="黑体"/>
         <w:b/>
         <w:bCs/>
         <w:color w:themeColor="text1" w:val="000000"/>
@@ -14996,6 +15662,7 @@
     </w:tblStylePr>
     <w:tblStylePr w:type="firstCol">
       <w:rPr>
+        <w:rFonts w:eastAsia="黑体"/>
         <w:color w:themeColor="background1" w:val="FFFFFF"/>
       </w:rPr>
       <w:tblPr/>
@@ -15005,6 +15672,7 @@
     </w:tblStylePr>
     <w:tblStylePr w:type="lastCol">
       <w:rPr>
+        <w:rFonts w:eastAsia="黑体"/>
         <w:color w:themeColor="background1" w:val="FFFFFF"/>
       </w:rPr>
       <w:tblPr/>
@@ -15034,6 +15702,7 @@
       <w:spacing w:after="0" w:line="240" w:lineRule="auto"/>
     </w:pPr>
     <w:rPr>
+      <w:rFonts w:eastAsia="黑体"/>
       <w:color w:themeColor="text1" w:val="000000"/>
     </w:rPr>
     <w:tblPr>
@@ -15055,6 +15724,7 @@
     </w:tcPr>
     <w:tblStylePr w:type="firstRow">
       <w:rPr>
+        <w:rFonts w:eastAsia="黑体"/>
         <w:b/>
         <w:bCs/>
       </w:rPr>
@@ -15065,6 +15735,7 @@
     </w:tblStylePr>
     <w:tblStylePr w:type="lastRow">
       <w:rPr>
+        <w:rFonts w:eastAsia="黑体"/>
         <w:b/>
         <w:bCs/>
         <w:color w:themeColor="text1" w:val="000000"/>
@@ -15076,6 +15747,7 @@
     </w:tblStylePr>
     <w:tblStylePr w:type="firstCol">
       <w:rPr>
+        <w:rFonts w:eastAsia="黑体"/>
         <w:color w:themeColor="background1" w:val="FFFFFF"/>
       </w:rPr>
       <w:tblPr/>
@@ -15085,6 +15757,7 @@
     </w:tblStylePr>
     <w:tblStylePr w:type="lastCol">
       <w:rPr>
+        <w:rFonts w:eastAsia="黑体"/>
         <w:color w:themeColor="background1" w:val="FFFFFF"/>
       </w:rPr>
       <w:tblPr/>
@@ -15114,6 +15787,7 @@
       <w:spacing w:after="0" w:line="240" w:lineRule="auto"/>
     </w:pPr>
     <w:rPr>
+      <w:rFonts w:eastAsia="黑体"/>
       <w:color w:themeColor="text1" w:val="000000"/>
     </w:rPr>
     <w:tblPr>
@@ -15135,6 +15809,7 @@
     </w:tcPr>
     <w:tblStylePr w:type="firstRow">
       <w:rPr>
+        <w:rFonts w:eastAsia="黑体"/>
         <w:b/>
         <w:bCs/>
       </w:rPr>
@@ -15145,6 +15820,7 @@
     </w:tblStylePr>
     <w:tblStylePr w:type="lastRow">
       <w:rPr>
+        <w:rFonts w:eastAsia="黑体"/>
         <w:b/>
         <w:bCs/>
         <w:color w:themeColor="text1" w:val="000000"/>
@@ -15156,6 +15832,7 @@
     </w:tblStylePr>
     <w:tblStylePr w:type="firstCol">
       <w:rPr>
+        <w:rFonts w:eastAsia="黑体"/>
         <w:color w:themeColor="background1" w:val="FFFFFF"/>
       </w:rPr>
       <w:tblPr/>
@@ -15165,6 +15842,7 @@
     </w:tblStylePr>
     <w:tblStylePr w:type="lastCol">
       <w:rPr>
+        <w:rFonts w:eastAsia="黑体"/>
         <w:color w:themeColor="background1" w:val="FFFFFF"/>
       </w:rPr>
       <w:tblPr/>
@@ -15197,6 +15875,7 @@
     <w:name w:val="KeywordTok"/>
     <w:basedOn w:val="VerbatimChar"/>
     <w:rPr>
+      <w:rFonts w:eastAsia="黑体"/>
       <w:b/>
       <w:color w:val="007020"/>
     </w:rPr>
@@ -15205,6 +15884,7 @@
     <w:name w:val="DataTypeTok"/>
     <w:basedOn w:val="VerbatimChar"/>
     <w:rPr>
+      <w:rFonts w:eastAsia="黑体"/>
       <w:color w:val="902000"/>
     </w:rPr>
   </w:style>
@@ -15212,6 +15892,7 @@
     <w:name w:val="DecValTok"/>
     <w:basedOn w:val="VerbatimChar"/>
     <w:rPr>
+      <w:rFonts w:eastAsia="黑体"/>
       <w:color w:val="40a070"/>
     </w:rPr>
   </w:style>
@@ -15219,6 +15900,7 @@
     <w:name w:val="BaseNTok"/>
     <w:basedOn w:val="VerbatimChar"/>
     <w:rPr>
+      <w:rFonts w:eastAsia="黑体"/>
       <w:color w:val="40a070"/>
     </w:rPr>
   </w:style>
@@ -15226,6 +15908,7 @@
     <w:name w:val="FloatTok"/>
     <w:basedOn w:val="VerbatimChar"/>
     <w:rPr>
+      <w:rFonts w:eastAsia="黑体"/>
       <w:color w:val="40a070"/>
     </w:rPr>
   </w:style>
@@ -15233,6 +15916,7 @@
     <w:name w:val="ConstantTok"/>
     <w:basedOn w:val="VerbatimChar"/>
     <w:rPr>
+      <w:rFonts w:eastAsia="黑体"/>
       <w:color w:val="880000"/>
     </w:rPr>
   </w:style>
@@ -15240,6 +15924,7 @@
     <w:name w:val="CharTok"/>
     <w:basedOn w:val="VerbatimChar"/>
     <w:rPr>
+      <w:rFonts w:eastAsia="黑体"/>
       <w:color w:val="4070a0"/>
     </w:rPr>
   </w:style>
@@ -15247,6 +15932,7 @@
     <w:name w:val="SpecialCharTok"/>
     <w:basedOn w:val="VerbatimChar"/>
     <w:rPr>
+      <w:rFonts w:eastAsia="黑体"/>
       <w:color w:val="4070a0"/>
     </w:rPr>
   </w:style>
@@ -15254,6 +15940,7 @@
     <w:name w:val="StringTok"/>
     <w:basedOn w:val="VerbatimChar"/>
     <w:rPr>
+      <w:rFonts w:eastAsia="黑体"/>
       <w:color w:val="4070a0"/>
     </w:rPr>
   </w:style>
@@ -15261,6 +15948,7 @@
     <w:name w:val="VerbatimStringTok"/>
     <w:basedOn w:val="VerbatimChar"/>
     <w:rPr>
+      <w:rFonts w:eastAsia="黑体"/>
       <w:color w:val="4070a0"/>
     </w:rPr>
   </w:style>
@@ -15268,6 +15956,7 @@
     <w:name w:val="SpecialStringTok"/>
     <w:basedOn w:val="VerbatimChar"/>
     <w:rPr>
+      <w:rFonts w:eastAsia="黑体"/>
       <w:color w:val="bb6688"/>
     </w:rPr>
   </w:style>
@@ -15275,6 +15964,7 @@
     <w:name w:val="ImportTok"/>
     <w:basedOn w:val="VerbatimChar"/>
     <w:rPr>
+      <w:rFonts w:eastAsia="黑体"/>
       <w:b/>
       <w:color w:val="008000"/>
     </w:rPr>
@@ -15283,6 +15973,7 @@
     <w:name w:val="CommentTok"/>
     <w:basedOn w:val="VerbatimChar"/>
     <w:rPr>
+      <w:rFonts w:eastAsia="黑体"/>
       <w:i/>
       <w:color w:val="60a0b0"/>
     </w:rPr>
@@ -15291,6 +15982,7 @@
     <w:name w:val="DocumentationTok"/>
     <w:basedOn w:val="VerbatimChar"/>
     <w:rPr>
+      <w:rFonts w:eastAsia="黑体"/>
       <w:i/>
       <w:color w:val="ba2121"/>
     </w:rPr>
@@ -15299,6 +15991,7 @@
     <w:name w:val="AnnotationTok"/>
     <w:basedOn w:val="VerbatimChar"/>
     <w:rPr>
+      <w:rFonts w:eastAsia="黑体"/>
       <w:b/>
       <w:i/>
       <w:color w:val="60a0b0"/>
@@ -15308,6 +16001,7 @@
     <w:name w:val="CommentVarTok"/>
     <w:basedOn w:val="VerbatimChar"/>
     <w:rPr>
+      <w:rFonts w:eastAsia="黑体"/>
       <w:b/>
       <w:i/>
       <w:color w:val="60a0b0"/>
@@ -15317,6 +16011,7 @@
     <w:name w:val="OtherTok"/>
     <w:basedOn w:val="VerbatimChar"/>
     <w:rPr>
+      <w:rFonts w:eastAsia="黑体"/>
       <w:color w:val="007020"/>
     </w:rPr>
   </w:style>
@@ -15324,6 +16019,7 @@
     <w:name w:val="FunctionTok"/>
     <w:basedOn w:val="VerbatimChar"/>
     <w:rPr>
+      <w:rFonts w:eastAsia="黑体"/>
       <w:color w:val="06287e"/>
     </w:rPr>
   </w:style>
@@ -15331,6 +16027,7 @@
     <w:name w:val="VariableTok"/>
     <w:basedOn w:val="VerbatimChar"/>
     <w:rPr>
+      <w:rFonts w:eastAsia="黑体"/>
       <w:color w:val="19177c"/>
     </w:rPr>
   </w:style>
@@ -15338,6 +16035,7 @@
     <w:name w:val="ControlFlowTok"/>
     <w:basedOn w:val="VerbatimChar"/>
     <w:rPr>
+      <w:rFonts w:eastAsia="黑体"/>
       <w:b/>
       <w:color w:val="007020"/>
     </w:rPr>
@@ -15346,6 +16044,7 @@
     <w:name w:val="OperatorTok"/>
     <w:basedOn w:val="VerbatimChar"/>
     <w:rPr>
+      <w:rFonts w:eastAsia="黑体"/>
       <w:color w:val="666666"/>
     </w:rPr>
   </w:style>
@@ -15353,18 +16052,22 @@
     <w:name w:val="BuiltInTok"/>
     <w:basedOn w:val="VerbatimChar"/>
     <w:rPr>
+      <w:rFonts w:eastAsia="黑体"/>
       <w:color w:val="008000"/>
     </w:rPr>
   </w:style>
   <w:style w:type="character" w:customStyle="1" w:styleId="ExtensionTok">
     <w:name w:val="ExtensionTok"/>
     <w:basedOn w:val="VerbatimChar"/>
-    <w:rPr/>
+    <w:rPr>
+      <w:rFonts w:eastAsia="黑体"/>
+    </w:rPr>
   </w:style>
   <w:style w:type="character" w:customStyle="1" w:styleId="PreprocessorTok">
     <w:name w:val="PreprocessorTok"/>
     <w:basedOn w:val="VerbatimChar"/>
     <w:rPr>
+      <w:rFonts w:eastAsia="黑体"/>
       <w:color w:val="bc7a00"/>
     </w:rPr>
   </w:style>
@@ -15372,18 +16075,22 @@
     <w:name w:val="AttributeTok"/>
     <w:basedOn w:val="VerbatimChar"/>
     <w:rPr>
+      <w:rFonts w:eastAsia="黑体"/>
       <w:color w:val="7d9029"/>
     </w:rPr>
   </w:style>
   <w:style w:type="character" w:customStyle="1" w:styleId="RegionMarkerTok">
     <w:name w:val="RegionMarkerTok"/>
     <w:basedOn w:val="VerbatimChar"/>
-    <w:rPr/>
+    <w:rPr>
+      <w:rFonts w:eastAsia="黑体"/>
+    </w:rPr>
   </w:style>
   <w:style w:type="character" w:customStyle="1" w:styleId="InformationTok">
     <w:name w:val="InformationTok"/>
     <w:basedOn w:val="VerbatimChar"/>
     <w:rPr>
+      <w:rFonts w:eastAsia="黑体"/>
       <w:b/>
       <w:i/>
       <w:color w:val="60a0b0"/>
@@ -15393,6 +16100,7 @@
     <w:name w:val="WarningTok"/>
     <w:basedOn w:val="VerbatimChar"/>
     <w:rPr>
+      <w:rFonts w:eastAsia="黑体"/>
       <w:b/>
       <w:i/>
       <w:color w:val="60a0b0"/>
@@ -15402,6 +16110,7 @@
     <w:name w:val="AlertTok"/>
     <w:basedOn w:val="VerbatimChar"/>
     <w:rPr>
+      <w:rFonts w:eastAsia="黑体"/>
       <w:b/>
       <w:color w:val="ff0000"/>
     </w:rPr>
@@ -15410,6 +16119,7 @@
     <w:name w:val="ErrorTok"/>
     <w:basedOn w:val="VerbatimChar"/>
     <w:rPr>
+      <w:rFonts w:eastAsia="黑体"/>
       <w:b/>
       <w:color w:val="ff0000"/>
     </w:rPr>
@@ -15417,7 +16127,9 @@
   <w:style w:type="character" w:customStyle="1" w:styleId="NormalTok">
     <w:name w:val="NormalTok"/>
     <w:basedOn w:val="VerbatimChar"/>
-    <w:rPr/>
+    <w:rPr>
+      <w:rFonts w:eastAsia="黑体"/>
+    </w:rPr>
   </w:style>
 </w:styles>
 </file>
@@ -15466,12 +16178,12 @@
     <a:fontScheme name="Office">
       <a:majorFont>
         <a:latin typeface="Calibri"/>
-        <a:ea typeface=""/>
+        <a:ea typeface="黑体"/>
         <a:cs typeface=""/>
         <a:font script="Jpan" typeface="ＭＳ ゴシック"/>
         <a:font script="Hang" typeface="맑은 고딕"/>
-        <a:font script="Hans" typeface="宋体"/>
-        <a:font script="Hant" typeface="新細明體"/>
+        <a:font script="Hans" typeface="黑体"/>
+        <a:font script="Hant" typeface="黑体"/>
         <a:font script="Arab" typeface="Times New Roman"/>
         <a:font script="Hebr" typeface="Times New Roman"/>
         <a:font script="Thai" typeface="Angsana New"/>
@@ -15501,12 +16213,12 @@
       </a:majorFont>
       <a:minorFont>
         <a:latin typeface="Cambria"/>
-        <a:ea typeface=""/>
+        <a:ea typeface="黑体"/>
         <a:cs typeface=""/>
         <a:font script="Jpan" typeface="ＭＳ 明朝"/>
         <a:font script="Hang" typeface="맑은 고딕"/>
-        <a:font script="Hans" typeface="宋体"/>
-        <a:font script="Hant" typeface="新細明體"/>
+        <a:font script="Hans" typeface="黑体"/>
+        <a:font script="Hant" typeface="黑体"/>
         <a:font script="Arab" typeface="Arial"/>
         <a:font script="Hebr" typeface="Arial"/>
         <a:font script="Thai" typeface="Cordia New"/>

--- a/05-数字电路/02-时序逻辑电路/分频器电路/分频器电路.docx
+++ b/05-数字电路/02-时序逻辑电路/分频器电路/分频器电路.docx
@@ -3107,7 +3107,7 @@
           <w:color w:val="555555"/>
           <w:sz w:val="21"/>
         </w:rPr>
-        <w:t>材料收集者：杜文杰，WX手机：19519196569，QQ:3478827729</w:t>
+        <w:t>材料收集者：杜文杰，微信/手机：19519196569，QQ:3478827729</w:t>
       </w:r>
     </w:p>
     <w:sectPr>
